--- a/downloads/student/ai-7-week-07.docx
+++ b/downloads/student/ai-7-week-07.docx
@@ -777,6 +777,16 @@
     <w:p>
       <w:r>
         <w:t>No power calculation or significance claim is provided; a null descriptive difference is not proof of exact equality.</w:t>
+      </w:r>
+    </w:p>
+    <w:p>
+      <w:r>
+        <w:t>Read the labelled picture: Name the predicted outcome and how unsupported is scored. If B sounds friendlier but ties A’s unsupported count, does the recorded improvement hypothesis receive support?</w:t>
+      </w:r>
+    </w:p>
+    <w:p>
+      <w:r>
+        <w:t>Change one thing: B sounds friendlier but has the same unsupported count as A. Predict the result before checking the explanation. What remains the same?</w:t>
       </w:r>
     </w:p>
     <w:p>
@@ -1875,6 +1885,187 @@
         <w:t>Attempt the independent case before hints. Record whether you worked alone, used a hint or followed a model. After feedback, fix the first unsupported step and explain why it changed. A later check uses a changed case, not a copied answer.</w:t>
       </w:r>
     </w:p>
+    <w:p>
+      <w:pPr>
+        <w:pStyle w:val="Heading1"/>
+      </w:pPr>
+      <w:r>
+        <w:t>15. Your lesson route</w:t>
+      </w:r>
+    </w:p>
+    <w:p>
+      <w:r>
+        <w:t>Start with this question: Write a testable hypothesis before scoring. A team predicts that a retrieval rule will reduce unsupported answers on a fixed validation set.</w:t>
+      </w:r>
+    </w:p>
+    <w:tbl>
+      <w:tblPr>
+        <w:tblStyle w:val="LightShading-Accent1"/>
+        <w:tblW w:type="auto" w:w="0"/>
+        <w:tblLook w:firstColumn="1" w:firstRow="1" w:lastColumn="0" w:lastRow="0" w:noHBand="0" w:noVBand="1" w:val="04A0"/>
+      </w:tblPr>
+      <w:tblGrid>
+        <w:gridCol w:w="5112"/>
+        <w:gridCol w:w="5112"/>
+      </w:tblGrid>
+      <w:tr>
+        <w:trPr>
+          <w:tblHeader/>
+        </w:trPr>
+        <w:tc>
+          <w:tcPr>
+            <w:tcW w:type="dxa" w:w="5112"/>
+          </w:tcPr>
+          <w:p>
+            <w:r>
+              <w:t>By the end, I can</w:t>
+            </w:r>
+          </w:p>
+        </w:tc>
+        <w:tc>
+          <w:tcPr>
+            <w:tcW w:type="dxa" w:w="5112"/>
+          </w:tcPr>
+          <w:p>
+            <w:r>
+              <w:t>How I will show it</w:t>
+            </w:r>
+          </w:p>
+        </w:tc>
+      </w:tr>
+      <w:tr>
+        <w:tc>
+          <w:tcPr>
+            <w:tcW w:type="dxa" w:w="5112"/>
+          </w:tcPr>
+          <w:p>
+            <w:r>
+              <w:t>Explain the mechanism and terminology of hypotheses and measurable outcomes</w:t>
+            </w:r>
+          </w:p>
+        </w:tc>
+        <w:tc>
+          <w:tcPr>
+            <w:tcW w:type="dxa" w:w="5112"/>
+          </w:tcPr>
+          <w:p>
+            <w:r>
+              <w:t>Explain the deciding step, show a trace or test, and state one limit.</w:t>
+            </w:r>
+          </w:p>
+        </w:tc>
+      </w:tr>
+      <w:tr>
+        <w:tc>
+          <w:tcPr>
+            <w:tcW w:type="dxa" w:w="5112"/>
+          </w:tcPr>
+          <w:p>
+            <w:r>
+              <w:t>Apply the stated procedure to a new case with a traceable result</w:t>
+            </w:r>
+          </w:p>
+        </w:tc>
+        <w:tc>
+          <w:tcPr>
+            <w:tcW w:type="dxa" w:w="5112"/>
+          </w:tcPr>
+          <w:p>
+            <w:r>
+              <w:t>Explain the deciding step, show a trace or test, and state one limit.</w:t>
+            </w:r>
+          </w:p>
+        </w:tc>
+      </w:tr>
+      <w:tr>
+        <w:tc>
+          <w:tcPr>
+            <w:tcW w:type="dxa" w:w="5112"/>
+          </w:tcPr>
+          <w:p>
+            <w:r>
+              <w:t>Identify an assumption or limitation and design a revealing follow-up</w:t>
+            </w:r>
+          </w:p>
+        </w:tc>
+        <w:tc>
+          <w:tcPr>
+            <w:tcW w:type="dxa" w:w="5112"/>
+          </w:tcPr>
+          <w:p>
+            <w:r>
+              <w:t>Explain the deciding step, show a trace or test, and state one limit.</w:t>
+            </w:r>
+          </w:p>
+        </w:tc>
+      </w:tr>
+    </w:tbl>
+    <w:p>
+      <w:r>
+        <w:t>Remember → watch and explain → try with help → investigate → try independently → keep project evidence. Your teacher may spread this lesson across several classes.</w:t>
+      </w:r>
+    </w:p>
+    <w:p>
+      <w:r>
+        <w:t>Keep your first prediction. Compare it with what the evidence shows and explain any change.</w:t>
+      </w:r>
+    </w:p>
+    <w:p>
+      <w:pPr>
+        <w:pStyle w:val="Heading1"/>
+      </w:pPr>
+      <w:r>
+        <w:t>16. Finish and return</w:t>
+      </w:r>
+    </w:p>
+    <w:p>
+      <w:r>
+        <w:t>Close your notes. Explain this goal in your own words: Explain the mechanism and terminology of hypotheses and measurable outcomes</w:t>
+      </w:r>
+    </w:p>
+    <w:p>
+      <w:pPr>
+        <w:pStyle w:val="Heading3"/>
+      </w:pPr>
+      <w:r>
+        <w:t>My deciding step, evidence and one remaining question</w:t>
+      </w:r>
+    </w:p>
+    <w:p>
+      <w:r>
+        <w:t>________________________________________________________________</w:t>
+      </w:r>
+    </w:p>
+    <w:p>
+      <w:r>
+        <w:t>________________________________________________________________</w:t>
+      </w:r>
+    </w:p>
+    <w:p>
+      <w:r>
+        <w:t>________________________________________________________________</w:t>
+      </w:r>
+    </w:p>
+    <w:p>
+      <w:r>
+        <w:t>________________________________________________________________</w:t>
+      </w:r>
+    </w:p>
+    <w:p>
+      <w:r>
+        <w:t>________________________________________________________________</w:t>
+      </w:r>
+    </w:p>
+    <w:p>
+      <w:r>
+        <w:t>If you are unsure, return to the worked picture and explain one arrow. If you are ready, change an input or assumption and justify your prediction.</w:t>
+      </w:r>
+    </w:p>
+    <w:p>
+      <w:r>
+        <w:t>Save your workbook evidence. At the next review, try a different case before opening your old answer.</w:t>
+      </w:r>
+    </w:p>
     <w:sectPr>
       <w:pgSz w:w="12240" w:h="15840"/>
       <w:pgMar w:top="936" w:right="1008" w:bottom="936" w:left="1008" w:header="720" w:footer="720" w:gutter="0"/>

--- a/downloads/student/ai-7-week-07.docx
+++ b/downloads/student/ai-7-week-07.docx
@@ -2066,6 +2066,202 @@
         <w:t>Save your workbook evidence. At the next review, try a different case before opening your old answer.</w:t>
       </w:r>
     </w:p>
+    <w:p>
+      <w:pPr>
+        <w:pStyle w:val="Heading1"/>
+      </w:pPr>
+      <w:r>
+        <w:t>17. Supported practice, repair and portfolio</w:t>
+      </w:r>
+    </w:p>
+    <w:p>
+      <w:r>
+        <w:t>Use this supported practice once, in the browser or on paper. Keep the reserved independent assessment for a separate first attempt before teacher feedback.</w:t>
+      </w:r>
+    </w:p>
+    <w:p>
+      <w:r>
+        <w:t>Write a testable hypothesis before scoring. A team predicts that a retrieval rule will reduce unsupported answers on a fixed validation set.</w:t>
+      </w:r>
+    </w:p>
+    <w:p>
+      <w:pPr>
+        <w:pStyle w:val="Heading3"/>
+      </w:pPr>
+      <w:r>
+        <w:t>Practice 1: explain the deciding evidence</w:t>
+      </w:r>
+    </w:p>
+    <w:p>
+      <w:r>
+        <w:t>Which labelled step matches this detail? Run both versions on the same cases after recording the hypothesis.</w:t>
+      </w:r>
+    </w:p>
+    <w:p>
+      <w:r>
+        <w:t>1. Name the directional claim</w:t>
+      </w:r>
+    </w:p>
+    <w:p>
+      <w:r>
+        <w:t>2. Freeze the comparison</w:t>
+      </w:r>
+    </w:p>
+    <w:p>
+      <w:r>
+        <w:t>3. Define scoring first</w:t>
+      </w:r>
+    </w:p>
+    <w:p>
+      <w:pPr>
+        <w:pStyle w:val="Heading3"/>
+      </w:pPr>
+      <w:r>
+        <w:t>My selected conclusion, deciding fact and explanation</w:t>
+      </w:r>
+    </w:p>
+    <w:p>
+      <w:r>
+        <w:t>________________________________________________________________</w:t>
+      </w:r>
+    </w:p>
+    <w:p>
+      <w:r>
+        <w:t>________________________________________________________________</w:t>
+      </w:r>
+    </w:p>
+    <w:p>
+      <w:r>
+        <w:t>________________________________________________________________</w:t>
+      </w:r>
+    </w:p>
+    <w:p>
+      <w:r>
+        <w:t>________________________________________________________________</w:t>
+      </w:r>
+    </w:p>
+    <w:p>
+      <w:r>
+        <w:t>________________________________________________________________</w:t>
+      </w:r>
+    </w:p>
+    <w:p>
+      <w:r>
+        <w:t>Hint if needed: Read the steps in the pictorial case. Match the supplied detail to the stage that performs or records it.</w:t>
+      </w:r>
+    </w:p>
+    <w:p>
+      <w:r>
+        <w:t>After your attempt, compare with the supported explanation: Freeze the comparison Run both versions on the same cases after recording the hypothesis. A hypothesis makes an expected pattern explicit before seeing outcomes. The measured definition must be clear enough for another reviewer to apply.</w:t>
+      </w:r>
+    </w:p>
+    <w:p>
+      <w:pPr>
+        <w:pStyle w:val="Heading3"/>
+      </w:pPr>
+      <w:r>
+        <w:t>Practice 2: explain the deciding evidence</w:t>
+      </w:r>
+    </w:p>
+    <w:p>
+      <w:r>
+        <w:t>Changed-case practice: B sounds friendlier but has the same unsupported count as A. Which conclusion is supported by the supplied facts?</w:t>
+      </w:r>
+    </w:p>
+    <w:p>
+      <w:r>
+        <w:t>1. We can decide the result without examining the changed input or the procedure.</w:t>
+      </w:r>
+    </w:p>
+    <w:p>
+      <w:r>
+        <w:t>2. The stated improvement hypothesis is not supported on these cases.</w:t>
+      </w:r>
+    </w:p>
+    <w:p>
+      <w:r>
+        <w:t>3. This one example guarantees correct results for every future input.</w:t>
+      </w:r>
+    </w:p>
+    <w:p>
+      <w:pPr>
+        <w:pStyle w:val="Heading3"/>
+      </w:pPr>
+      <w:r>
+        <w:t>My selected conclusion, deciding fact and explanation</w:t>
+      </w:r>
+    </w:p>
+    <w:p>
+      <w:r>
+        <w:t>________________________________________________________________</w:t>
+      </w:r>
+    </w:p>
+    <w:p>
+      <w:r>
+        <w:t>________________________________________________________________</w:t>
+      </w:r>
+    </w:p>
+    <w:p>
+      <w:r>
+        <w:t>________________________________________________________________</w:t>
+      </w:r>
+    </w:p>
+    <w:p>
+      <w:r>
+        <w:t>________________________________________________________________</w:t>
+      </w:r>
+    </w:p>
+    <w:p>
+      <w:r>
+        <w:t>________________________________________________________________</w:t>
+      </w:r>
+    </w:p>
+    <w:p>
+      <w:r>
+        <w:t>Hint if needed: Use the changed condition and the deciding step in the pictorial trace. The answer must say what follows from those facts.</w:t>
+      </w:r>
+    </w:p>
+    <w:p>
+      <w:r>
+        <w:t>After your attempt, compare with the supported explanation: The stated improvement hypothesis is not supported on these cases. Friendliness is a different outcome from the predefined unsupported-case count.</w:t>
+      </w:r>
+    </w:p>
+    <w:p>
+      <w:pPr>
+        <w:pStyle w:val="Heading3"/>
+      </w:pPr>
+      <w:r>
+        <w:t>Repair a missing building block</w:t>
+      </w:r>
+    </w:p>
+    <w:p>
+      <w:r>
+        <w:t>Review A literature comparison matrix (ai-7/6). Goal: Explain the mechanism and terminology of a literature comparison matrix. Short practice: Explain why 8/10 indoors and 16/20 outdoors share a rate but not a controlled comparison. Which condition column must the literature matrix preserve?. Return to this week and explain what you changed.</w:t>
+      </w:r>
+    </w:p>
+    <w:p>
+      <w:r>
+        <w:t>Review Methods results and limitations (ai-7/4). Goal: Explain the mechanism and terminology of methods results and limitations. Short practice: Place the five-photo procedure, 3/5 versus 4/5 finding and missing outdoor evidence in their proper categories. Why cannot the result establish that B is best for outdoor farming?. Return to this week and explain what you changed.</w:t>
+      </w:r>
+    </w:p>
+    <w:p>
+      <w:r>
+        <w:t>Review A question that evidence can answer (ai-7/1). Goal: Explain the mechanism and terminology of a question that evidence can answer. Short practice: Which proposed diagram question has a measurable outcome? Name its versions, six-case denominator and fixed scoring, then explain why giving only B easier tasks spoils the comparison.. Return to this week and explain what you changed.</w:t>
+      </w:r>
+    </w:p>
+    <w:p>
+      <w:pPr>
+        <w:pStyle w:val="Heading3"/>
+      </w:pPr>
+      <w:r>
+        <w:t>Keep your completed work</w:t>
+      </w:r>
+    </w:p>
+    <w:p>
+      <w:r>
+        <w:t>Use Download completed work in the hosted lesson to export your answers, reflections, practice feedback and code-run evidence. Open the HTML copy to read or print it. Drafts stay in this browser when storage is available; clear drafts on a shared device.</w:t>
+      </w:r>
+    </w:p>
     <w:sectPr>
       <w:pgSz w:w="12240" w:h="15840"/>
       <w:pgMar w:top="936" w:right="1008" w:bottom="936" w:left="1008" w:header="720" w:footer="720" w:gutter="0"/>

--- a/downloads/student/ai-7-week-07.docx
+++ b/downloads/student/ai-7-week-07.docx
@@ -42,6 +42,11 @@
       </w:r>
     </w:p>
     <w:p>
+      <w:r>
+        <w:t>Start with the target: Explain the mechanism and terminology of hypotheses and measurable outcomes. Try the recall before opening notes.</w:t>
+      </w:r>
+    </w:p>
+    <w:p>
       <w:pPr>
         <w:pStyle w:val="Heading3"/>
       </w:pPr>
@@ -50,17 +55,47 @@
       </w:r>
     </w:p>
     <w:p>
-      <w:r>
-        <w:t>I can explain the mechanism and terminology of hypotheses and measurable outcomes.</w:t>
-      </w:r>
-    </w:p>
-    <w:p>
-      <w:r>
+      <w:pPr>
+        <w:spacing w:line="336" w:lineRule="auto" w:after="180"/>
+      </w:pPr>
+      <w:r>
+        <w:rPr>
+          <w:b w:val="0"/>
+        </w:rPr>
+        <w:t xml:space="preserve">I can explain the </w:t>
+      </w:r>
+      <w:r>
+        <w:rPr>
+          <w:b/>
+        </w:rPr>
+        <w:t>mechanism</w:t>
+      </w:r>
+      <w:r>
+        <w:rPr>
+          <w:b w:val="0"/>
+        </w:rPr>
+        <w:t xml:space="preserve"> and terminology of hypotheses and measurable outcomes.</w:t>
+      </w:r>
+    </w:p>
+    <w:p>
+      <w:pPr>
+        <w:spacing w:line="336" w:lineRule="auto" w:after="180"/>
+      </w:pPr>
+      <w:r>
+        <w:rPr>
+          <w:b w:val="0"/>
+        </w:rPr>
         <w:t>I can apply the stated procedure to a new case with a traceable result.</w:t>
       </w:r>
     </w:p>
     <w:p>
-      <w:r>
+      <w:pPr>
+        <w:spacing w:line="336" w:lineRule="auto" w:after="180"/>
+      </w:pPr>
+      <w:r>
+        <w:rPr>
+          <w:b w:val="0"/>
+        </w:rPr>
         <w:t>I can identify an assumption or limitation and design a revealing follow-up.</w:t>
       </w:r>
     </w:p>
@@ -73,47 +108,137 @@
       </w:r>
     </w:p>
     <w:p>
-      <w:r>
+      <w:pPr>
+        <w:spacing w:line="336" w:lineRule="auto" w:after="180"/>
+      </w:pPr>
+      <w:r>
+        <w:rPr>
+          <w:b w:val="0"/>
+        </w:rPr>
         <w:t>Close your notes first. A rough first answer helps us choose the right starting point; it is not a score for your ability.</w:t>
       </w:r>
     </w:p>
     <w:p>
-      <w:r>
+      <w:pPr>
+        <w:spacing w:line="336" w:lineRule="auto" w:after="180"/>
+      </w:pPr>
+      <w:r>
+        <w:rPr>
+          <w:b w:val="0"/>
+        </w:rPr>
         <w:t>Without opening the old lesson, explain one key idea from A literature comparison matrix. Give an example and a mistake that the idea helps you avoid.</w:t>
       </w:r>
     </w:p>
     <w:p>
-      <w:r>
+      <w:pPr>
+        <w:spacing w:line="336" w:lineRule="auto" w:after="180"/>
+      </w:pPr>
+      <w:r>
+        <w:rPr>
+          <w:b w:val="0"/>
+        </w:rPr>
         <w:t>Without opening the old lesson, explain one key idea from Methods results and limitations. Give an example and a mistake that the idea helps you avoid.</w:t>
       </w:r>
     </w:p>
     <w:p>
-      <w:r>
-        <w:t>Without opening the old lesson, explain one key idea from A question that evidence can answer. Give an example and a mistake that the idea helps you avoid.</w:t>
-      </w:r>
-    </w:p>
-    <w:p>
-      <w:r>
-        <w:t>After trying, check the relevant lesson or ask your teacher. Change the part of your explanation that the evidence shows was wrong.</w:t>
-      </w:r>
-    </w:p>
-    <w:p>
-      <w:r>
+      <w:pPr>
+        <w:spacing w:line="336" w:lineRule="auto" w:after="180"/>
+      </w:pPr>
+      <w:r>
+        <w:rPr>
+          <w:b w:val="0"/>
+        </w:rPr>
+        <w:t xml:space="preserve">Without opening the old lesson, explain one key idea from A question that </w:t>
+      </w:r>
+      <w:r>
+        <w:rPr>
+          <w:b/>
+        </w:rPr>
+        <w:t>evidence</w:t>
+      </w:r>
+      <w:r>
+        <w:rPr>
+          <w:b w:val="0"/>
+        </w:rPr>
+        <w:t xml:space="preserve"> can answer. Give an example and a mistake that the idea helps you avoid.</w:t>
+      </w:r>
+    </w:p>
+    <w:p>
+      <w:pPr>
+        <w:spacing w:line="336" w:lineRule="auto" w:after="180"/>
+      </w:pPr>
+      <w:r>
+        <w:rPr>
+          <w:b w:val="0"/>
+        </w:rPr>
+        <w:t xml:space="preserve">After trying, check the relevant lesson or ask your teacher. Change the part of your explanation that the </w:t>
+      </w:r>
+      <w:r>
+        <w:rPr>
+          <w:b/>
+        </w:rPr>
+        <w:t>evidence</w:t>
+      </w:r>
+      <w:r>
+        <w:rPr>
+          <w:b w:val="0"/>
+        </w:rPr>
+        <w:t xml:space="preserve"> shows was wrong.</w:t>
+      </w:r>
+    </w:p>
+    <w:p>
+      <w:pPr>
+        <w:spacing w:line="336" w:lineRule="auto" w:after="180"/>
+      </w:pPr>
+      <w:r>
+        <w:rPr>
+          <w:b w:val="0"/>
+        </w:rPr>
         <w:t>This week you will practise:</w:t>
       </w:r>
     </w:p>
     <w:p>
-      <w:r>
-        <w:t>Explain the mechanism and terminology of hypotheses and measurable outcomes</w:t>
-      </w:r>
-    </w:p>
-    <w:p>
-      <w:r>
+      <w:pPr>
+        <w:spacing w:line="336" w:lineRule="auto" w:after="180"/>
+      </w:pPr>
+      <w:r>
+        <w:rPr>
+          <w:b w:val="0"/>
+        </w:rPr>
+        <w:t xml:space="preserve">Explain the </w:t>
+      </w:r>
+      <w:r>
+        <w:rPr>
+          <w:b/>
+        </w:rPr>
+        <w:t>mechanism</w:t>
+      </w:r>
+      <w:r>
+        <w:rPr>
+          <w:b w:val="0"/>
+        </w:rPr>
+        <w:t xml:space="preserve"> and terminology of hypotheses and measurable outcomes</w:t>
+      </w:r>
+    </w:p>
+    <w:p>
+      <w:pPr>
+        <w:spacing w:line="336" w:lineRule="auto" w:after="180"/>
+      </w:pPr>
+      <w:r>
+        <w:rPr>
+          <w:b w:val="0"/>
+        </w:rPr>
         <w:t>Apply the stated procedure to a new case with a traceable result</w:t>
       </w:r>
     </w:p>
     <w:p>
-      <w:r>
+      <w:pPr>
+        <w:spacing w:line="336" w:lineRule="auto" w:after="180"/>
+      </w:pPr>
+      <w:r>
+        <w:rPr>
+          <w:b w:val="0"/>
+        </w:rPr>
         <w:t>Identify an assumption or limitation and design a revealing follow-up</w:t>
       </w:r>
     </w:p>
@@ -126,8 +251,38 @@
       </w:r>
     </w:p>
     <w:p>
-      <w:r>
-        <w:t>Recall A literature comparison matrix. Explain why a recorded result needs its input conditions and evidence source before it can support a claim.</w:t>
+      <w:pPr>
+        <w:spacing w:line="336" w:lineRule="auto" w:after="180"/>
+      </w:pPr>
+      <w:r>
+        <w:rPr>
+          <w:b w:val="0"/>
+        </w:rPr>
+        <w:t xml:space="preserve">Recall A literature comparison matrix. Explain why a recorded result needs its </w:t>
+      </w:r>
+      <w:r>
+        <w:rPr>
+          <w:b/>
+        </w:rPr>
+        <w:t>input</w:t>
+      </w:r>
+      <w:r>
+        <w:rPr>
+          <w:b w:val="0"/>
+        </w:rPr>
+        <w:t xml:space="preserve"> conditions and </w:t>
+      </w:r>
+      <w:r>
+        <w:rPr>
+          <w:b/>
+        </w:rPr>
+        <w:t>evidence</w:t>
+      </w:r>
+      <w:r>
+        <w:rPr>
+          <w:b w:val="0"/>
+        </w:rPr>
+        <w:t xml:space="preserve"> source before it can support a claim.</w:t>
       </w:r>
     </w:p>
     <w:p>
@@ -162,7 +317,13 @@
       </w:r>
     </w:p>
     <w:p>
-      <w:r>
+      <w:pPr>
+        <w:spacing w:line="336" w:lineRule="auto" w:after="180"/>
+      </w:pPr>
+      <w:r>
+        <w:rPr>
+          <w:b w:val="0"/>
+        </w:rPr>
         <w:t>Explain hypotheses and measurable outcomes using the records and boundaries of this fictional investigation.</w:t>
       </w:r>
     </w:p>
@@ -176,12 +337,64 @@
     </w:p>
     <w:p>
       <w:r>
-        <w:t>A hypothesis predicts a measurable comparison under stated conditions. Declare primary outcome and direction before inspecting results.</w:t>
-      </w:r>
-    </w:p>
-    <w:p>
-      <w:r>
-        <w:t>Begin by writing the question the procedure is intended to answer. Identify the information already supplied, the information it will produce and the information still missing. These are constructed classroom examples; they do not require live accounts, private records or an external service. Do not treat a plausible explanation as a measured outcome.</w:t>
+        <w:t>Investigate the supplied Hypotheses and measurable outcomes case. Separate observations, given facts and assumptions before choosing an explanation.</w:t>
+      </w:r>
+    </w:p>
+    <w:p>
+      <w:pPr>
+        <w:spacing w:line="336" w:lineRule="auto" w:after="180"/>
+      </w:pPr>
+      <w:r>
+        <w:rPr>
+          <w:b w:val="0"/>
+        </w:rPr>
+        <w:t xml:space="preserve">A </w:t>
+      </w:r>
+      <w:r>
+        <w:rPr>
+          <w:b/>
+        </w:rPr>
+        <w:t>hypothesis</w:t>
+      </w:r>
+      <w:r>
+        <w:rPr>
+          <w:b w:val="0"/>
+        </w:rPr>
+        <w:t xml:space="preserve"> predicts a measurable comparison under stated conditions. Declare </w:t>
+      </w:r>
+      <w:r>
+        <w:rPr>
+          <w:b/>
+        </w:rPr>
+        <w:t>primary outcome</w:t>
+      </w:r>
+      <w:r>
+        <w:rPr>
+          <w:b w:val="0"/>
+        </w:rPr>
+        <w:t xml:space="preserve"> and direction before inspecting results.</w:t>
+      </w:r>
+    </w:p>
+    <w:p>
+      <w:pPr>
+        <w:spacing w:line="336" w:lineRule="auto" w:after="180"/>
+      </w:pPr>
+      <w:r>
+        <w:rPr>
+          <w:b w:val="0"/>
+        </w:rPr>
+        <w:t>Begin by writing the question the procedure is intended to answer. Identify the information already supplied, the information it will produce and the information still missing.</w:t>
+      </w:r>
+    </w:p>
+    <w:p>
+      <w:pPr>
+        <w:spacing w:line="336" w:lineRule="auto" w:after="180"/>
+      </w:pPr>
+      <w:r>
+        <w:rPr>
+          <w:b w:val="0"/>
+        </w:rPr>
+        <w:t>These are constructed classroom examples; they do not require live accounts, private records or an external service. Do not treat a plausible explanation as a measured outcome.</w:t>
       </w:r>
     </w:p>
     <w:p>
@@ -217,7 +430,30 @@
     </w:p>
     <w:p>
       <w:r>
-        <w:t>Toy hypothesis:method B improves supported-answer rate over baseline A on a reserved paired set. Define support rubric and failure treatment; record secondary outcomes separately.</w:t>
+        <w:t>Follow the mechanism for Hypotheses and measurable outcomes. Connect each labelled input, deciding step and result.</w:t>
+      </w:r>
+    </w:p>
+    <w:p>
+      <w:pPr>
+        <w:spacing w:line="336" w:lineRule="auto" w:after="180"/>
+      </w:pPr>
+      <w:r>
+        <w:rPr>
+          <w:b w:val="0"/>
+        </w:rPr>
+        <w:t xml:space="preserve">Toy </w:t>
+      </w:r>
+      <w:r>
+        <w:rPr>
+          <w:b/>
+        </w:rPr>
+        <w:t>hypothesis</w:t>
+      </w:r>
+      <w:r>
+        <w:rPr>
+          <w:b w:val="0"/>
+        </w:rPr>
+        <w:t>:method B improves supported-answer rate over baseline A on a reserved paired set. Define support rubric and failure treatment; record secondary outcomes separately.</w:t>
       </w:r>
     </w:p>
     <w:p>
@@ -313,8 +549,49 @@
       </w:r>
     </w:p>
     <w:p>
-      <w:r>
-        <w:t>Before applying the procedure, write its units, denominator or decision boundary where relevant. A partner should be able to repeat each step using the same inputs. If a required input is absent or violates the stated contract, record that condition explicitly instead of quietly replacing it with a convenient value.</w:t>
+      <w:pPr>
+        <w:spacing w:line="336" w:lineRule="auto" w:after="180"/>
+      </w:pPr>
+      <w:r>
+        <w:rPr>
+          <w:b w:val="0"/>
+        </w:rPr>
+        <w:t xml:space="preserve">Before applying the procedure, write its units, denominator or decision boundary where relevant. A partner should be able to repeat each step using the same </w:t>
+      </w:r>
+      <w:r>
+        <w:rPr>
+          <w:b/>
+        </w:rPr>
+        <w:t>input</w:t>
+      </w:r>
+      <w:r>
+        <w:rPr>
+          <w:b w:val="0"/>
+        </w:rPr>
+        <w:t>s.</w:t>
+      </w:r>
+    </w:p>
+    <w:p>
+      <w:pPr>
+        <w:spacing w:line="336" w:lineRule="auto" w:after="180"/>
+      </w:pPr>
+      <w:r>
+        <w:rPr>
+          <w:b w:val="0"/>
+        </w:rPr>
+        <w:t xml:space="preserve">If a required </w:t>
+      </w:r>
+      <w:r>
+        <w:rPr>
+          <w:b/>
+        </w:rPr>
+        <w:t>input</w:t>
+      </w:r>
+      <w:r>
+        <w:rPr>
+          <w:b w:val="0"/>
+        </w:rPr>
+        <w:t xml:space="preserve"> is absent or violates the stated contract, record that condition explicitly instead of quietly replacing it with a convenient value.</w:t>
       </w:r>
     </w:p>
     <w:p>
@@ -326,8 +603,26 @@
       </w:r>
     </w:p>
     <w:p>
-      <w:r>
-        <w:t>Point to the input, the deciding step and the result in this week’s visual. Explain the same step in ordinary words. A picture helps when you can say what each part represents.</w:t>
+      <w:pPr>
+        <w:spacing w:line="336" w:lineRule="auto" w:after="180"/>
+      </w:pPr>
+      <w:r>
+        <w:rPr>
+          <w:b w:val="0"/>
+        </w:rPr>
+        <w:t xml:space="preserve">Point to the </w:t>
+      </w:r>
+      <w:r>
+        <w:rPr>
+          <w:b/>
+        </w:rPr>
+        <w:t>input</w:t>
+      </w:r>
+      <w:r>
+        <w:rPr>
+          <w:b w:val="0"/>
+        </w:rPr>
+        <w:t>, the deciding step and the result in this week’s visual. Explain the same step in ordinary words. A picture helps when you can say what each part represents.</w:t>
       </w:r>
     </w:p>
     <w:p>
@@ -339,6 +634,11 @@
       </w:r>
     </w:p>
     <w:p>
+      <w:r>
+        <w:t>Compare the supplied cases for Hypotheses and measurable outcomes. Identify the detail that changes the conclusion.</w:t>
+      </w:r>
+    </w:p>
+    <w:p>
       <w:pPr>
         <w:pStyle w:val="Heading3"/>
       </w:pPr>
@@ -347,7 +647,13 @@
       </w:r>
     </w:p>
     <w:p>
-      <w:r>
+      <w:pPr>
+        <w:spacing w:line="336" w:lineRule="auto" w:after="180"/>
+      </w:pPr>
+      <w:r>
+        <w:rPr>
+          <w:b w:val="0"/>
+        </w:rPr>
         <w:t>After seeing faster responses, the team changes its primary claim from support improvement to speed improvement. Show the intermediate steps and give the conclusion with its scope.</w:t>
       </w:r>
     </w:p>
@@ -393,17 +699,80 @@
       </w:r>
     </w:p>
     <w:p>
-      <w:r>
+      <w:pPr>
+        <w:pStyle w:val="Heading3"/>
+      </w:pPr>
+      <w:r>
+        <w:t>Change one thing</w:t>
+      </w:r>
+    </w:p>
+    <w:p>
+      <w:pPr>
+        <w:spacing w:line="336" w:lineRule="auto" w:after="180"/>
+        <w:shd w:fill="F5F1FB"/>
+      </w:pPr>
+      <w:r>
+        <w:rPr>
+          <w:b w:val="0"/>
+        </w:rPr>
         <w:t>Change: B sounds friendlier but has the same unsupported count as A.</w:t>
       </w:r>
     </w:p>
     <w:p>
-      <w:r>
-        <w:t>Prediction: The stated improvement hypothesis is not supported on these cases.</w:t>
-      </w:r>
-    </w:p>
-    <w:p>
-      <w:r>
+      <w:pPr>
+        <w:pStyle w:val="Heading3"/>
+      </w:pPr>
+      <w:r>
+        <w:t>Predicted result</w:t>
+      </w:r>
+    </w:p>
+    <w:p>
+      <w:pPr>
+        <w:spacing w:line="336" w:lineRule="auto" w:after="180"/>
+        <w:shd w:fill="F1F6FC"/>
+      </w:pPr>
+      <w:r>
+        <w:rPr>
+          <w:b/>
+        </w:rPr>
+        <w:t>Prediction</w:t>
+      </w:r>
+      <w:r>
+        <w:rPr>
+          <w:b w:val="0"/>
+        </w:rPr>
+        <w:t xml:space="preserve">: The stated improvement </w:t>
+      </w:r>
+      <w:r>
+        <w:rPr>
+          <w:b/>
+        </w:rPr>
+        <w:t>hypothesis</w:t>
+      </w:r>
+      <w:r>
+        <w:rPr>
+          <w:b w:val="0"/>
+        </w:rPr>
+        <w:t xml:space="preserve"> is not supported on these cases.</w:t>
+      </w:r>
+    </w:p>
+    <w:p>
+      <w:pPr>
+        <w:pStyle w:val="Heading3"/>
+      </w:pPr>
+      <w:r>
+        <w:t>Why the result follows</w:t>
+      </w:r>
+    </w:p>
+    <w:p>
+      <w:pPr>
+        <w:spacing w:line="336" w:lineRule="auto" w:after="180"/>
+        <w:shd w:fill="F1F6FC"/>
+      </w:pPr>
+      <w:r>
+        <w:rPr>
+          <w:b w:val="0"/>
+        </w:rPr>
         <w:t>Reason: Friendliness is a different outcome from the predefined unsupported-case count.</w:t>
       </w:r>
     </w:p>
@@ -413,6 +782,11 @@
       </w:pPr>
       <w:r>
         <w:t>05. Words that unlock the idea</w:t>
+      </w:r>
+    </w:p>
+    <w:p>
+      <w:r>
+        <w:t>Use the vocabulary of Hypotheses and measurable outcomes to explain a concrete decision, rather than only memorising definitions.</w:t>
       </w:r>
     </w:p>
     <w:tbl>
@@ -550,17 +924,53 @@
     </w:p>
     <w:p>
       <w:r>
+        <w:t>Follow the worked trace for Hypotheses and measurable outcomes, predict a step, then compare with its explanation.</w:t>
+      </w:r>
+    </w:p>
+    <w:p>
+      <w:pPr>
+        <w:spacing w:line="336" w:lineRule="auto" w:after="180"/>
+      </w:pPr>
+      <w:r>
+        <w:rPr>
+          <w:b w:val="0"/>
+        </w:rPr>
         <w:t>After seeing faster responses, the team changes its primary claim from support improvement to speed improvement.</w:t>
       </w:r>
     </w:p>
     <w:p>
-      <w:r>
-        <w:t>Report the change as exploratory/post-result revision. Preserve the original support hypothesis; do not present speed as the prespecified primary outcome.</w:t>
-      </w:r>
-    </w:p>
-    <w:p>
-      <w:r>
-        <w:t>Compare the intermediate evidence with the final statement. Explain why each number or decision follows from the stated inputs. The conclusion belongs to this scenario and procedure; changing the inputs, evaluation population or authority can change what it establishes. Retain the raw record so a later revision can be compared honestly.</w:t>
+      <w:pPr>
+        <w:spacing w:line="336" w:lineRule="auto" w:after="180"/>
+      </w:pPr>
+      <w:r>
+        <w:rPr>
+          <w:b w:val="0"/>
+        </w:rPr>
+        <w:t xml:space="preserve">Report the change as exploratory/post-result revision. Preserve the original support </w:t>
+      </w:r>
+      <w:r>
+        <w:rPr>
+          <w:b/>
+        </w:rPr>
+        <w:t>hypothesis</w:t>
+      </w:r>
+      <w:r>
+        <w:rPr>
+          <w:b w:val="0"/>
+        </w:rPr>
+        <w:t xml:space="preserve">; do not present speed as the prespecified </w:t>
+      </w:r>
+      <w:r>
+        <w:rPr>
+          <w:b/>
+        </w:rPr>
+        <w:t>primary outcome</w:t>
+      </w:r>
+      <w:r>
+        <w:rPr>
+          <w:b w:val="0"/>
+        </w:rPr>
+        <w:t>.</w:t>
       </w:r>
     </w:p>
     <w:p>
@@ -568,11 +978,85 @@
         <w:pStyle w:val="Heading3"/>
       </w:pPr>
       <w:r>
+        <w:t>Worked explanation · Hypotheses and measurable outcomes</w:t>
+      </w:r>
+    </w:p>
+    <w:p>
+      <w:pPr>
+        <w:spacing w:line="336" w:lineRule="auto" w:after="180"/>
+        <w:shd w:fill="F1F6FC"/>
+      </w:pPr>
+      <w:r>
+        <w:rPr>
+          <w:b w:val="0"/>
+        </w:rPr>
+        <w:t xml:space="preserve">Compare the intermediate </w:t>
+      </w:r>
+      <w:r>
+        <w:rPr>
+          <w:b/>
+        </w:rPr>
+        <w:t>evidence</w:t>
+      </w:r>
+      <w:r>
+        <w:rPr>
+          <w:b w:val="0"/>
+        </w:rPr>
+        <w:t xml:space="preserve"> with the final statement. Explain why each number or decision follows from the stated </w:t>
+      </w:r>
+      <w:r>
+        <w:rPr>
+          <w:b/>
+        </w:rPr>
+        <w:t>input</w:t>
+      </w:r>
+      <w:r>
+        <w:rPr>
+          <w:b w:val="0"/>
+        </w:rPr>
+        <w:t>s.</w:t>
+      </w:r>
+    </w:p>
+    <w:p>
+      <w:pPr>
+        <w:spacing w:line="336" w:lineRule="auto" w:after="180"/>
+        <w:shd w:fill="F1F6FC"/>
+      </w:pPr>
+      <w:r>
+        <w:rPr>
+          <w:b w:val="0"/>
+        </w:rPr>
+        <w:t xml:space="preserve">The conclusion belongs to this scenario and procedure; changing the </w:t>
+      </w:r>
+      <w:r>
+        <w:rPr>
+          <w:b/>
+        </w:rPr>
+        <w:t>input</w:t>
+      </w:r>
+      <w:r>
+        <w:rPr>
+          <w:b w:val="0"/>
+        </w:rPr>
+        <w:t>s, evaluation population or authority can change what it establishes. Retain the raw record so a later revision can be compared honestly.</w:t>
+      </w:r>
+    </w:p>
+    <w:p>
+      <w:pPr>
+        <w:pStyle w:val="Heading3"/>
+      </w:pPr>
+      <w:r>
         <w:t>Learn from the worked case</w:t>
       </w:r>
     </w:p>
     <w:p>
-      <w:r>
+      <w:pPr>
+        <w:spacing w:line="336" w:lineRule="auto" w:after="180"/>
+      </w:pPr>
+      <w:r>
+        <w:rPr>
+          <w:b w:val="0"/>
+        </w:rPr>
         <w:t>Cover the result before checking it. Say what is given, choose the procedure, and follow one step at a time. Then uncover the result and explain your first mismatch. Ask why a step is allowed, not only what number it produces.</w:t>
       </w:r>
     </w:p>
@@ -585,8 +1069,26 @@
       </w:r>
     </w:p>
     <w:p>
-      <w:r>
-        <w:t>Write a testable hypothesis before scoring. A team predicts that a retrieval rule will reduce unsupported answers on a fixed validation set.</w:t>
+      <w:pPr>
+        <w:spacing w:line="336" w:lineRule="auto" w:after="180"/>
+      </w:pPr>
+      <w:r>
+        <w:rPr>
+          <w:b w:val="0"/>
+        </w:rPr>
+        <w:t xml:space="preserve">Write a testable </w:t>
+      </w:r>
+      <w:r>
+        <w:rPr>
+          <w:b/>
+        </w:rPr>
+        <w:t>hypothesis</w:t>
+      </w:r>
+      <w:r>
+        <w:rPr>
+          <w:b w:val="0"/>
+        </w:rPr>
+        <w:t xml:space="preserve"> before scoring. A team predicts that a retrieval rule will reduce unsupported answers on a fixed validation set.</w:t>
       </w:r>
     </w:p>
     <w:p>
@@ -598,8 +1100,35 @@
       </w:r>
     </w:p>
     <w:p>
-      <w:r>
-        <w:t>Ten cases are reserved. Unsupported means a factual claim absent from the approved card. Prediction: B has fewer unsupported cases than A.</w:t>
+      <w:pPr>
+        <w:pStyle w:val="Heading3"/>
+      </w:pPr>
+      <w:r>
+        <w:t>Supplied facts</w:t>
+      </w:r>
+    </w:p>
+    <w:p>
+      <w:pPr>
+        <w:spacing w:line="336" w:lineRule="auto" w:after="180"/>
+        <w:shd w:fill="F1F6FC"/>
+      </w:pPr>
+      <w:r>
+        <w:rPr>
+          <w:b w:val="0"/>
+        </w:rPr>
+        <w:t xml:space="preserve">Ten cases are reserved. Unsupported means a factual claim absent from the approved card. </w:t>
+      </w:r>
+      <w:r>
+        <w:rPr>
+          <w:b/>
+        </w:rPr>
+        <w:t>Prediction</w:t>
+      </w:r>
+      <w:r>
+        <w:rPr>
+          <w:b w:val="0"/>
+        </w:rPr>
+        <w:t>: B has fewer unsupported cases than A.</w:t>
       </w:r>
     </w:p>
     <w:p>
@@ -762,30 +1291,114 @@
       </w:r>
     </w:p>
     <w:p>
-      <w:r>
-        <w:t>A hypothesis makes an expected pattern explicit before seeing outcomes. The measured definition must be clear enough for another reviewer to apply.</w:t>
-      </w:r>
-    </w:p>
-    <w:p>
       <w:pPr>
         <w:pStyle w:val="Heading3"/>
       </w:pPr>
       <w:r>
+        <w:t>Why the result follows</w:t>
+      </w:r>
+    </w:p>
+    <w:p>
+      <w:pPr>
+        <w:spacing w:line="336" w:lineRule="auto" w:after="180"/>
+        <w:shd w:fill="F1F6FC"/>
+      </w:pPr>
+      <w:r>
+        <w:rPr>
+          <w:b w:val="0"/>
+        </w:rPr>
+        <w:t xml:space="preserve">A </w:t>
+      </w:r>
+      <w:r>
+        <w:rPr>
+          <w:b/>
+        </w:rPr>
+        <w:t>hypothesis</w:t>
+      </w:r>
+      <w:r>
+        <w:rPr>
+          <w:b w:val="0"/>
+        </w:rPr>
+        <w:t xml:space="preserve"> makes an expected pattern explicit before seeing outcomes. The measured definition must be clear enough for another reviewer to apply.</w:t>
+      </w:r>
+    </w:p>
+    <w:p>
+      <w:pPr>
+        <w:pStyle w:val="Heading3"/>
+      </w:pPr>
+      <w:r>
         <w:t>What this example does not establish</w:t>
       </w:r>
     </w:p>
     <w:p>
-      <w:r>
+      <w:pPr>
+        <w:pStyle w:val="Heading3"/>
+      </w:pPr>
+      <w:r>
+        <w:t>Keep the stated limit</w:t>
+      </w:r>
+    </w:p>
+    <w:p>
+      <w:pPr>
+        <w:spacing w:line="336" w:lineRule="auto" w:after="180"/>
+        <w:shd w:fill="FFF5E6"/>
+      </w:pPr>
+      <w:r>
+        <w:rPr>
+          <w:b w:val="0"/>
+        </w:rPr>
         <w:t>No power calculation or significance claim is provided; a null descriptive difference is not proof of exact equality.</w:t>
       </w:r>
     </w:p>
     <w:p>
-      <w:r>
-        <w:t>Read the labelled picture: Name the predicted outcome and how unsupported is scored. If B sounds friendlier but ties A’s unsupported count, does the recorded improvement hypothesis receive support?</w:t>
-      </w:r>
-    </w:p>
-    <w:p>
-      <w:r>
+      <w:pPr>
+        <w:pStyle w:val="Heading3"/>
+      </w:pPr>
+      <w:r>
+        <w:t>Keep the stated limit</w:t>
+      </w:r>
+    </w:p>
+    <w:p>
+      <w:pPr>
+        <w:spacing w:line="336" w:lineRule="auto" w:after="180"/>
+        <w:shd w:fill="FFF5E6"/>
+      </w:pPr>
+      <w:r>
+        <w:rPr>
+          <w:b w:val="0"/>
+        </w:rPr>
+        <w:t xml:space="preserve">Read the labelled picture: Name the predicted outcome and how unsupported is scored. If B sounds friendlier but ties A’s unsupported count, does the recorded improvement </w:t>
+      </w:r>
+      <w:r>
+        <w:rPr>
+          <w:b/>
+        </w:rPr>
+        <w:t>hypothesis</w:t>
+      </w:r>
+      <w:r>
+        <w:rPr>
+          <w:b w:val="0"/>
+        </w:rPr>
+        <w:t xml:space="preserve"> receive support?</w:t>
+      </w:r>
+    </w:p>
+    <w:p>
+      <w:pPr>
+        <w:pStyle w:val="Heading3"/>
+      </w:pPr>
+      <w:r>
+        <w:t>Keep the stated limit</w:t>
+      </w:r>
+    </w:p>
+    <w:p>
+      <w:pPr>
+        <w:spacing w:line="336" w:lineRule="auto" w:after="180"/>
+        <w:shd w:fill="FFF5E6"/>
+      </w:pPr>
+      <w:r>
+        <w:rPr>
+          <w:b w:val="0"/>
+        </w:rPr>
         <w:t>Change one thing: B sounds friendlier but has the same unsupported count as A. Predict the result before checking the explanation. What remains the same?</w:t>
       </w:r>
     </w:p>
@@ -799,12 +1412,30 @@
     </w:p>
     <w:p>
       <w:r>
-        <w:t>A hypothesis can fail honestly; changing it after results does not erase the original test.</w:t>
-      </w:r>
-    </w:p>
-    <w:p>
-      <w:r>
-        <w:t>A useful check asks what would make the reasoning fail. Distinguish a failure to execute the declared procedure from a weakness in the procedure itself. The first may require a correction; the second requires an explicitly revised method and new evidence. Preserve unsuccessful cases so an improved result cannot hide the original problem.</w:t>
+        <w:t>Find the unsupported step in the Hypotheses and measurable outcomes claim and explain a repair using the supplied evidence.</w:t>
+      </w:r>
+    </w:p>
+    <w:p>
+      <w:pPr>
+        <w:spacing w:line="336" w:lineRule="auto" w:after="180"/>
+      </w:pPr>
+      <w:r>
+        <w:rPr>
+          <w:b w:val="0"/>
+        </w:rPr>
+        <w:t xml:space="preserve">A </w:t>
+      </w:r>
+      <w:r>
+        <w:rPr>
+          <w:b/>
+        </w:rPr>
+        <w:t>hypothesis</w:t>
+      </w:r>
+      <w:r>
+        <w:rPr>
+          <w:b w:val="0"/>
+        </w:rPr>
+        <w:t xml:space="preserve"> can fail honestly; changing it after results does not erase the original test.</w:t>
       </w:r>
     </w:p>
     <w:p>
@@ -812,6 +1443,50 @@
         <w:pStyle w:val="Heading3"/>
       </w:pPr>
       <w:r>
+        <w:t>Check the claim against the facts</w:t>
+      </w:r>
+    </w:p>
+    <w:p>
+      <w:pPr>
+        <w:spacing w:line="336" w:lineRule="auto" w:after="180"/>
+        <w:shd w:fill="FFF5E6"/>
+      </w:pPr>
+      <w:r>
+        <w:rPr>
+          <w:b w:val="0"/>
+        </w:rPr>
+        <w:t>A useful check asks what would make the reasoning fail. Distinguish a failure to execute the declared procedure from a weakness in the procedure itself.</w:t>
+      </w:r>
+    </w:p>
+    <w:p>
+      <w:pPr>
+        <w:spacing w:line="336" w:lineRule="auto" w:after="180"/>
+        <w:shd w:fill="FFF5E6"/>
+      </w:pPr>
+      <w:r>
+        <w:rPr>
+          <w:b w:val="0"/>
+        </w:rPr>
+        <w:t xml:space="preserve">The first may require a correction; the second requires an explicitly revised method and new </w:t>
+      </w:r>
+      <w:r>
+        <w:rPr>
+          <w:b/>
+        </w:rPr>
+        <w:t>evidence</w:t>
+      </w:r>
+      <w:r>
+        <w:rPr>
+          <w:b w:val="0"/>
+        </w:rPr>
+        <w:t>. Preserve unsuccessful cases so an improved result cannot hide the original problem.</w:t>
+      </w:r>
+    </w:p>
+    <w:p>
+      <w:pPr>
+        <w:pStyle w:val="Heading3"/>
+      </w:pPr>
+      <w:r>
         <w:t>Guided: restate the worked result, then name the assumption or limitation that prevents a broader conclusion.</w:t>
       </w:r>
     </w:p>
@@ -849,8 +1524,26 @@
       </w:r>
     </w:p>
     <w:p>
-      <w:r>
-        <w:t>A report omits this qualification: A hypothesis can fail honestly; changing it after results does not erase the original test. Explain how omitting it could change a reader's interpretation, and write an accurate replacement.</w:t>
+      <w:pPr>
+        <w:spacing w:line="336" w:lineRule="auto" w:after="180"/>
+      </w:pPr>
+      <w:r>
+        <w:rPr>
+          <w:b w:val="0"/>
+        </w:rPr>
+        <w:t xml:space="preserve">A report omits this qualification: A </w:t>
+      </w:r>
+      <w:r>
+        <w:rPr>
+          <w:b/>
+        </w:rPr>
+        <w:t>hypothesis</w:t>
+      </w:r>
+      <w:r>
+        <w:rPr>
+          <w:b w:val="0"/>
+        </w:rPr>
+        <w:t xml:space="preserve"> can fail honestly; changing it after results does not erase the original test. Explain how omitting it could change a reader's interpretation, and write an accurate replacement.</w:t>
       </w:r>
     </w:p>
     <w:p>
@@ -901,7 +1594,54 @@
     </w:p>
     <w:p>
       <w:r>
-        <w:t>Explain the weekly mechanism in your own words. Use the worked scenario to name its input, decision rule and output.</w:t>
+        <w:t>Practise Hypotheses and measurable outcomes with support, then explain the deciding step in your own words.</w:t>
+      </w:r>
+    </w:p>
+    <w:p>
+      <w:pPr>
+        <w:spacing w:line="336" w:lineRule="auto" w:after="180"/>
+      </w:pPr>
+      <w:r>
+        <w:rPr>
+          <w:b w:val="0"/>
+        </w:rPr>
+        <w:t xml:space="preserve">Explain the weekly </w:t>
+      </w:r>
+      <w:r>
+        <w:rPr>
+          <w:b/>
+        </w:rPr>
+        <w:t>mechanism</w:t>
+      </w:r>
+      <w:r>
+        <w:rPr>
+          <w:b w:val="0"/>
+        </w:rPr>
+        <w:t xml:space="preserve"> in your own words. Use the worked scenario to name its </w:t>
+      </w:r>
+      <w:r>
+        <w:rPr>
+          <w:b/>
+        </w:rPr>
+        <w:t>input</w:t>
+      </w:r>
+      <w:r>
+        <w:rPr>
+          <w:b w:val="0"/>
+        </w:rPr>
+        <w:t xml:space="preserve">, decision rule and </w:t>
+      </w:r>
+      <w:r>
+        <w:rPr>
+          <w:b/>
+        </w:rPr>
+        <w:t>output</w:t>
+      </w:r>
+      <w:r>
+        <w:rPr>
+          <w:b w:val="0"/>
+        </w:rPr>
+        <w:t>.</w:t>
       </w:r>
     </w:p>
     <w:p>
@@ -974,8 +1714,26 @@
       </w:r>
     </w:p>
     <w:p>
-      <w:r>
-        <w:t>Use workbook W2 for the connected example “Hypotheses and measurable outcomes”. First fill the input and rule boxes. Try the middle steps before asking for a hint. After a hint, try the next step yourself.</w:t>
+      <w:pPr>
+        <w:spacing w:line="336" w:lineRule="auto" w:after="180"/>
+      </w:pPr>
+      <w:r>
+        <w:rPr>
+          <w:b w:val="0"/>
+        </w:rPr>
+        <w:t xml:space="preserve">Use workbook W2 for the connected example “Hypotheses and measurable outcomes”. First fill the </w:t>
+      </w:r>
+      <w:r>
+        <w:rPr>
+          <w:b/>
+        </w:rPr>
+        <w:t>input</w:t>
+      </w:r>
+      <w:r>
+        <w:rPr>
+          <w:b w:val="0"/>
+        </w:rPr>
+        <w:t xml:space="preserve"> and rule boxes. Try the middle steps before asking for a hint. After a hint, try the next step yourself.</w:t>
       </w:r>
     </w:p>
     <w:tbl>
@@ -1058,7 +1816,13 @@
       </w:tr>
     </w:tbl>
     <w:p>
-      <w:r>
+      <w:pPr>
+        <w:spacing w:line="336" w:lineRule="auto" w:after="180"/>
+      </w:pPr>
+      <w:r>
+        <w:rPr>
+          <w:b w:val="0"/>
+        </w:rPr>
         <w:t>Explain your trace to a partner. Your partner points to one step to check. Swap roles on the next case. Each person writes their own explanation.</w:t>
       </w:r>
     </w:p>
@@ -1071,12 +1835,35 @@
       </w:r>
     </w:p>
     <w:p>
-      <w:r>
-        <w:t>Use the worked case for Hypotheses and measurable outcomes. Proposed explanation: “The worked result establishes every future case”. Decide whether this explanation is supported. Point to the step or supplied fact that decides; explain your repair if needed.</w:t>
-      </w:r>
-    </w:p>
-    <w:p>
-      <w:r>
+      <w:pPr>
+        <w:spacing w:line="336" w:lineRule="auto" w:after="180"/>
+      </w:pPr>
+      <w:r>
+        <w:rPr>
+          <w:b w:val="0"/>
+        </w:rPr>
+        <w:t>Use the worked case for Hypotheses and measurable outcomes. Proposed explanation: “The worked result establishes every future case”. Decide whether this explanation is supported.</w:t>
+      </w:r>
+    </w:p>
+    <w:p>
+      <w:pPr>
+        <w:spacing w:line="336" w:lineRule="auto" w:after="180"/>
+      </w:pPr>
+      <w:r>
+        <w:rPr>
+          <w:b w:val="0"/>
+        </w:rPr>
+        <w:t>Point to the step or supplied fact that decides; explain your repair if needed.</w:t>
+      </w:r>
+    </w:p>
+    <w:p>
+      <w:pPr>
+        <w:spacing w:line="336" w:lineRule="auto" w:after="180"/>
+      </w:pPr>
+      <w:r>
+        <w:rPr>
+          <w:b w:val="0"/>
+        </w:rPr>
         <w:t>Answer on your own before discussion. If you are unsure, say which step you need help with.</w:t>
       </w:r>
     </w:p>
@@ -1089,8 +1876,27 @@
       </w:r>
     </w:p>
     <w:p>
-      <w:r>
-        <w:t>Name the predicted outcome and how unsupported is scored. If B sounds friendlier but ties A’s unsupported count, does the recorded improvement hypothesis receive support?</w:t>
+      <w:pPr>
+        <w:spacing w:line="336" w:lineRule="auto" w:after="180"/>
+        <w:shd w:fill="F5F1FB"/>
+      </w:pPr>
+      <w:r>
+        <w:rPr>
+          <w:b w:val="0"/>
+        </w:rPr>
+        <w:t xml:space="preserve">Name the predicted outcome and how unsupported is scored. If B sounds friendlier but ties A’s unsupported count, does the recorded improvement </w:t>
+      </w:r>
+      <w:r>
+        <w:rPr>
+          <w:b/>
+        </w:rPr>
+        <w:t>hypothesis</w:t>
+      </w:r>
+      <w:r>
+        <w:rPr>
+          <w:b w:val="0"/>
+        </w:rPr>
+        <w:t xml:space="preserve"> receive support?</w:t>
       </w:r>
     </w:p>
     <w:p>
@@ -1122,7 +1928,13 @@
       </w:r>
     </w:p>
     <w:p>
-      <w:r>
+      <w:pPr>
+        <w:spacing w:line="336" w:lineRule="auto" w:after="180"/>
+      </w:pPr>
+      <w:r>
+        <w:rPr>
+          <w:b w:val="0"/>
+        </w:rPr>
         <w:t>This is supported practice. Keep the separately named independent case for an attempt before feedback.</w:t>
       </w:r>
     </w:p>
@@ -1135,6 +1947,11 @@
       </w:r>
     </w:p>
     <w:p>
+      <w:r>
+        <w:t>Investigate Hypotheses and measurable outcomes. Record the prediction, actual observation or labelled paper trace, explanation and next test separately.</w:t>
+      </w:r>
+    </w:p>
+    <w:p>
       <w:pPr>
         <w:pStyle w:val="Heading3"/>
       </w:pPr>
@@ -1143,7 +1960,13 @@
       </w:r>
     </w:p>
     <w:p>
-      <w:r>
+      <w:pPr>
+        <w:spacing w:line="336" w:lineRule="auto" w:after="180"/>
+      </w:pPr>
+      <w:r>
+        <w:rPr>
+          <w:b w:val="0"/>
+        </w:rPr>
         <w:t>After seeing faster responses, the team changes its primary claim from support improvement to speed improvement. Show the intermediate steps and give the conclusion with its scope.</w:t>
       </w:r>
     </w:p>
@@ -1284,7 +2107,13 @@
       </w:tr>
     </w:tbl>
     <w:p>
-      <w:r>
+      <w:pPr>
+        <w:spacing w:line="336" w:lineRule="auto" w:after="180"/>
+      </w:pPr>
+      <w:r>
+        <w:rPr>
+          <w:b w:val="0"/>
+        </w:rPr>
         <w:t>On paper, trace the supplied procedure. If code is provided, predict before running it in a local practice file. Never write an expected answer as though it were an observed run.</w:t>
       </w:r>
     </w:p>
@@ -1297,7 +2126,13 @@
       </w:r>
     </w:p>
     <w:p>
-      <w:r>
+      <w:pPr>
+        <w:spacing w:line="336" w:lineRule="auto" w:after="180"/>
+      </w:pPr>
+      <w:r>
+        <w:rPr>
+          <w:b w:val="0"/>
+        </w:rPr>
         <w:t>Before trying: what do I expect, and why? While trying: which step could first go wrong? Afterwards: what did I actually observe, and what should change? Keep “not run” if you only traced the procedure.</w:t>
       </w:r>
     </w:p>
@@ -1310,6 +2145,11 @@
       </w:r>
     </w:p>
     <w:p>
+      <w:r>
+        <w:t>Move from recall to tracing, diagnosis and transfer in Hypotheses and measurable outcomes. Explain why each step is justified.</w:t>
+      </w:r>
+    </w:p>
+    <w:p>
       <w:pPr>
         <w:pStyle w:val="Heading3"/>
       </w:pPr>
@@ -1318,18 +2158,95 @@
       </w:r>
     </w:p>
     <w:p>
-      <w:r>
-        <w:t>Explain the weekly mechanism in your own words. Use the worked scenario to name its input, decision rule and output.</w:t>
-      </w:r>
-    </w:p>
-    <w:p>
-      <w:r>
-        <w:t>A report omits this qualification: A hypothesis can fail honestly; changing it after results does not erase the original test. Explain how omitting it could change a reader's interpretation, and write an accurate replacement.</w:t>
-      </w:r>
-    </w:p>
-    <w:p>
-      <w:r>
-        <w:t>For the worked scenario, propose one additional case that could reveal a failure, describe its expected outcome before running it, and explain what would need to remain fixed for a fair comparison. Do not reuse W4 as a new final test after receiving feedback.</w:t>
+      <w:pPr>
+        <w:spacing w:line="336" w:lineRule="auto" w:after="180"/>
+      </w:pPr>
+      <w:r>
+        <w:rPr>
+          <w:b w:val="0"/>
+        </w:rPr>
+        <w:t xml:space="preserve">Explain the weekly </w:t>
+      </w:r>
+      <w:r>
+        <w:rPr>
+          <w:b/>
+        </w:rPr>
+        <w:t>mechanism</w:t>
+      </w:r>
+      <w:r>
+        <w:rPr>
+          <w:b w:val="0"/>
+        </w:rPr>
+        <w:t xml:space="preserve"> in your own words. Use the worked scenario to name its </w:t>
+      </w:r>
+      <w:r>
+        <w:rPr>
+          <w:b/>
+        </w:rPr>
+        <w:t>input</w:t>
+      </w:r>
+      <w:r>
+        <w:rPr>
+          <w:b w:val="0"/>
+        </w:rPr>
+        <w:t xml:space="preserve">, decision rule and </w:t>
+      </w:r>
+      <w:r>
+        <w:rPr>
+          <w:b/>
+        </w:rPr>
+        <w:t>output</w:t>
+      </w:r>
+      <w:r>
+        <w:rPr>
+          <w:b w:val="0"/>
+        </w:rPr>
+        <w:t>.</w:t>
+      </w:r>
+    </w:p>
+    <w:p>
+      <w:pPr>
+        <w:spacing w:line="336" w:lineRule="auto" w:after="180"/>
+      </w:pPr>
+      <w:r>
+        <w:rPr>
+          <w:b w:val="0"/>
+        </w:rPr>
+        <w:t xml:space="preserve">A report omits this qualification: A </w:t>
+      </w:r>
+      <w:r>
+        <w:rPr>
+          <w:b/>
+        </w:rPr>
+        <w:t>hypothesis</w:t>
+      </w:r>
+      <w:r>
+        <w:rPr>
+          <w:b w:val="0"/>
+        </w:rPr>
+        <w:t xml:space="preserve"> can fail honestly; changing it after results does not erase the original test. Explain how omitting it could change a reader's interpretation, and write an accurate replacement.</w:t>
+      </w:r>
+    </w:p>
+    <w:p>
+      <w:pPr>
+        <w:spacing w:line="336" w:lineRule="auto" w:after="180"/>
+      </w:pPr>
+      <w:r>
+        <w:rPr>
+          <w:b w:val="0"/>
+        </w:rPr>
+        <w:t>For the worked scenario, propose one additional case that could reveal a failure, describe its expected outcome before running it, and explain what would need to remain fixed for a fair comparison.</w:t>
+      </w:r>
+    </w:p>
+    <w:p>
+      <w:pPr>
+        <w:spacing w:line="336" w:lineRule="auto" w:after="180"/>
+      </w:pPr>
+      <w:r>
+        <w:rPr>
+          <w:b w:val="0"/>
+        </w:rPr>
+        <w:t>Do not reuse W4 as a new final test after receiving feedback.</w:t>
       </w:r>
     </w:p>
     <w:p>
@@ -1375,7 +2292,77 @@
     </w:p>
     <w:p>
       <w:r>
-        <w:t>Add a labelled hypotheses and measurable outcomes evidence sheet to Reproducible AI Research Study. Show how you can explain the mechanism and terminology of hypotheses and measurable outcomes. Use the supplied fictional case and keep its inputs, intermediate steps, calculation or prediction, and limitation. Connect this record to last week’s record; a matching answer without a trace is insufficient.</w:t>
+        <w:t>Apply this week’s idea to Reproducible AI Research Study. Keep an annotated decision and the evidence supporting it.</w:t>
+      </w:r>
+    </w:p>
+    <w:p>
+      <w:pPr>
+        <w:spacing w:line="336" w:lineRule="auto" w:after="180"/>
+      </w:pPr>
+      <w:r>
+        <w:rPr>
+          <w:b w:val="0"/>
+        </w:rPr>
+        <w:t xml:space="preserve">Add a labelled hypotheses and measurable outcomes </w:t>
+      </w:r>
+      <w:r>
+        <w:rPr>
+          <w:b/>
+        </w:rPr>
+        <w:t>evidence</w:t>
+      </w:r>
+      <w:r>
+        <w:rPr>
+          <w:b w:val="0"/>
+        </w:rPr>
+        <w:t xml:space="preserve"> sheet to Reproducible AI Research Study. Show how you can explain the </w:t>
+      </w:r>
+      <w:r>
+        <w:rPr>
+          <w:b/>
+        </w:rPr>
+        <w:t>mechanism</w:t>
+      </w:r>
+      <w:r>
+        <w:rPr>
+          <w:b w:val="0"/>
+        </w:rPr>
+        <w:t xml:space="preserve"> and terminology of hypotheses and measurable outcomes.</w:t>
+      </w:r>
+    </w:p>
+    <w:p>
+      <w:pPr>
+        <w:spacing w:line="336" w:lineRule="auto" w:after="180"/>
+      </w:pPr>
+      <w:r>
+        <w:rPr>
+          <w:b w:val="0"/>
+        </w:rPr>
+        <w:t xml:space="preserve">Use the supplied fictional case and keep its </w:t>
+      </w:r>
+      <w:r>
+        <w:rPr>
+          <w:b/>
+        </w:rPr>
+        <w:t>input</w:t>
+      </w:r>
+      <w:r>
+        <w:rPr>
+          <w:b w:val="0"/>
+        </w:rPr>
+        <w:t xml:space="preserve">s, intermediate steps, calculation or </w:t>
+      </w:r>
+      <w:r>
+        <w:rPr>
+          <w:b/>
+        </w:rPr>
+        <w:t>prediction</w:t>
+      </w:r>
+      <w:r>
+        <w:rPr>
+          <w:b w:val="0"/>
+        </w:rPr>
+        <w:t>, and limitation. Connect this record to last week’s record; a matching answer without a trace is insufficient.</w:t>
       </w:r>
     </w:p>
     <w:tbl>
@@ -1503,7 +2490,13 @@
       </w:r>
     </w:p>
     <w:p>
-      <w:r>
+      <w:pPr>
+        <w:spacing w:line="336" w:lineRule="auto" w:after="180"/>
+      </w:pPr>
+      <w:r>
+        <w:rPr>
+          <w:b w:val="0"/>
+        </w:rPr>
         <w:t>For the Reproducible AI Research Study, retain an annotated worked trace and the changed-case reasoning. Connect the claim to its records, units and assumptions so another investigator can challenge or reproduce it.</w:t>
       </w:r>
     </w:p>
@@ -1517,7 +2510,29 @@
     </w:p>
     <w:p>
       <w:r>
-        <w:t>Complete the supported workbook tasks before attempting W4 independently. Record any hints or help used. After feedback, use the teacher's fresh retry rather than copying the earlier answer. For a project, select a relevant new case, predict the outcome from the declared rule and preserve the result alongside any revision.</w:t>
+        <w:t>Use a genuinely new case for independent evidence. Previously discussed examples remain practice; use the separately named independent case before feedback.</w:t>
+      </w:r>
+    </w:p>
+    <w:p>
+      <w:pPr>
+        <w:spacing w:line="336" w:lineRule="auto" w:after="180"/>
+      </w:pPr>
+      <w:r>
+        <w:rPr>
+          <w:b w:val="0"/>
+        </w:rPr>
+        <w:t>Complete the supported workbook tasks before attempting W4 independently. Record any hints or help used. After feedback, use the teacher's fresh retry rather than copying the earlier answer.</w:t>
+      </w:r>
+    </w:p>
+    <w:p>
+      <w:pPr>
+        <w:spacing w:line="336" w:lineRule="auto" w:after="180"/>
+      </w:pPr>
+      <w:r>
+        <w:rPr>
+          <w:b w:val="0"/>
+        </w:rPr>
+        <w:t>For a project, select a relevant new case, predict the outcome from the declared rule and preserve the result alongside any revision.</w:t>
       </w:r>
     </w:p>
     <w:p>
@@ -1554,8 +2569,25 @@
       </w:r>
     </w:p>
     <w:p>
-      <w:r>
-        <w:t>For the worked scenario, propose one additional case that could reveal a failure, describe its expected outcome before running it, and explain what would need to remain fixed for a fair comparison. Do not reuse W4 as a new final test after receiving feedback.</w:t>
+      <w:pPr>
+        <w:spacing w:line="336" w:lineRule="auto" w:after="180"/>
+      </w:pPr>
+      <w:r>
+        <w:rPr>
+          <w:b w:val="0"/>
+        </w:rPr>
+        <w:t>For the worked scenario, propose one additional case that could reveal a failure, describe its expected outcome before running it, and explain what would need to remain fixed for a fair comparison.</w:t>
+      </w:r>
+    </w:p>
+    <w:p>
+      <w:pPr>
+        <w:spacing w:line="336" w:lineRule="auto" w:after="180"/>
+      </w:pPr>
+      <w:r>
+        <w:rPr>
+          <w:b w:val="0"/>
+        </w:rPr>
+        <w:t>Do not reuse W4 as a new final test after receiving feedback.</w:t>
       </w:r>
     </w:p>
     <w:p>
@@ -1592,6 +2624,11 @@
       </w:pPr>
       <w:r>
         <w:t>13. Study a complete case</w:t>
+      </w:r>
+    </w:p>
+    <w:p>
+      <w:r>
+        <w:t>Revisit the complete Hypotheses and measurable outcomes case for supported practice. Repeated examples do not become fresh assessments.</w:t>
       </w:r>
     </w:p>
     <w:p>
@@ -1695,8 +2732,26 @@
       </w:r>
     </w:p>
     <w:p>
-      <w:r>
-        <w:t>Follow the input through the stated procedure to its result. Cover the result first, predict it, then explain every intermediate step. The text/table accompanies the figure so the example can be read without colour.</w:t>
+      <w:pPr>
+        <w:spacing w:line="336" w:lineRule="auto" w:after="180"/>
+      </w:pPr>
+      <w:r>
+        <w:rPr>
+          <w:b w:val="0"/>
+        </w:rPr>
+        <w:t xml:space="preserve">Follow the </w:t>
+      </w:r>
+      <w:r>
+        <w:rPr>
+          <w:b/>
+        </w:rPr>
+        <w:t>input</w:t>
+      </w:r>
+      <w:r>
+        <w:rPr>
+          <w:b w:val="0"/>
+        </w:rPr>
+        <w:t xml:space="preserve"> through the stated procedure to its result. Cover the result first, predict it, then explain every intermediate step. The text/table accompanies the figure so the example can be read without colour.</w:t>
       </w:r>
     </w:p>
     <w:p>
@@ -1746,6 +2801,11 @@
       </w:r>
     </w:p>
     <w:p>
+      <w:r>
+        <w:t>Attempt the reserved new case before feedback. Record support; the earlier examples below remain additional practice.</w:t>
+      </w:r>
+    </w:p>
+    <w:p>
       <w:pPr>
         <w:pStyle w:val="Heading3"/>
       </w:pPr>
@@ -1754,7 +2814,13 @@
       </w:r>
     </w:p>
     <w:p>
-      <w:r>
+      <w:pPr>
+        <w:spacing w:line="336" w:lineRule="auto" w:after="180"/>
+      </w:pPr>
+      <w:r>
+        <w:rPr>
+          <w:b w:val="0"/>
+        </w:rPr>
         <w:t>Before running12 cases, you expect B support to exceed A. Write primary metric and one falsifying result.</w:t>
       </w:r>
     </w:p>
@@ -1802,7 +2868,13 @@
       </w:r>
     </w:p>
     <w:p>
-      <w:r>
+      <w:pPr>
+        <w:spacing w:line="336" w:lineRule="auto" w:after="180"/>
+      </w:pPr>
+      <w:r>
+        <w:rPr>
+          <w:b w:val="0"/>
+        </w:rPr>
         <w:t>Attempt this case before feedback. Record any help. Earlier examples below are further practice; a case already practised with feedback cannot establish fresh transfer.</w:t>
       </w:r>
     </w:p>
@@ -1815,7 +2887,13 @@
       </w:r>
     </w:p>
     <w:p>
-      <w:r>
+      <w:pPr>
+        <w:spacing w:line="336" w:lineRule="auto" w:after="180"/>
+      </w:pPr>
+      <w:r>
+        <w:rPr>
+          <w:b w:val="0"/>
+        </w:rPr>
         <w:t>Before running12 cases, you expect B support to exceed A. Write primary metric and one falsifying result.</w:t>
       </w:r>
     </w:p>
@@ -1868,7 +2946,13 @@
       </w:r>
     </w:p>
     <w:p>
-      <w:r>
+      <w:pPr>
+        <w:spacing w:line="336" w:lineRule="auto" w:after="180"/>
+      </w:pPr>
+      <w:r>
+        <w:rPr>
+          <w:b w:val="0"/>
+        </w:rPr>
         <w:t>Record support used: none, hint or teacher explanation. After feedback, a different case is needed to demonstrate independence.</w:t>
       </w:r>
     </w:p>
@@ -1881,8 +2965,25 @@
       </w:r>
     </w:p>
     <w:p>
-      <w:r>
-        <w:t>Attempt the independent case before hints. Record whether you worked alone, used a hint or followed a model. After feedback, fix the first unsupported step and explain why it changed. A later check uses a changed case, not a copied answer.</w:t>
+      <w:pPr>
+        <w:spacing w:line="336" w:lineRule="auto" w:after="180"/>
+      </w:pPr>
+      <w:r>
+        <w:rPr>
+          <w:b w:val="0"/>
+        </w:rPr>
+        <w:t>Attempt the independent case before hints. Record whether you worked alone, used a hint or followed a model. After feedback, fix the first unsupported step and explain why it changed.</w:t>
+      </w:r>
+    </w:p>
+    <w:p>
+      <w:pPr>
+        <w:spacing w:line="336" w:lineRule="auto" w:after="180"/>
+      </w:pPr>
+      <w:r>
+        <w:rPr>
+          <w:b w:val="0"/>
+        </w:rPr>
+        <w:t>A later check uses a changed case, not a copied answer.</w:t>
       </w:r>
     </w:p>
     <w:p>
@@ -1895,7 +2996,30 @@
     </w:p>
     <w:p>
       <w:r>
-        <w:t>Start with this question: Write a testable hypothesis before scoring. A team predicts that a retrieval rule will reduce unsupported answers on a fixed validation set.</w:t>
+        <w:t>Use this map to navigate Hypotheses and measurable outcomes, connect the goals to tasks and keep one evidence record for each attempt.</w:t>
+      </w:r>
+    </w:p>
+    <w:p>
+      <w:pPr>
+        <w:spacing w:line="336" w:lineRule="auto" w:after="180"/>
+      </w:pPr>
+      <w:r>
+        <w:rPr>
+          <w:b w:val="0"/>
+        </w:rPr>
+        <w:t xml:space="preserve">Start with this question: Write a testable </w:t>
+      </w:r>
+      <w:r>
+        <w:rPr>
+          <w:b/>
+        </w:rPr>
+        <w:t>hypothesis</w:t>
+      </w:r>
+      <w:r>
+        <w:rPr>
+          <w:b w:val="0"/>
+        </w:rPr>
+        <w:t xml:space="preserve"> before scoring. A team predicts that a retrieval rule will reduce unsupported answers on a fixed validation set.</w:t>
       </w:r>
     </w:p>
     <w:tbl>
@@ -2001,13 +3125,61 @@
       </w:tr>
     </w:tbl>
     <w:p>
-      <w:r>
-        <w:t>Remember → watch and explain → try with help → investigate → try independently → keep project evidence. Your teacher may spread this lesson across several classes.</w:t>
-      </w:r>
-    </w:p>
-    <w:p>
-      <w:r>
-        <w:t>Keep your first prediction. Compare it with what the evidence shows and explain any change.</w:t>
+      <w:pPr>
+        <w:spacing w:line="336" w:lineRule="auto" w:after="180"/>
+      </w:pPr>
+      <w:r>
+        <w:rPr>
+          <w:b w:val="0"/>
+        </w:rPr>
+        <w:t xml:space="preserve">Remember → watch and explain → try with help → investigate → try independently → keep project </w:t>
+      </w:r>
+      <w:r>
+        <w:rPr>
+          <w:b/>
+        </w:rPr>
+        <w:t>evidence</w:t>
+      </w:r>
+      <w:r>
+        <w:rPr>
+          <w:b w:val="0"/>
+        </w:rPr>
+        <w:t>. Your teacher may spread this lesson across several classes.</w:t>
+      </w:r>
+    </w:p>
+    <w:p>
+      <w:pPr>
+        <w:spacing w:line="336" w:lineRule="auto" w:after="180"/>
+      </w:pPr>
+      <w:r>
+        <w:rPr>
+          <w:b w:val="0"/>
+        </w:rPr>
+        <w:t xml:space="preserve">Keep your first </w:t>
+      </w:r>
+      <w:r>
+        <w:rPr>
+          <w:b/>
+        </w:rPr>
+        <w:t>prediction</w:t>
+      </w:r>
+      <w:r>
+        <w:rPr>
+          <w:b w:val="0"/>
+        </w:rPr>
+        <w:t xml:space="preserve">. Compare it with what the </w:t>
+      </w:r>
+      <w:r>
+        <w:rPr>
+          <w:b/>
+        </w:rPr>
+        <w:t>evidence</w:t>
+      </w:r>
+      <w:r>
+        <w:rPr>
+          <w:b w:val="0"/>
+        </w:rPr>
+        <w:t xml:space="preserve"> shows and explain any change.</w:t>
       </w:r>
     </w:p>
     <w:p>
@@ -2020,7 +3192,30 @@
     </w:p>
     <w:p>
       <w:r>
-        <w:t>Close your notes. Explain this goal in your own words: Explain the mechanism and terminology of hypotheses and measurable outcomes</w:t>
+        <w:t>Explain Hypotheses and measurable outcomes without notes, identify a remaining question and plan a later check with a changed case.</w:t>
+      </w:r>
+    </w:p>
+    <w:p>
+      <w:pPr>
+        <w:spacing w:line="336" w:lineRule="auto" w:after="180"/>
+      </w:pPr>
+      <w:r>
+        <w:rPr>
+          <w:b w:val="0"/>
+        </w:rPr>
+        <w:t xml:space="preserve">Close your notes. Explain this goal in your own words: Explain the </w:t>
+      </w:r>
+      <w:r>
+        <w:rPr>
+          <w:b/>
+        </w:rPr>
+        <w:t>mechanism</w:t>
+      </w:r>
+      <w:r>
+        <w:rPr>
+          <w:b w:val="0"/>
+        </w:rPr>
+        <w:t xml:space="preserve"> and terminology of hypotheses and measurable outcomes</w:t>
       </w:r>
     </w:p>
     <w:p>
@@ -2057,13 +3252,61 @@
       </w:r>
     </w:p>
     <w:p>
-      <w:r>
-        <w:t>If you are unsure, return to the worked picture and explain one arrow. If you are ready, change an input or assumption and justify your prediction.</w:t>
-      </w:r>
-    </w:p>
-    <w:p>
-      <w:r>
-        <w:t>Save your workbook evidence. At the next review, try a different case before opening your old answer.</w:t>
+      <w:pPr>
+        <w:spacing w:line="336" w:lineRule="auto" w:after="180"/>
+      </w:pPr>
+      <w:r>
+        <w:rPr>
+          <w:b w:val="0"/>
+        </w:rPr>
+        <w:t xml:space="preserve">If you are unsure, return to the worked picture and explain one arrow. If you are ready, change an </w:t>
+      </w:r>
+      <w:r>
+        <w:rPr>
+          <w:b/>
+        </w:rPr>
+        <w:t>input</w:t>
+      </w:r>
+      <w:r>
+        <w:rPr>
+          <w:b w:val="0"/>
+        </w:rPr>
+        <w:t xml:space="preserve"> or assumption and justify your </w:t>
+      </w:r>
+      <w:r>
+        <w:rPr>
+          <w:b/>
+        </w:rPr>
+        <w:t>prediction</w:t>
+      </w:r>
+      <w:r>
+        <w:rPr>
+          <w:b w:val="0"/>
+        </w:rPr>
+        <w:t>.</w:t>
+      </w:r>
+    </w:p>
+    <w:p>
+      <w:pPr>
+        <w:spacing w:line="336" w:lineRule="auto" w:after="180"/>
+      </w:pPr>
+      <w:r>
+        <w:rPr>
+          <w:b w:val="0"/>
+        </w:rPr>
+        <w:t xml:space="preserve">Save your workbook </w:t>
+      </w:r>
+      <w:r>
+        <w:rPr>
+          <w:b/>
+        </w:rPr>
+        <w:t>evidence</w:t>
+      </w:r>
+      <w:r>
+        <w:rPr>
+          <w:b w:val="0"/>
+        </w:rPr>
+        <w:t>. At the next review, try a different case before opening your old answer.</w:t>
       </w:r>
     </w:p>
     <w:p>
@@ -2076,12 +3319,41 @@
     </w:p>
     <w:p>
       <w:r>
+        <w:t>Attempt supported questions before using hints or feedback. Review a missing building block, then keep the completed work.</w:t>
+      </w:r>
+    </w:p>
+    <w:p>
+      <w:pPr>
+        <w:spacing w:line="336" w:lineRule="auto" w:after="180"/>
+      </w:pPr>
+      <w:r>
+        <w:rPr>
+          <w:b w:val="0"/>
+        </w:rPr>
         <w:t>Use this supported practice once, in the browser or on paper. Keep the reserved independent assessment for a separate first attempt before teacher feedback.</w:t>
       </w:r>
     </w:p>
     <w:p>
-      <w:r>
-        <w:t>Write a testable hypothesis before scoring. A team predicts that a retrieval rule will reduce unsupported answers on a fixed validation set.</w:t>
+      <w:pPr>
+        <w:spacing w:line="336" w:lineRule="auto" w:after="180"/>
+      </w:pPr>
+      <w:r>
+        <w:rPr>
+          <w:b w:val="0"/>
+        </w:rPr>
+        <w:t xml:space="preserve">Write a testable </w:t>
+      </w:r>
+      <w:r>
+        <w:rPr>
+          <w:b/>
+        </w:rPr>
+        <w:t>hypothesis</w:t>
+      </w:r>
+      <w:r>
+        <w:rPr>
+          <w:b w:val="0"/>
+        </w:rPr>
+        <w:t xml:space="preserve"> before scoring. A team predicts that a retrieval rule will reduce unsupported answers on a fixed validation set.</w:t>
       </w:r>
     </w:p>
     <w:p>
@@ -2093,22 +3365,61 @@
       </w:r>
     </w:p>
     <w:p>
-      <w:r>
-        <w:t>Which labelled step matches this detail? Run both versions on the same cases after recording the hypothesis.</w:t>
-      </w:r>
-    </w:p>
-    <w:p>
-      <w:r>
+      <w:pPr>
+        <w:spacing w:line="336" w:lineRule="auto" w:after="180"/>
+      </w:pPr>
+      <w:r>
+        <w:rPr>
+          <w:b w:val="0"/>
+        </w:rPr>
+        <w:t xml:space="preserve">Which labelled step matches this detail? Run both versions on the same cases after recording the </w:t>
+      </w:r>
+      <w:r>
+        <w:rPr>
+          <w:b/>
+        </w:rPr>
+        <w:t>hypothesis</w:t>
+      </w:r>
+      <w:r>
+        <w:rPr>
+          <w:b w:val="0"/>
+        </w:rPr>
+        <w:t>.</w:t>
+      </w:r>
+    </w:p>
+    <w:p>
+      <w:pPr>
+        <w:spacing w:line="336" w:lineRule="auto" w:after="180"/>
+        <w:shd w:fill="F4F9FC"/>
+      </w:pPr>
+      <w:r>
+        <w:rPr>
+          <w:b w:val="0"/>
+        </w:rPr>
         <w:t>1. Name the directional claim</w:t>
       </w:r>
     </w:p>
     <w:p>
-      <w:r>
+      <w:pPr>
+        <w:spacing w:line="336" w:lineRule="auto" w:after="180"/>
+        <w:shd w:fill="F4F9FC"/>
+      </w:pPr>
+      <w:r>
+        <w:rPr>
+          <w:b w:val="0"/>
+        </w:rPr>
         <w:t>2. Freeze the comparison</w:t>
       </w:r>
     </w:p>
     <w:p>
-      <w:r>
+      <w:pPr>
+        <w:spacing w:line="336" w:lineRule="auto" w:after="180"/>
+        <w:shd w:fill="F4F9FC"/>
+      </w:pPr>
+      <w:r>
+        <w:rPr>
+          <w:b w:val="0"/>
+        </w:rPr>
         <w:t>3. Define scoring first</w:t>
       </w:r>
     </w:p>
@@ -2146,41 +3457,179 @@
       </w:r>
     </w:p>
     <w:p>
-      <w:r>
+      <w:pPr>
+        <w:pStyle w:val="Heading3"/>
+      </w:pPr>
+      <w:r>
+        <w:t>Hint · try first</w:t>
+      </w:r>
+    </w:p>
+    <w:p>
+      <w:pPr>
+        <w:spacing w:line="336" w:lineRule="auto" w:after="180"/>
+        <w:shd w:fill="F1F6F8"/>
+      </w:pPr>
+      <w:r>
+        <w:rPr>
+          <w:b w:val="0"/>
+        </w:rPr>
         <w:t>Hint if needed: Read the steps in the pictorial case. Match the supplied detail to the stage that performs or records it.</w:t>
       </w:r>
     </w:p>
     <w:p>
-      <w:r>
-        <w:t>After your attempt, compare with the supported explanation: Freeze the comparison Run both versions on the same cases after recording the hypothesis. A hypothesis makes an expected pattern explicit before seeing outcomes. The measured definition must be clear enough for another reviewer to apply.</w:t>
-      </w:r>
-    </w:p>
-    <w:p>
       <w:pPr>
         <w:pStyle w:val="Heading3"/>
       </w:pPr>
       <w:r>
+        <w:t>Feedback · compare after trying</w:t>
+      </w:r>
+    </w:p>
+    <w:p>
+      <w:pPr>
+        <w:spacing w:line="336" w:lineRule="auto" w:after="180"/>
+        <w:shd w:fill="F1F6FC"/>
+      </w:pPr>
+      <w:r>
+        <w:rPr>
+          <w:b w:val="0"/>
+        </w:rPr>
+        <w:t xml:space="preserve">After your attempt, compare with the supported explanation: Freeze the comparison Run both versions on the same cases after recording the </w:t>
+      </w:r>
+      <w:r>
+        <w:rPr>
+          <w:b/>
+        </w:rPr>
+        <w:t>hypothesis</w:t>
+      </w:r>
+      <w:r>
+        <w:rPr>
+          <w:b w:val="0"/>
+        </w:rPr>
+        <w:t xml:space="preserve">. A </w:t>
+      </w:r>
+      <w:r>
+        <w:rPr>
+          <w:b/>
+        </w:rPr>
+        <w:t>hypothesis</w:t>
+      </w:r>
+      <w:r>
+        <w:rPr>
+          <w:b w:val="0"/>
+        </w:rPr>
+        <w:t xml:space="preserve"> makes an expected pattern explicit before seeing outcomes.</w:t>
+      </w:r>
+    </w:p>
+    <w:p>
+      <w:pPr>
+        <w:spacing w:line="336" w:lineRule="auto" w:after="180"/>
+        <w:shd w:fill="F1F6FC"/>
+      </w:pPr>
+      <w:r>
+        <w:rPr>
+          <w:b w:val="0"/>
+        </w:rPr>
+        <w:t>The measured definition must be clear enough for another reviewer to apply.</w:t>
+      </w:r>
+    </w:p>
+    <w:p>
+      <w:pPr>
+        <w:pStyle w:val="Heading3"/>
+      </w:pPr>
+      <w:r>
         <w:t>Practice 2: explain the deciding evidence</w:t>
       </w:r>
     </w:p>
     <w:p>
-      <w:r>
+      <w:pPr>
+        <w:pStyle w:val="Heading3"/>
+      </w:pPr>
+      <w:r>
+        <w:t>Changed case · predict first</w:t>
+      </w:r>
+    </w:p>
+    <w:p>
+      <w:pPr>
+        <w:spacing w:line="336" w:lineRule="auto" w:after="180"/>
+        <w:shd w:fill="F5F1FB"/>
+      </w:pPr>
+      <w:r>
+        <w:rPr>
+          <w:b w:val="0"/>
+        </w:rPr>
         <w:t>Changed-case practice: B sounds friendlier but has the same unsupported count as A. Which conclusion is supported by the supplied facts?</w:t>
       </w:r>
     </w:p>
     <w:p>
-      <w:r>
-        <w:t>1. We can decide the result without examining the changed input or the procedure.</w:t>
-      </w:r>
-    </w:p>
-    <w:p>
-      <w:r>
-        <w:t>2. The stated improvement hypothesis is not supported on these cases.</w:t>
-      </w:r>
-    </w:p>
-    <w:p>
-      <w:r>
-        <w:t>3. This one example guarantees correct results for every future input.</w:t>
+      <w:pPr>
+        <w:spacing w:line="336" w:lineRule="auto" w:after="180"/>
+        <w:shd w:fill="F4F9FC"/>
+      </w:pPr>
+      <w:r>
+        <w:rPr>
+          <w:b w:val="0"/>
+        </w:rPr>
+        <w:t xml:space="preserve">1. We can decide the result without examining the changed </w:t>
+      </w:r>
+      <w:r>
+        <w:rPr>
+          <w:b/>
+        </w:rPr>
+        <w:t>input</w:t>
+      </w:r>
+      <w:r>
+        <w:rPr>
+          <w:b w:val="0"/>
+        </w:rPr>
+        <w:t xml:space="preserve"> or the procedure.</w:t>
+      </w:r>
+    </w:p>
+    <w:p>
+      <w:pPr>
+        <w:spacing w:line="336" w:lineRule="auto" w:after="180"/>
+        <w:shd w:fill="F4F9FC"/>
+      </w:pPr>
+      <w:r>
+        <w:rPr>
+          <w:b w:val="0"/>
+        </w:rPr>
+        <w:t xml:space="preserve">2. The stated improvement </w:t>
+      </w:r>
+      <w:r>
+        <w:rPr>
+          <w:b/>
+        </w:rPr>
+        <w:t>hypothesis</w:t>
+      </w:r>
+      <w:r>
+        <w:rPr>
+          <w:b w:val="0"/>
+        </w:rPr>
+        <w:t xml:space="preserve"> is not supported on these cases.</w:t>
+      </w:r>
+    </w:p>
+    <w:p>
+      <w:pPr>
+        <w:spacing w:line="336" w:lineRule="auto" w:after="180"/>
+        <w:shd w:fill="F4F9FC"/>
+      </w:pPr>
+      <w:r>
+        <w:rPr>
+          <w:b w:val="0"/>
+        </w:rPr>
+        <w:t xml:space="preserve">3. This one example guarantees correct results for every future </w:t>
+      </w:r>
+      <w:r>
+        <w:rPr>
+          <w:b/>
+        </w:rPr>
+        <w:t>input</w:t>
+      </w:r>
+      <w:r>
+        <w:rPr>
+          <w:b w:val="0"/>
+        </w:rPr>
+        <w:t>.</w:t>
       </w:r>
     </w:p>
     <w:p>
@@ -2217,36 +3666,212 @@
       </w:r>
     </w:p>
     <w:p>
-      <w:r>
+      <w:pPr>
+        <w:pStyle w:val="Heading3"/>
+      </w:pPr>
+      <w:r>
+        <w:t>Hint · try first</w:t>
+      </w:r>
+    </w:p>
+    <w:p>
+      <w:pPr>
+        <w:spacing w:line="336" w:lineRule="auto" w:after="180"/>
+        <w:shd w:fill="F1F6F8"/>
+      </w:pPr>
+      <w:r>
+        <w:rPr>
+          <w:b w:val="0"/>
+        </w:rPr>
         <w:t>Hint if needed: Use the changed condition and the deciding step in the pictorial trace. The answer must say what follows from those facts.</w:t>
       </w:r>
     </w:p>
     <w:p>
-      <w:r>
-        <w:t>After your attempt, compare with the supported explanation: The stated improvement hypothesis is not supported on these cases. Friendliness is a different outcome from the predefined unsupported-case count.</w:t>
-      </w:r>
-    </w:p>
-    <w:p>
       <w:pPr>
         <w:pStyle w:val="Heading3"/>
       </w:pPr>
       <w:r>
+        <w:t>Feedback · compare after trying</w:t>
+      </w:r>
+    </w:p>
+    <w:p>
+      <w:pPr>
+        <w:spacing w:line="336" w:lineRule="auto" w:after="180"/>
+        <w:shd w:fill="F1F6FC"/>
+      </w:pPr>
+      <w:r>
+        <w:rPr>
+          <w:b w:val="0"/>
+        </w:rPr>
+        <w:t xml:space="preserve">After your attempt, compare with the supported explanation: The stated improvement </w:t>
+      </w:r>
+      <w:r>
+        <w:rPr>
+          <w:b/>
+        </w:rPr>
+        <w:t>hypothesis</w:t>
+      </w:r>
+      <w:r>
+        <w:rPr>
+          <w:b w:val="0"/>
+        </w:rPr>
+        <w:t xml:space="preserve"> is not supported on these cases. Friendliness is a different outcome from the predefined unsupported-case count.</w:t>
+      </w:r>
+    </w:p>
+    <w:p>
+      <w:pPr>
+        <w:pStyle w:val="Heading3"/>
+      </w:pPr>
+      <w:r>
         <w:t>Repair a missing building block</w:t>
       </w:r>
     </w:p>
     <w:p>
-      <w:r>
-        <w:t>Review A literature comparison matrix (ai-7/6). Goal: Explain the mechanism and terminology of a literature comparison matrix. Short practice: Explain why 8/10 indoors and 16/20 outdoors share a rate but not a controlled comparison. Which condition column must the literature matrix preserve?. Return to this week and explain what you changed.</w:t>
-      </w:r>
-    </w:p>
-    <w:p>
-      <w:r>
-        <w:t>Review Methods results and limitations (ai-7/4). Goal: Explain the mechanism and terminology of methods results and limitations. Short practice: Place the five-photo procedure, 3/5 versus 4/5 finding and missing outdoor evidence in their proper categories. Why cannot the result establish that B is best for outdoor farming?. Return to this week and explain what you changed.</w:t>
-      </w:r>
-    </w:p>
-    <w:p>
-      <w:r>
-        <w:t>Review A question that evidence can answer (ai-7/1). Goal: Explain the mechanism and terminology of a question that evidence can answer. Short practice: Which proposed diagram question has a measurable outcome? Name its versions, six-case denominator and fixed scoring, then explain why giving only B easier tasks spoils the comparison.. Return to this week and explain what you changed.</w:t>
+      <w:pPr>
+        <w:spacing w:line="336" w:lineRule="auto" w:after="180"/>
+      </w:pPr>
+      <w:r>
+        <w:rPr>
+          <w:b w:val="0"/>
+        </w:rPr>
+        <w:t xml:space="preserve">Review A literature comparison matrix (ai-7/6). Goal: Explain the </w:t>
+      </w:r>
+      <w:r>
+        <w:rPr>
+          <w:b/>
+        </w:rPr>
+        <w:t>mechanism</w:t>
+      </w:r>
+      <w:r>
+        <w:rPr>
+          <w:b w:val="0"/>
+        </w:rPr>
+        <w:t xml:space="preserve"> and terminology of a literature comparison matrix.</w:t>
+      </w:r>
+    </w:p>
+    <w:p>
+      <w:pPr>
+        <w:spacing w:line="336" w:lineRule="auto" w:after="180"/>
+      </w:pPr>
+      <w:r>
+        <w:rPr>
+          <w:b w:val="0"/>
+        </w:rPr>
+        <w:t>Short practice: Explain why 8/10 indoors and 16/20 outdoors share a rate but not a controlled comparison. Which condition column must the literature matrix preserve?. Return to this week and explain what you changed.</w:t>
+      </w:r>
+    </w:p>
+    <w:p>
+      <w:pPr>
+        <w:spacing w:line="336" w:lineRule="auto" w:after="180"/>
+      </w:pPr>
+      <w:r>
+        <w:rPr>
+          <w:b w:val="0"/>
+        </w:rPr>
+        <w:t xml:space="preserve">Review Methods results and limitations (ai-7/4). Goal: Explain the </w:t>
+      </w:r>
+      <w:r>
+        <w:rPr>
+          <w:b/>
+        </w:rPr>
+        <w:t>mechanism</w:t>
+      </w:r>
+      <w:r>
+        <w:rPr>
+          <w:b w:val="0"/>
+        </w:rPr>
+        <w:t xml:space="preserve"> and terminology of methods results and limitations.</w:t>
+      </w:r>
+    </w:p>
+    <w:p>
+      <w:pPr>
+        <w:spacing w:line="336" w:lineRule="auto" w:after="180"/>
+      </w:pPr>
+      <w:r>
+        <w:rPr>
+          <w:b w:val="0"/>
+        </w:rPr>
+        <w:t xml:space="preserve">Short practice: Place the five-photo procedure, 3/5 versus 4/5 finding and missing outdoor </w:t>
+      </w:r>
+      <w:r>
+        <w:rPr>
+          <w:b/>
+        </w:rPr>
+        <w:t>evidence</w:t>
+      </w:r>
+      <w:r>
+        <w:rPr>
+          <w:b w:val="0"/>
+        </w:rPr>
+        <w:t xml:space="preserve"> in their proper categories. Why cannot the result establish that B is best for outdoor farming?.</w:t>
+      </w:r>
+    </w:p>
+    <w:p>
+      <w:pPr>
+        <w:spacing w:line="336" w:lineRule="auto" w:after="180"/>
+      </w:pPr>
+      <w:r>
+        <w:rPr>
+          <w:b w:val="0"/>
+        </w:rPr>
+        <w:t>Return to this week and explain what you changed.</w:t>
+      </w:r>
+    </w:p>
+    <w:p>
+      <w:pPr>
+        <w:spacing w:line="336" w:lineRule="auto" w:after="180"/>
+      </w:pPr>
+      <w:r>
+        <w:rPr>
+          <w:b w:val="0"/>
+        </w:rPr>
+        <w:t xml:space="preserve">Review A question that </w:t>
+      </w:r>
+      <w:r>
+        <w:rPr>
+          <w:b/>
+        </w:rPr>
+        <w:t>evidence</w:t>
+      </w:r>
+      <w:r>
+        <w:rPr>
+          <w:b w:val="0"/>
+        </w:rPr>
+        <w:t xml:space="preserve"> can answer (ai-7/1). Goal: Explain the </w:t>
+      </w:r>
+      <w:r>
+        <w:rPr>
+          <w:b/>
+        </w:rPr>
+        <w:t>mechanism</w:t>
+      </w:r>
+      <w:r>
+        <w:rPr>
+          <w:b w:val="0"/>
+        </w:rPr>
+        <w:t xml:space="preserve"> and terminology of a question that </w:t>
+      </w:r>
+      <w:r>
+        <w:rPr>
+          <w:b/>
+        </w:rPr>
+        <w:t>evidence</w:t>
+      </w:r>
+      <w:r>
+        <w:rPr>
+          <w:b w:val="0"/>
+        </w:rPr>
+        <w:t xml:space="preserve"> can answer. Short practice: Which proposed diagram question has a measurable outcome?</w:t>
+      </w:r>
+    </w:p>
+    <w:p>
+      <w:pPr>
+        <w:spacing w:line="336" w:lineRule="auto" w:after="180"/>
+      </w:pPr>
+      <w:r>
+        <w:rPr>
+          <w:b w:val="0"/>
+        </w:rPr>
+        <w:t>Name its versions, six-case denominator and fixed scoring, then explain why giving only B easier tasks spoils the comparison.. Return to this week and explain what you changed.</w:t>
       </w:r>
     </w:p>
     <w:p>
@@ -2258,8 +3883,720 @@
       </w:r>
     </w:p>
     <w:p>
-      <w:r>
-        <w:t>Use Download completed work in the hosted lesson to export your answers, reflections, practice feedback and code-run evidence. Open the HTML copy to read or print it. Drafts stay in this browser when storage is available; clear drafts on a shared device.</w:t>
+      <w:pPr>
+        <w:spacing w:line="336" w:lineRule="auto" w:after="180"/>
+      </w:pPr>
+      <w:r>
+        <w:rPr>
+          <w:b w:val="0"/>
+        </w:rPr>
+        <w:t xml:space="preserve">Use Download completed work in the hosted lesson to export your answers, reflections, practice feedback and code-run </w:t>
+      </w:r>
+      <w:r>
+        <w:rPr>
+          <w:b/>
+        </w:rPr>
+        <w:t>evidence</w:t>
+      </w:r>
+      <w:r>
+        <w:rPr>
+          <w:b w:val="0"/>
+        </w:rPr>
+        <w:t>. Open the HTML copy to read or print it.</w:t>
+      </w:r>
+    </w:p>
+    <w:p>
+      <w:pPr>
+        <w:spacing w:line="336" w:lineRule="auto" w:after="180"/>
+      </w:pPr>
+      <w:r>
+        <w:rPr>
+          <w:b w:val="0"/>
+        </w:rPr>
+        <w:t>Drafts stay in this browser when storage is available; clear drafts on a shared device.</w:t>
+      </w:r>
+    </w:p>
+    <w:p>
+      <w:pPr>
+        <w:pStyle w:val="Heading1"/>
+      </w:pPr>
+      <w:r>
+        <w:t>18. Visual concept journey</w:t>
+      </w:r>
+    </w:p>
+    <w:p>
+      <w:r>
+        <w:t>Explain each Hypotheses and measurable outcomes graphic using its labels, deciding evidence and relevant limitation.</w:t>
+      </w:r>
+    </w:p>
+    <w:p>
+      <w:pPr>
+        <w:pStyle w:val="Heading3"/>
+      </w:pPr>
+      <w:r>
+        <w:t>01. Hypotheses and measurable outcomes: the case</w:t>
+      </w:r>
+    </w:p>
+    <w:p>
+      <w:r>
+        <w:drawing>
+          <wp:inline xmlns:a="http://schemas.openxmlformats.org/drawingml/2006/main" xmlns:pic="http://schemas.openxmlformats.org/drawingml/2006/picture">
+            <wp:extent cx="5486400" cy="2834640"/>
+            <wp:docPr id="2" name="Picture 2" descr="Write a testable hypothesis before scoring. A team predicts that a retrieval rule will reduce unsupported answers on a fixed validation set. Supplied facts: Ten cases are reserved. Unsupported means a factual claim absent from the approved card. Prediction: B has fewer unsupported cases than A."/>
+            <wp:cNvGraphicFramePr>
+              <a:graphicFrameLocks noChangeAspect="1"/>
+            </wp:cNvGraphicFramePr>
+            <a:graphic>
+              <a:graphicData uri="http://schemas.openxmlformats.org/drawingml/2006/picture">
+                <pic:pic>
+                  <pic:nvPicPr>
+                    <pic:cNvPr id="0" name="academy-story-ai-7-7-01.png"/>
+                    <pic:cNvPicPr/>
+                  </pic:nvPicPr>
+                  <pic:blipFill>
+                    <a:blip r:embed="rId10"/>
+                    <a:stretch>
+                      <a:fillRect/>
+                    </a:stretch>
+                  </pic:blipFill>
+                  <pic:spPr>
+                    <a:xfrm>
+                      <a:off x="0" y="0"/>
+                      <a:ext cx="5486400" cy="2834640"/>
+                    </a:xfrm>
+                    <a:prstGeom prst="rect"/>
+                  </pic:spPr>
+                </pic:pic>
+              </a:graphicData>
+            </a:graphic>
+          </wp:inline>
+        </w:drawing>
+      </w:r>
+    </w:p>
+    <w:p>
+      <w:pPr>
+        <w:spacing w:line="336" w:lineRule="auto" w:after="180"/>
+      </w:pPr>
+      <w:r>
+        <w:rPr>
+          <w:b w:val="0"/>
+        </w:rPr>
+        <w:t xml:space="preserve">Write a testable </w:t>
+      </w:r>
+      <w:r>
+        <w:rPr>
+          <w:b/>
+        </w:rPr>
+        <w:t>hypothesis</w:t>
+      </w:r>
+      <w:r>
+        <w:rPr>
+          <w:b w:val="0"/>
+        </w:rPr>
+        <w:t xml:space="preserve"> before scoring. A team predicts that a retrieval rule will reduce unsupported answers on a fixed validation set. Supplied facts: Ten cases are reserved.</w:t>
+      </w:r>
+    </w:p>
+    <w:p>
+      <w:pPr>
+        <w:spacing w:line="336" w:lineRule="auto" w:after="180"/>
+      </w:pPr>
+      <w:r>
+        <w:rPr>
+          <w:b w:val="0"/>
+        </w:rPr>
+        <w:t xml:space="preserve">Unsupported means a factual claim absent from the approved card. </w:t>
+      </w:r>
+      <w:r>
+        <w:rPr>
+          <w:b/>
+        </w:rPr>
+        <w:t>Prediction</w:t>
+      </w:r>
+      <w:r>
+        <w:rPr>
+          <w:b w:val="0"/>
+        </w:rPr>
+        <w:t>: B has fewer unsupported cases than A.</w:t>
+      </w:r>
+    </w:p>
+    <w:p>
+      <w:pPr>
+        <w:spacing w:line="336" w:lineRule="auto" w:after="180"/>
+        <w:shd w:fill="F5F1FB"/>
+      </w:pPr>
+      <w:r>
+        <w:rPr>
+          <w:b w:val="0"/>
+        </w:rPr>
+        <w:t>Point to the given fact that matters most. Explain why it matters.</w:t>
+      </w:r>
+    </w:p>
+    <w:p>
+      <w:pPr>
+        <w:pStyle w:val="Heading3"/>
+      </w:pPr>
+      <w:r>
+        <w:t>02. Follow the deciding steps</w:t>
+      </w:r>
+    </w:p>
+    <w:p>
+      <w:r>
+        <w:drawing>
+          <wp:inline xmlns:a="http://schemas.openxmlformats.org/drawingml/2006/main" xmlns:pic="http://schemas.openxmlformats.org/drawingml/2006/picture">
+            <wp:extent cx="5486400" cy="3337560"/>
+            <wp:docPr id="3" name="Picture 3" descr="Name the directional claim: The prediction concerns unsupported cases, not writing elegance. → Define scoring first: Each answer either contains an unsupported claim or does not under the fixed rubric. → Freeze the comparison: Run both versions on the same cases after recording the hypothesis."/>
+            <wp:cNvGraphicFramePr>
+              <a:graphicFrameLocks noChangeAspect="1"/>
+            </wp:cNvGraphicFramePr>
+            <a:graphic>
+              <a:graphicData uri="http://schemas.openxmlformats.org/drawingml/2006/picture">
+                <pic:pic>
+                  <pic:nvPicPr>
+                    <pic:cNvPr id="0" name="academy-story-ai-7-7-02.png"/>
+                    <pic:cNvPicPr/>
+                  </pic:nvPicPr>
+                  <pic:blipFill>
+                    <a:blip r:embed="rId11"/>
+                    <a:stretch>
+                      <a:fillRect/>
+                    </a:stretch>
+                  </pic:blipFill>
+                  <pic:spPr>
+                    <a:xfrm>
+                      <a:off x="0" y="0"/>
+                      <a:ext cx="5486400" cy="3337560"/>
+                    </a:xfrm>
+                    <a:prstGeom prst="rect"/>
+                  </pic:spPr>
+                </pic:pic>
+              </a:graphicData>
+            </a:graphic>
+          </wp:inline>
+        </w:drawing>
+      </w:r>
+    </w:p>
+    <w:p>
+      <w:pPr>
+        <w:spacing w:line="336" w:lineRule="auto" w:after="180"/>
+      </w:pPr>
+      <w:r>
+        <w:rPr>
+          <w:b w:val="0"/>
+        </w:rPr>
+        <w:t xml:space="preserve">Name the directional claim: The </w:t>
+      </w:r>
+      <w:r>
+        <w:rPr>
+          <w:b/>
+        </w:rPr>
+        <w:t>prediction</w:t>
+      </w:r>
+      <w:r>
+        <w:rPr>
+          <w:b w:val="0"/>
+        </w:rPr>
+        <w:t xml:space="preserve"> concerns unsupported cases, not writing elegance. → Define scoring first: Each answer either contains an unsupported claim or does not under the fixed rubric. → Freeze the comparison: Run both versions on the same cases after recording the </w:t>
+      </w:r>
+      <w:r>
+        <w:rPr>
+          <w:b/>
+        </w:rPr>
+        <w:t>hypothesis</w:t>
+      </w:r>
+      <w:r>
+        <w:rPr>
+          <w:b w:val="0"/>
+        </w:rPr>
+        <w:t>.</w:t>
+      </w:r>
+    </w:p>
+    <w:p>
+      <w:pPr>
+        <w:spacing w:line="336" w:lineRule="auto" w:after="180"/>
+        <w:shd w:fill="F5F1FB"/>
+      </w:pPr>
+      <w:r>
+        <w:rPr>
+          <w:b w:val="0"/>
+        </w:rPr>
+        <w:t xml:space="preserve">Point to each numbered stage and explain which recorded </w:t>
+      </w:r>
+      <w:r>
+        <w:rPr>
+          <w:b/>
+        </w:rPr>
+        <w:t>input</w:t>
+      </w:r>
+      <w:r>
+        <w:rPr>
+          <w:b w:val="0"/>
+        </w:rPr>
+        <w:t xml:space="preserve"> it uses.</w:t>
+      </w:r>
+    </w:p>
+    <w:p>
+      <w:pPr>
+        <w:pStyle w:val="Heading3"/>
+      </w:pPr>
+      <w:r>
+        <w:t>03. Hypotheses and measurable outcomes — evidence trace</w:t>
+      </w:r>
+    </w:p>
+    <w:p>
+      <w:r>
+        <w:drawing>
+          <wp:inline xmlns:a="http://schemas.openxmlformats.org/drawingml/2006/main" xmlns:pic="http://schemas.openxmlformats.org/drawingml/2006/picture">
+            <wp:extent cx="5486400" cy="2996184"/>
+            <wp:docPr id="4" name="Picture 4" descr="Hypotheses and measurable outcomes — evidence trace. After seeing faster responses, the team changes its primary claim from support improvement to speed improvement. | Toy hypothesis:method B improves supported-answer rate over baseline A on a reserved paired set. Define support rubric and failure treatment; record secondary outcomes separately. | Report the change as exploratory/post-result revision. Preserve the original support hypothesis; do not present speed as the prespecified primary outcome."/>
+            <wp:cNvGraphicFramePr>
+              <a:graphicFrameLocks noChangeAspect="1"/>
+            </wp:cNvGraphicFramePr>
+            <a:graphic>
+              <a:graphicData uri="http://schemas.openxmlformats.org/drawingml/2006/picture">
+                <pic:pic>
+                  <pic:nvPicPr>
+                    <pic:cNvPr id="0" name="academy-story-ai-7-7-03.png"/>
+                    <pic:cNvPicPr/>
+                  </pic:nvPicPr>
+                  <pic:blipFill>
+                    <a:blip r:embed="rId12"/>
+                    <a:stretch>
+                      <a:fillRect/>
+                    </a:stretch>
+                  </pic:blipFill>
+                  <pic:spPr>
+                    <a:xfrm>
+                      <a:off x="0" y="0"/>
+                      <a:ext cx="5486400" cy="2996184"/>
+                    </a:xfrm>
+                    <a:prstGeom prst="rect"/>
+                  </pic:spPr>
+                </pic:pic>
+              </a:graphicData>
+            </a:graphic>
+          </wp:inline>
+        </w:drawing>
+      </w:r>
+    </w:p>
+    <w:p>
+      <w:pPr>
+        <w:spacing w:line="336" w:lineRule="auto" w:after="180"/>
+      </w:pPr>
+      <w:r>
+        <w:rPr>
+          <w:b w:val="0"/>
+        </w:rPr>
+        <w:t xml:space="preserve">Hypotheses and measurable outcomes — </w:t>
+      </w:r>
+      <w:r>
+        <w:rPr>
+          <w:b/>
+        </w:rPr>
+        <w:t>evidence</w:t>
+      </w:r>
+      <w:r>
+        <w:rPr>
+          <w:b w:val="0"/>
+        </w:rPr>
+        <w:t xml:space="preserve"> trace.</w:t>
+      </w:r>
+    </w:p>
+    <w:p>
+      <w:pPr>
+        <w:spacing w:line="336" w:lineRule="auto" w:after="180"/>
+      </w:pPr>
+      <w:r>
+        <w:rPr>
+          <w:b w:val="0"/>
+        </w:rPr>
+        <w:t xml:space="preserve">After seeing faster responses, the team changes its primary claim from support improvement to speed improvement. | Toy </w:t>
+      </w:r>
+      <w:r>
+        <w:rPr>
+          <w:b/>
+        </w:rPr>
+        <w:t>hypothesis</w:t>
+      </w:r>
+      <w:r>
+        <w:rPr>
+          <w:b w:val="0"/>
+        </w:rPr>
+        <w:t>:method B improves supported-answer rate over baseline A on a reserved paired set.</w:t>
+      </w:r>
+    </w:p>
+    <w:p>
+      <w:pPr>
+        <w:spacing w:line="336" w:lineRule="auto" w:after="180"/>
+      </w:pPr>
+      <w:r>
+        <w:rPr>
+          <w:b w:val="0"/>
+        </w:rPr>
+        <w:t>Define support rubric and failure treatment; record secondary outcomes separately. | Report the change as exploratory/post-result revision.</w:t>
+      </w:r>
+    </w:p>
+    <w:p>
+      <w:pPr>
+        <w:spacing w:line="336" w:lineRule="auto" w:after="180"/>
+      </w:pPr>
+      <w:r>
+        <w:rPr>
+          <w:b w:val="0"/>
+        </w:rPr>
+        <w:t xml:space="preserve">Preserve the original support </w:t>
+      </w:r>
+      <w:r>
+        <w:rPr>
+          <w:b/>
+        </w:rPr>
+        <w:t>hypothesis</w:t>
+      </w:r>
+      <w:r>
+        <w:rPr>
+          <w:b w:val="0"/>
+        </w:rPr>
+        <w:t xml:space="preserve">; do not present speed as the prespecified </w:t>
+      </w:r>
+      <w:r>
+        <w:rPr>
+          <w:b/>
+        </w:rPr>
+        <w:t>primary outcome</w:t>
+      </w:r>
+      <w:r>
+        <w:rPr>
+          <w:b w:val="0"/>
+        </w:rPr>
+        <w:t>.</w:t>
+      </w:r>
+    </w:p>
+    <w:p>
+      <w:pPr>
+        <w:spacing w:line="336" w:lineRule="auto" w:after="180"/>
+        <w:shd w:fill="F5F1FB"/>
+      </w:pPr>
+      <w:r>
+        <w:rPr>
+          <w:b w:val="0"/>
+        </w:rPr>
+        <w:t>Read the labels and values. Explain the relationship the model shows.</w:t>
+      </w:r>
+    </w:p>
+    <w:p>
+      <w:pPr>
+        <w:pStyle w:val="Heading3"/>
+      </w:pPr>
+      <w:r>
+        <w:t>04. Change one thing. Trace what follows.</w:t>
+      </w:r>
+    </w:p>
+    <w:p>
+      <w:r>
+        <w:drawing>
+          <wp:inline xmlns:a="http://schemas.openxmlformats.org/drawingml/2006/main" xmlns:pic="http://schemas.openxmlformats.org/drawingml/2006/picture">
+            <wp:extent cx="5486400" cy="3026664"/>
+            <wp:docPr id="5" name="Picture 5" descr="Original case: Run both versions on the same cases after recording the hypothesis. Changed condition: B sounds friendlier but has the same unsupported count as A. Expected result: The stated improvement hypothesis is not supported on these cases. Reason: Friendliness is a different outcome from the predefined unsupported-case count."/>
+            <wp:cNvGraphicFramePr>
+              <a:graphicFrameLocks noChangeAspect="1"/>
+            </wp:cNvGraphicFramePr>
+            <a:graphic>
+              <a:graphicData uri="http://schemas.openxmlformats.org/drawingml/2006/picture">
+                <pic:pic>
+                  <pic:nvPicPr>
+                    <pic:cNvPr id="0" name="academy-story-ai-7-7-04.png"/>
+                    <pic:cNvPicPr/>
+                  </pic:nvPicPr>
+                  <pic:blipFill>
+                    <a:blip r:embed="rId13"/>
+                    <a:stretch>
+                      <a:fillRect/>
+                    </a:stretch>
+                  </pic:blipFill>
+                  <pic:spPr>
+                    <a:xfrm>
+                      <a:off x="0" y="0"/>
+                      <a:ext cx="5486400" cy="3026664"/>
+                    </a:xfrm>
+                    <a:prstGeom prst="rect"/>
+                  </pic:spPr>
+                </pic:pic>
+              </a:graphicData>
+            </a:graphic>
+          </wp:inline>
+        </w:drawing>
+      </w:r>
+    </w:p>
+    <w:p>
+      <w:pPr>
+        <w:spacing w:line="336" w:lineRule="auto" w:after="180"/>
+      </w:pPr>
+      <w:r>
+        <w:rPr>
+          <w:b w:val="0"/>
+        </w:rPr>
+        <w:t xml:space="preserve">Original case: Run both versions on the same cases after recording the </w:t>
+      </w:r>
+      <w:r>
+        <w:rPr>
+          <w:b/>
+        </w:rPr>
+        <w:t>hypothesis</w:t>
+      </w:r>
+      <w:r>
+        <w:rPr>
+          <w:b w:val="0"/>
+        </w:rPr>
+        <w:t>. Changed condition: B sounds friendlier but has the same unsupported count as A.</w:t>
+      </w:r>
+    </w:p>
+    <w:p>
+      <w:pPr>
+        <w:spacing w:line="336" w:lineRule="auto" w:after="180"/>
+      </w:pPr>
+      <w:r>
+        <w:rPr>
+          <w:b w:val="0"/>
+        </w:rPr>
+        <w:t xml:space="preserve">Expected result: The stated improvement </w:t>
+      </w:r>
+      <w:r>
+        <w:rPr>
+          <w:b/>
+        </w:rPr>
+        <w:t>hypothesis</w:t>
+      </w:r>
+      <w:r>
+        <w:rPr>
+          <w:b w:val="0"/>
+        </w:rPr>
+        <w:t xml:space="preserve"> is not supported on these cases. Reason: Friendliness is a different outcome from the predefined unsupported-case count.</w:t>
+      </w:r>
+    </w:p>
+    <w:p>
+      <w:pPr>
+        <w:spacing w:line="336" w:lineRule="auto" w:after="180"/>
+        <w:shd w:fill="F5F1FB"/>
+      </w:pPr>
+      <w:r>
+        <w:rPr>
+          <w:b w:val="0"/>
+        </w:rPr>
+        <w:t>Predict before checking the worked changed-case result. Name what changed and what the supplied facts allow you to conclude.</w:t>
+      </w:r>
+    </w:p>
+    <w:p>
+      <w:pPr>
+        <w:pStyle w:val="Heading3"/>
+      </w:pPr>
+      <w:r>
+        <w:t>05. Connect the explanation to its limit</w:t>
+      </w:r>
+    </w:p>
+    <w:p>
+      <w:r>
+        <w:drawing>
+          <wp:inline xmlns:a="http://schemas.openxmlformats.org/drawingml/2006/main" xmlns:pic="http://schemas.openxmlformats.org/drawingml/2006/picture">
+            <wp:extent cx="5486400" cy="2834640"/>
+            <wp:docPr id="6" name="Picture 6" descr="A hypothesis makes an expected pattern explicit before seeing outcomes. The measured definition must be clear enough for another reviewer to apply. Limit: No power calculation or significance claim is provided; a null descriptive difference is not proof of exact equality."/>
+            <wp:cNvGraphicFramePr>
+              <a:graphicFrameLocks noChangeAspect="1"/>
+            </wp:cNvGraphicFramePr>
+            <a:graphic>
+              <a:graphicData uri="http://schemas.openxmlformats.org/drawingml/2006/picture">
+                <pic:pic>
+                  <pic:nvPicPr>
+                    <pic:cNvPr id="0" name="academy-story-ai-7-7-05.png"/>
+                    <pic:cNvPicPr/>
+                  </pic:nvPicPr>
+                  <pic:blipFill>
+                    <a:blip r:embed="rId14"/>
+                    <a:stretch>
+                      <a:fillRect/>
+                    </a:stretch>
+                  </pic:blipFill>
+                  <pic:spPr>
+                    <a:xfrm>
+                      <a:off x="0" y="0"/>
+                      <a:ext cx="5486400" cy="2834640"/>
+                    </a:xfrm>
+                    <a:prstGeom prst="rect"/>
+                  </pic:spPr>
+                </pic:pic>
+              </a:graphicData>
+            </a:graphic>
+          </wp:inline>
+        </w:drawing>
+      </w:r>
+    </w:p>
+    <w:p>
+      <w:pPr>
+        <w:spacing w:line="336" w:lineRule="auto" w:after="180"/>
+      </w:pPr>
+      <w:r>
+        <w:rPr>
+          <w:b w:val="0"/>
+        </w:rPr>
+        <w:t xml:space="preserve">A </w:t>
+      </w:r>
+      <w:r>
+        <w:rPr>
+          <w:b/>
+        </w:rPr>
+        <w:t>hypothesis</w:t>
+      </w:r>
+      <w:r>
+        <w:rPr>
+          <w:b w:val="0"/>
+        </w:rPr>
+        <w:t xml:space="preserve"> makes an expected pattern explicit before seeing outcomes. The measured definition must be clear enough for another reviewer to apply.</w:t>
+      </w:r>
+    </w:p>
+    <w:p>
+      <w:pPr>
+        <w:spacing w:line="336" w:lineRule="auto" w:after="180"/>
+      </w:pPr>
+      <w:r>
+        <w:rPr>
+          <w:b w:val="0"/>
+        </w:rPr>
+        <w:t>Limit: No power calculation or significance claim is provided; a null descriptive difference is not proof of exact equality.</w:t>
+      </w:r>
+    </w:p>
+    <w:p>
+      <w:pPr>
+        <w:spacing w:line="336" w:lineRule="auto" w:after="180"/>
+        <w:shd w:fill="F5F1FB"/>
+      </w:pPr>
+      <w:r>
+        <w:rPr>
+          <w:b w:val="0"/>
+        </w:rPr>
+        <w:t>Explain the case, then point to a limit on the claim.</w:t>
+      </w:r>
+    </w:p>
+    <w:p>
+      <w:pPr>
+        <w:pStyle w:val="Heading3"/>
+      </w:pPr>
+      <w:r>
+        <w:t>06. Make the idea visible in your project</w:t>
+      </w:r>
+    </w:p>
+    <w:p>
+      <w:r>
+        <w:drawing>
+          <wp:inline xmlns:a="http://schemas.openxmlformats.org/drawingml/2006/main" xmlns:pic="http://schemas.openxmlformats.org/drawingml/2006/picture">
+            <wp:extent cx="5486400" cy="3681984"/>
+            <wp:docPr id="7" name="Picture 7" descr="For the Reproducible AI Research Study, retain an annotated worked trace and the changed-case reasoning. Connect the claim to its records, units and assumptions so another investigator can challenge or reproduce it. Draw your input, deciding step, result and limit. Supported question: Name the predicted outcome and how unsupported is scored. If B sounds friendlier but ties A’s unsupported count, does the recorded improvement hypothesis receive support?"/>
+            <wp:cNvGraphicFramePr>
+              <a:graphicFrameLocks noChangeAspect="1"/>
+            </wp:cNvGraphicFramePr>
+            <a:graphic>
+              <a:graphicData uri="http://schemas.openxmlformats.org/drawingml/2006/picture">
+                <pic:pic>
+                  <pic:nvPicPr>
+                    <pic:cNvPr id="0" name="academy-story-ai-7-7-06.png"/>
+                    <pic:cNvPicPr/>
+                  </pic:nvPicPr>
+                  <pic:blipFill>
+                    <a:blip r:embed="rId15"/>
+                    <a:stretch>
+                      <a:fillRect/>
+                    </a:stretch>
+                  </pic:blipFill>
+                  <pic:spPr>
+                    <a:xfrm>
+                      <a:off x="0" y="0"/>
+                      <a:ext cx="5486400" cy="3681984"/>
+                    </a:xfrm>
+                    <a:prstGeom prst="rect"/>
+                  </pic:spPr>
+                </pic:pic>
+              </a:graphicData>
+            </a:graphic>
+          </wp:inline>
+        </w:drawing>
+      </w:r>
+    </w:p>
+    <w:p>
+      <w:pPr>
+        <w:spacing w:line="336" w:lineRule="auto" w:after="180"/>
+      </w:pPr>
+      <w:r>
+        <w:rPr>
+          <w:b w:val="0"/>
+        </w:rPr>
+        <w:t>For the Reproducible AI Research Study, retain an annotated worked trace and the changed-case reasoning. Connect the claim to its records, units and assumptions so another investigator can challenge or reproduce it.</w:t>
+      </w:r>
+    </w:p>
+    <w:p>
+      <w:pPr>
+        <w:spacing w:line="336" w:lineRule="auto" w:after="180"/>
+      </w:pPr>
+      <w:r>
+        <w:rPr>
+          <w:b w:val="0"/>
+        </w:rPr>
+        <w:t xml:space="preserve">Draw your </w:t>
+      </w:r>
+      <w:r>
+        <w:rPr>
+          <w:b/>
+        </w:rPr>
+        <w:t>input</w:t>
+      </w:r>
+      <w:r>
+        <w:rPr>
+          <w:b w:val="0"/>
+        </w:rPr>
+        <w:t>, deciding step, result and limit. Supported question: Name the predicted outcome and how unsupported is scored.</w:t>
+      </w:r>
+    </w:p>
+    <w:p>
+      <w:pPr>
+        <w:spacing w:line="336" w:lineRule="auto" w:after="180"/>
+      </w:pPr>
+      <w:r>
+        <w:rPr>
+          <w:b w:val="0"/>
+        </w:rPr>
+        <w:t xml:space="preserve">If B sounds friendlier but ties A’s unsupported count, does the recorded improvement </w:t>
+      </w:r>
+      <w:r>
+        <w:rPr>
+          <w:b/>
+        </w:rPr>
+        <w:t>hypothesis</w:t>
+      </w:r>
+      <w:r>
+        <w:rPr>
+          <w:b w:val="0"/>
+        </w:rPr>
+        <w:t xml:space="preserve"> receive support?</w:t>
+      </w:r>
+    </w:p>
+    <w:p>
+      <w:pPr>
+        <w:spacing w:line="336" w:lineRule="auto" w:after="180"/>
+        <w:shd w:fill="F5F1FB"/>
+      </w:pPr>
+      <w:r>
+        <w:rPr>
+          <w:b w:val="0"/>
+        </w:rPr>
+        <w:t xml:space="preserve">Draw your project trace and justify the deciding step using </w:t>
+      </w:r>
+      <w:r>
+        <w:rPr>
+          <w:b/>
+        </w:rPr>
+        <w:t>evidence</w:t>
+      </w:r>
+      <w:r>
+        <w:rPr>
+          <w:b w:val="0"/>
+        </w:rPr>
+        <w:t>.</w:t>
       </w:r>
     </w:p>
     <w:sectPr>

--- a/downloads/student/ai-7-week-07.docx
+++ b/downloads/student/ai-7-week-07.docx
@@ -25,12 +25,17 @@
         <w:pStyle w:val="Heading1"/>
       </w:pPr>
       <w:r>
-        <w:t>Before you start</w:t>
-      </w:r>
-    </w:p>
-    <w:p>
-      <w:r>
-        <w:t>Recall A literature comparison matrix. Explain why a recorded result needs its input conditions and evidence source before it can support a claim.</w:t>
+        <w:t>Record the expectation. Keep the denominator. Disclose the revision.</w:t>
+      </w:r>
+    </w:p>
+    <w:p>
+      <w:r>
+        <w:t>Define directional primary outcomes and distinguish observed patterns, secondary gains and exploratory changes.</w:t>
+      </w:r>
+    </w:p>
+    <w:p>
+      <w:r>
+        <w:t>Outcome contract → ordered primary/revision ledger → ten-case picture → six-case coverage practice → preserved-plan audit → independent twelve-case metric.</w:t>
       </w:r>
     </w:p>
     <w:p>
@@ -38,20 +43,20 @@
         <w:pStyle w:val="Heading1"/>
       </w:pPr>
       <w:r>
-        <w:t>01. Your mission</w:t>
-      </w:r>
-    </w:p>
-    <w:p>
-      <w:r>
-        <w:t>Start with the target: Explain the mechanism and terminology of hypotheses and measurable outcomes. Try the recall before opening notes.</w:t>
-      </w:r>
-    </w:p>
-    <w:p>
-      <w:pPr>
-        <w:pStyle w:val="Heading3"/>
-      </w:pPr>
-      <w:r>
-        <w:t>Your learning target</w:t>
+        <w:t>01. Record the predicted outcome before inspecting results</w:t>
+      </w:r>
+    </w:p>
+    <w:p>
+      <w:r>
+        <w:t>Keep the original primary question when a different outcome looks better.</w:t>
+      </w:r>
+    </w:p>
+    <w:p>
+      <w:pPr>
+        <w:pStyle w:val="Heading2"/>
+      </w:pPr>
+      <w:r>
+        <w:t>Learning goals</w:t>
       </w:r>
     </w:p>
     <w:p>
@@ -101,10 +106,10 @@
     </w:p>
     <w:p>
       <w:pPr>
-        <w:pStyle w:val="Heading3"/>
-      </w:pPr>
-      <w:r>
-        <w:t>Remember before reading</w:t>
+        <w:pStyle w:val="Heading2"/>
+      </w:pPr>
+      <w:r>
+        <w:t>Retrieve measurable questions and fair comparison fields</w:t>
       </w:r>
     </w:p>
     <w:p>
@@ -188,6 +193,88 @@
     </w:p>
     <w:p>
       <w:pPr>
+        <w:pStyle w:val="Heading2"/>
+      </w:pPr>
+      <w:r>
+        <w:t>Prerequisite and starting response</w:t>
+      </w:r>
+    </w:p>
+    <w:p>
+      <w:pPr>
+        <w:pStyle w:val="ListBullet"/>
+      </w:pPr>
+      <w:r>
+        <w:t>Recall A literature comparison matrix. Explain why a recorded result needs its input conditions and evidence source before it can support a claim.</w:t>
+      </w:r>
+    </w:p>
+    <w:p>
+      <w:pPr>
+        <w:pStyle w:val="Heading3"/>
+      </w:pPr>
+      <w:r>
+        <w:t>My starting explanation</w:t>
+      </w:r>
+    </w:p>
+    <w:p>
+      <w:r>
+        <w:t>________________________________________________________________</w:t>
+      </w:r>
+    </w:p>
+    <w:p>
+      <w:r>
+        <w:t>________________________________________________________________</w:t>
+      </w:r>
+    </w:p>
+    <w:p>
+      <w:r>
+        <w:t>________________________________________________________________</w:t>
+      </w:r>
+    </w:p>
+    <w:p>
+      <w:pPr>
+        <w:pStyle w:val="Heading2"/>
+      </w:pPr>
+      <w:r>
+        <w:t>End goal</w:t>
+      </w:r>
+    </w:p>
+    <w:p>
+      <w:pPr>
+        <w:spacing w:line="336" w:lineRule="auto" w:after="180"/>
+      </w:pPr>
+      <w:r>
+        <w:rPr>
+          <w:b w:val="0"/>
+        </w:rPr>
+        <w:t>Explain hypotheses and measurable outcomes using the records and boundaries of this fictional investigation.</w:t>
+      </w:r>
+    </w:p>
+    <w:p>
+      <w:pPr>
+        <w:pStyle w:val="Heading2"/>
+      </w:pPr>
+      <w:r>
+        <w:t>Earlier wording, alternatives and picture transcripts · reference / check after trying</w:t>
+      </w:r>
+    </w:p>
+    <w:p>
+      <w:pPr>
+        <w:pStyle w:val="Heading3"/>
+      </w:pPr>
+      <w:r>
+        <w:t>Your learning target</w:t>
+      </w:r>
+    </w:p>
+    <w:p>
+      <w:pPr>
+        <w:pStyle w:val="Heading3"/>
+      </w:pPr>
+      <w:r>
+        <w:t>Remember before reading</w:t>
+      </w:r>
+    </w:p>
+    <w:p>
+      <w:pPr>
         <w:spacing w:line="336" w:lineRule="auto" w:after="180"/>
       </w:pPr>
       <w:r>
@@ -252,13 +339,666 @@
     </w:p>
     <w:p>
       <w:pPr>
+        <w:pStyle w:val="Heading3"/>
+      </w:pPr>
+      <w:r>
+        <w:t>This week’s end goal</w:t>
+      </w:r>
+    </w:p>
+    <w:p>
+      <w:pPr>
+        <w:pStyle w:val="Heading1"/>
+      </w:pPr>
+      <w:r>
+        <w:t>02. Define the primary metric, direction and failure treatment</w:t>
+      </w:r>
+    </w:p>
+    <w:p>
+      <w:r>
+        <w:t>A measurable expectation needs an outcome rule that another reviewer can apply.</w:t>
+      </w:r>
+    </w:p>
+    <w:p>
+      <w:pPr>
+        <w:pStyle w:val="Heading2"/>
+      </w:pPr>
+      <w:r>
+        <w:t>Begin with support prediction and later speed discovery</w:t>
+      </w:r>
+    </w:p>
+    <w:p>
+      <w:pPr>
         <w:spacing w:line="336" w:lineRule="auto" w:after="180"/>
       </w:pPr>
       <w:r>
         <w:rPr>
           <w:b w:val="0"/>
         </w:rPr>
-        <w:t xml:space="preserve">Recall A literature comparison matrix. Explain why a recorded result needs its </w:t>
+        <w:t>Imagine predicting that version B will give more supported answers, then noticing it is faster. Speed may be useful, but changing the headline after seeing it does not make speed the original primary outcome. Keep the dated or ordered plan, its scoring rule and denominator, then label the revised claim exploratory. A testable prediction should also say which observed pattern would fail to meet the expectation.</w:t>
+      </w:r>
+    </w:p>
+    <w:p>
+      <w:pPr>
+        <w:pStyle w:val="Heading2"/>
+      </w:pPr>
+      <w:r>
+        <w:t>Define a hypothesis and primary outcome</w:t>
+      </w:r>
+    </w:p>
+    <w:p>
+      <w:pPr>
+        <w:spacing w:line="336" w:lineRule="auto" w:after="180"/>
+      </w:pPr>
+      <w:r>
+        <w:rPr>
+          <w:b w:val="0"/>
+        </w:rPr>
+        <w:t xml:space="preserve">A </w:t>
+      </w:r>
+      <w:r>
+        <w:rPr>
+          <w:b/>
+        </w:rPr>
+        <w:t>hypothesis</w:t>
+      </w:r>
+      <w:r>
+        <w:rPr>
+          <w:b w:val="0"/>
+        </w:rPr>
+        <w:t xml:space="preserve"> predicts a measurable comparison under stated conditions. Declare </w:t>
+      </w:r>
+      <w:r>
+        <w:rPr>
+          <w:b/>
+        </w:rPr>
+        <w:t>primary outcome</w:t>
+      </w:r>
+      <w:r>
+        <w:rPr>
+          <w:b w:val="0"/>
+        </w:rPr>
+        <w:t xml:space="preserve"> and direction before inspecting results.</w:t>
+      </w:r>
+    </w:p>
+    <w:p>
+      <w:pPr>
+        <w:pStyle w:val="Heading2"/>
+      </w:pPr>
+      <w:r>
+        <w:t>Complete fictional plan and outcome contract</w:t>
+      </w:r>
+    </w:p>
+    <w:tbl>
+      <w:tblPr>
+        <w:tblStyle w:val="LightShading-Accent1"/>
+        <w:tblW w:type="auto" w:w="0"/>
+        <w:tblLook w:firstColumn="1" w:firstRow="1" w:lastColumn="0" w:lastRow="0" w:noHBand="0" w:noVBand="1" w:val="04A0"/>
+      </w:tblPr>
+      <w:tblGrid>
+        <w:gridCol w:w="5112"/>
+        <w:gridCol w:w="5112"/>
+      </w:tblGrid>
+      <w:tr>
+        <w:trPr>
+          <w:tblHeader/>
+        </w:trPr>
+        <w:tc>
+          <w:tcPr>
+            <w:tcW w:type="dxa" w:w="5112"/>
+          </w:tcPr>
+          <w:p>
+            <w:r>
+              <w:t>Outcome-plan item</w:t>
+            </w:r>
+          </w:p>
+        </w:tc>
+        <w:tc>
+          <w:tcPr>
+            <w:tcW w:type="dxa" w:w="5112"/>
+          </w:tcPr>
+          <w:p>
+            <w:r>
+              <w:t>Complete fictional classroom rule</w:t>
+            </w:r>
+          </w:p>
+        </w:tc>
+      </w:tr>
+      <w:tr>
+        <w:tc>
+          <w:tcPr>
+            <w:tcW w:type="dxa" w:w="5112"/>
+          </w:tcPr>
+          <w:p>
+            <w:r>
+              <w:t>Main directional hypothesis</w:t>
+            </w:r>
+          </w:p>
+        </w:tc>
+        <w:tc>
+          <w:tcPr>
+            <w:tcW w:type="dxa" w:w="5112"/>
+          </w:tcPr>
+          <w:p>
+            <w:r>
+              <w:t>B supported-answer rate exceeds A on the same planned cases</w:t>
+            </w:r>
+          </w:p>
+        </w:tc>
+      </w:tr>
+      <w:tr>
+        <w:tc>
+          <w:tcPr>
+            <w:tcW w:type="dxa" w:w="5112"/>
+          </w:tcPr>
+          <w:p>
+            <w:r>
+              <w:t>Primary metric</w:t>
+            </w:r>
+          </w:p>
+        </w:tc>
+        <w:tc>
+          <w:tcPr>
+            <w:tcW w:type="dxa" w:w="5112"/>
+          </w:tcPr>
+          <w:p>
+            <w:r>
+              <w:t>Supported completed answers / all planned eligible cases</w:t>
+            </w:r>
+          </w:p>
+        </w:tc>
+      </w:tr>
+      <w:tr>
+        <w:tc>
+          <w:tcPr>
+            <w:tcW w:type="dxa" w:w="5112"/>
+          </w:tcPr>
+          <w:p>
+            <w:r>
+              <w:t>Support rubric</w:t>
+            </w:r>
+          </w:p>
+        </w:tc>
+        <w:tc>
+          <w:tcPr>
+            <w:tcW w:type="dxa" w:w="5112"/>
+          </w:tcPr>
+          <w:p>
+            <w:r>
+              <w:t>Substantive answer agrees with approved source under the fixed rubric; no unsupported factual claim</w:t>
+            </w:r>
+          </w:p>
+        </w:tc>
+      </w:tr>
+      <w:tr>
+        <w:tc>
+          <w:tcPr>
+            <w:tcW w:type="dxa" w:w="5112"/>
+          </w:tcPr>
+          <w:p>
+            <w:r>
+              <w:t>Failure treatment</w:t>
+            </w:r>
+          </w:p>
+        </w:tc>
+        <w:tc>
+          <w:tcPr>
+            <w:tcW w:type="dxa" w:w="5112"/>
+          </w:tcPr>
+          <w:p>
+            <w:r>
+              <w:t>Unsupported, abstention and timeout remain in denominator and do not count as supported answers</w:t>
+            </w:r>
+          </w:p>
+        </w:tc>
+      </w:tr>
+      <w:tr>
+        <w:tc>
+          <w:tcPr>
+            <w:tcW w:type="dxa" w:w="5112"/>
+          </w:tcPr>
+          <w:p>
+            <w:r>
+              <w:t>Secondary outcomes</w:t>
+            </w:r>
+          </w:p>
+        </w:tc>
+        <w:tc>
+          <w:tcPr>
+            <w:tcW w:type="dxa" w:w="5112"/>
+          </w:tcPr>
+          <w:p>
+            <w:r>
+              <w:t>Supplied mean duration, unsupported count, abstentions and timeouts, recorded separately</w:t>
+            </w:r>
+          </w:p>
+        </w:tc>
+      </w:tr>
+      <w:tr>
+        <w:tc>
+          <w:tcPr>
+            <w:tcW w:type="dxa" w:w="5112"/>
+          </w:tcPr>
+          <w:p>
+            <w:r>
+              <w:t>Post-result change</w:t>
+            </w:r>
+          </w:p>
+        </w:tc>
+        <w:tc>
+          <w:tcPr>
+            <w:tcW w:type="dxa" w:w="5112"/>
+          </w:tcPr>
+          <w:p>
+            <w:r>
+              <w:t>Speed headline chosen after inspecting results is exploratory; original primary remains visible</w:t>
+            </w:r>
+          </w:p>
+        </w:tc>
+      </w:tr>
+      <w:tr>
+        <w:tc>
+          <w:tcPr>
+            <w:tcW w:type="dxa" w:w="5112"/>
+          </w:tcPr>
+          <w:p>
+            <w:r>
+              <w:t>Separate picture</w:t>
+            </w:r>
+          </w:p>
+        </w:tc>
+        <w:tc>
+          <w:tcPr>
+            <w:tcW w:type="dxa" w:w="5112"/>
+          </w:tcPr>
+          <w:p>
+            <w:r>
+              <w:t>Ten reserved cases in the scenario; prediction B has fewer unsupported cases, defined by absent-from-card factual claims</w:t>
+            </w:r>
+          </w:p>
+        </w:tc>
+      </w:tr>
+      <w:tr>
+        <w:tc>
+          <w:tcPr>
+            <w:tcW w:type="dxa" w:w="5112"/>
+          </w:tcPr>
+          <w:p>
+            <w:r>
+              <w:t>Abstention caution</w:t>
+            </w:r>
+          </w:p>
+        </w:tc>
+        <w:tc>
+          <w:tcPr>
+            <w:tcW w:type="dxa" w:w="5112"/>
+          </w:tcPr>
+          <w:p>
+            <w:r>
+              <w:t>No unsupported factual claim does not automatically mean a supported useful answer; retain answer coverage</w:t>
+            </w:r>
+          </w:p>
+        </w:tc>
+      </w:tr>
+      <w:tr>
+        <w:tc>
+          <w:tcPr>
+            <w:tcW w:type="dxa" w:w="5112"/>
+          </w:tcPr>
+          <w:p>
+            <w:r>
+              <w:t>Scope</w:t>
+            </w:r>
+          </w:p>
+        </w:tc>
+        <w:tc>
+          <w:tcPr>
+            <w:tcW w:type="dxa" w:w="5112"/>
+          </w:tcPr>
+          <w:p>
+            <w:r>
+              <w:t>Local plan and constructed practice, not actual preregistration, reserved study, power calculation or significance claim</w:t>
+            </w:r>
+          </w:p>
+        </w:tc>
+      </w:tr>
+    </w:tbl>
+    <w:p>
+      <w:pPr>
+        <w:pStyle w:val="Heading2"/>
+      </w:pPr>
+      <w:r>
+        <w:t>Name supplied and missing evidence</w:t>
+      </w:r>
+    </w:p>
+    <w:p>
+      <w:pPr>
+        <w:pStyle w:val="Heading3"/>
+      </w:pPr>
+      <w:r>
+        <w:t>List the given facts and one fact that is not supplied.</w:t>
+      </w:r>
+    </w:p>
+    <w:p>
+      <w:r>
+        <w:t>________________________________________________________________</w:t>
+      </w:r>
+    </w:p>
+    <w:p>
+      <w:r>
+        <w:t>________________________________________________________________</w:t>
+      </w:r>
+    </w:p>
+    <w:p>
+      <w:r>
+        <w:t>________________________________________________________________</w:t>
+      </w:r>
+    </w:p>
+    <w:p>
+      <w:pPr>
+        <w:pStyle w:val="Heading2"/>
+      </w:pPr>
+      <w:r>
+        <w:t>Earlier wording, alternatives and picture transcripts · reference / check after trying</w:t>
+      </w:r>
+    </w:p>
+    <w:p>
+      <w:pPr>
+        <w:spacing w:line="336" w:lineRule="auto" w:after="180"/>
+      </w:pPr>
+      <w:r>
+        <w:rPr>
+          <w:b w:val="0"/>
+        </w:rPr>
+        <w:t>Begin by writing the question the procedure is intended to answer. Identify the information already supplied, the information it will produce and the information still missing.</w:t>
+      </w:r>
+    </w:p>
+    <w:p>
+      <w:pPr>
+        <w:spacing w:line="336" w:lineRule="auto" w:after="180"/>
+      </w:pPr>
+      <w:r>
+        <w:rPr>
+          <w:b w:val="0"/>
+        </w:rPr>
+        <w:t>These are constructed classroom examples; they do not require live accounts, private records or an external service. Do not treat a plausible explanation as a measured outcome.</w:t>
+      </w:r>
+    </w:p>
+    <w:p>
+      <w:pPr>
+        <w:pStyle w:val="Heading1"/>
+      </w:pPr>
+      <w:r>
+        <w:t>03. Trace when the question changed as well as what it predicts</w:t>
+      </w:r>
+    </w:p>
+    <w:p>
+      <w:r>
+        <w:t>A transparent revision is useful evidence; a hidden switch misstates the plan.</w:t>
+      </w:r>
+    </w:p>
+    <w:p>
+      <w:pPr>
+        <w:pStyle w:val="Heading2"/>
+      </w:pPr>
+      <w:r>
+        <w:t>Original support hypothesis and outcome separation</w:t>
+      </w:r>
+    </w:p>
+    <w:p>
+      <w:pPr>
+        <w:spacing w:line="336" w:lineRule="auto" w:after="180"/>
+      </w:pPr>
+      <w:r>
+        <w:rPr>
+          <w:b w:val="0"/>
+        </w:rPr>
+        <w:t xml:space="preserve">Toy </w:t>
+      </w:r>
+      <w:r>
+        <w:rPr>
+          <w:b/>
+        </w:rPr>
+        <w:t>hypothesis</w:t>
+      </w:r>
+      <w:r>
+        <w:rPr>
+          <w:b w:val="0"/>
+        </w:rPr>
+        <w:t>: method B improves supported-answer rate over baseline A on a reserved paired set. Define support rubric and failure treatment; record secondary outcomes separately.</w:t>
+      </w:r>
+    </w:p>
+    <w:p>
+      <w:pPr>
+        <w:pStyle w:val="Heading2"/>
+      </w:pPr>
+      <w:r>
+        <w:t>Complete primary-versus-post-result ledger</w:t>
+      </w:r>
+    </w:p>
+    <w:tbl>
+      <w:tblPr>
+        <w:tblStyle w:val="LightShading-Accent1"/>
+        <w:tblW w:type="auto" w:w="0"/>
+        <w:tblLook w:firstColumn="1" w:firstRow="1" w:lastColumn="0" w:lastRow="0" w:noHBand="0" w:noVBand="1" w:val="04A0"/>
+      </w:tblPr>
+      <w:tblGrid>
+        <w:gridCol w:w="3408"/>
+        <w:gridCol w:w="3408"/>
+        <w:gridCol w:w="3408"/>
+      </w:tblGrid>
+      <w:tr>
+        <w:trPr>
+          <w:tblHeader/>
+        </w:trPr>
+        <w:tc>
+          <w:tcPr>
+            <w:tcW w:type="dxa" w:w="3408"/>
+          </w:tcPr>
+          <w:p>
+            <w:r>
+              <w:t>Main ordered record</w:t>
+            </w:r>
+          </w:p>
+        </w:tc>
+        <w:tc>
+          <w:tcPr>
+            <w:tcW w:type="dxa" w:w="3408"/>
+          </w:tcPr>
+          <w:p>
+            <w:r>
+              <w:t>Meaning</w:t>
+            </w:r>
+          </w:p>
+        </w:tc>
+        <w:tc>
+          <w:tcPr>
+            <w:tcW w:type="dxa" w:w="3408"/>
+          </w:tcPr>
+          <w:p>
+            <w:r>
+              <w:t>Honest reporting</w:t>
+            </w:r>
+          </w:p>
+        </w:tc>
+      </w:tr>
+      <w:tr>
+        <w:tc>
+          <w:tcPr>
+            <w:tcW w:type="dxa" w:w="3408"/>
+          </w:tcPr>
+          <w:p>
+            <w:r>
+              <w:t>Before inspecting results</w:t>
+            </w:r>
+          </w:p>
+        </w:tc>
+        <w:tc>
+          <w:tcPr>
+            <w:tcW w:type="dxa" w:w="3408"/>
+          </w:tcPr>
+          <w:p>
+            <w:r>
+              <w:t>Primary is supported-answer improvement B&gt;A</w:t>
+            </w:r>
+          </w:p>
+        </w:tc>
+        <w:tc>
+          <w:tcPr>
+            <w:tcW w:type="dxa" w:w="3408"/>
+          </w:tcPr>
+          <w:p>
+            <w:r>
+              <w:t>Record cases, versions, rubric and failure/denominator rule</w:t>
+            </w:r>
+          </w:p>
+        </w:tc>
+      </w:tr>
+      <w:tr>
+        <w:tc>
+          <w:tcPr>
+            <w:tcW w:type="dxa" w:w="3408"/>
+          </w:tcPr>
+          <w:p>
+            <w:r>
+              <w:t>After seeing faster responses</w:t>
+            </w:r>
+          </w:p>
+        </w:tc>
+        <w:tc>
+          <w:tcPr>
+            <w:tcW w:type="dxa" w:w="3408"/>
+          </w:tcPr>
+          <w:p>
+            <w:r>
+              <w:t>New information concerns latency</w:t>
+            </w:r>
+          </w:p>
+        </w:tc>
+        <w:tc>
+          <w:tcPr>
+            <w:tcW w:type="dxa" w:w="3408"/>
+          </w:tcPr>
+          <w:p>
+            <w:r>
+              <w:t>Report the observed speed result with its measurement conditions</w:t>
+            </w:r>
+          </w:p>
+        </w:tc>
+      </w:tr>
+      <w:tr>
+        <w:tc>
+          <w:tcPr>
+            <w:tcW w:type="dxa" w:w="3408"/>
+          </w:tcPr>
+          <w:p>
+            <w:r>
+              <w:t>Team switches its primary claim to speed</w:t>
+            </w:r>
+          </w:p>
+        </w:tc>
+        <w:tc>
+          <w:tcPr>
+            <w:tcW w:type="dxa" w:w="3408"/>
+          </w:tcPr>
+          <w:p>
+            <w:r>
+              <w:t>Outcome chosen after results</w:t>
+            </w:r>
+          </w:p>
+        </w:tc>
+        <w:tc>
+          <w:tcPr>
+            <w:tcW w:type="dxa" w:w="3408"/>
+          </w:tcPr>
+          <w:p>
+            <w:r>
+              <w:t>Label exploratory/post-result revision; retain original hypothesis</w:t>
+            </w:r>
+          </w:p>
+        </w:tc>
+      </w:tr>
+      <w:tr>
+        <w:tc>
+          <w:tcPr>
+            <w:tcW w:type="dxa" w:w="3408"/>
+          </w:tcPr>
+          <w:p>
+            <w:r>
+              <w:t>Support result not supplied by the short scenario</w:t>
+            </w:r>
+          </w:p>
+        </w:tc>
+        <w:tc>
+          <w:tcPr>
+            <w:tcW w:type="dxa" w:w="3408"/>
+          </w:tcPr>
+          <w:p>
+            <w:r>
+              <w:t>Cannot infer whether the original primary improved</w:t>
+            </w:r>
+          </w:p>
+        </w:tc>
+        <w:tc>
+          <w:tcPr>
+            <w:tcW w:type="dxa" w:w="3408"/>
+          </w:tcPr>
+          <w:p>
+            <w:r>
+              <w:t>Request/report it rather than replacing it</w:t>
+            </w:r>
+          </w:p>
+        </w:tc>
+      </w:tr>
+      <w:tr>
+        <w:tc>
+          <w:tcPr>
+            <w:tcW w:type="dxa" w:w="3408"/>
+          </w:tcPr>
+          <w:p>
+            <w:r>
+              <w:t>Future confirmatory comparison</w:t>
+            </w:r>
+          </w:p>
+        </w:tc>
+        <w:tc>
+          <w:tcPr>
+            <w:tcW w:type="dxa" w:w="3408"/>
+          </w:tcPr>
+          <w:p>
+            <w:r>
+              <w:t>New plan and genuinely reserved eligible cases needed</w:t>
+            </w:r>
+          </w:p>
+        </w:tc>
+        <w:tc>
+          <w:tcPr>
+            <w:tcW w:type="dxa" w:w="3408"/>
+          </w:tcPr>
+          <w:p>
+            <w:r>
+              <w:t>Do not rebrand already revealed practice as unseen testing</w:t>
+            </w:r>
+          </w:p>
+        </w:tc>
+      </w:tr>
+    </w:tbl>
+    <w:p>
+      <w:pPr>
+        <w:pStyle w:val="Heading2"/>
+      </w:pPr>
+      <w:r>
+        <w:t>State missing outcomes before deciding</w:t>
+      </w:r>
+    </w:p>
+    <w:p>
+      <w:pPr>
+        <w:spacing w:line="336" w:lineRule="auto" w:after="180"/>
+      </w:pPr>
+      <w:r>
+        <w:rPr>
+          <w:b w:val="0"/>
+        </w:rPr>
+        <w:t xml:space="preserve">Before applying the procedure, write its units, denominator or decision boundary where relevant. A partner should be able to repeat each step using the same </w:t>
       </w:r>
       <w:r>
         <w:rPr>
@@ -270,50 +1010,38 @@
         <w:rPr>
           <w:b w:val="0"/>
         </w:rPr>
-        <w:t xml:space="preserve"> conditions and </w:t>
+        <w:t>s.</w:t>
+      </w:r>
+    </w:p>
+    <w:p>
+      <w:pPr>
+        <w:spacing w:line="336" w:lineRule="auto" w:after="180"/>
+      </w:pPr>
+      <w:r>
+        <w:rPr>
+          <w:b w:val="0"/>
+        </w:rPr>
+        <w:t xml:space="preserve">If a required </w:t>
       </w:r>
       <w:r>
         <w:rPr>
           <w:b/>
         </w:rPr>
-        <w:t>evidence</w:t>
+        <w:t>input</w:t>
       </w:r>
       <w:r>
         <w:rPr>
           <w:b w:val="0"/>
         </w:rPr>
-        <w:t xml:space="preserve"> source before it can support a claim.</w:t>
-      </w:r>
-    </w:p>
-    <w:p>
-      <w:pPr>
-        <w:pStyle w:val="Heading3"/>
-      </w:pPr>
-      <w:r>
-        <w:t>My starting explanation</w:t>
-      </w:r>
-    </w:p>
-    <w:p>
-      <w:r>
-        <w:t>________________________________________________________________</w:t>
-      </w:r>
-    </w:p>
-    <w:p>
-      <w:r>
-        <w:t>________________________________________________________________</w:t>
-      </w:r>
-    </w:p>
-    <w:p>
-      <w:r>
-        <w:t>________________________________________________________________</w:t>
-      </w:r>
-    </w:p>
-    <w:p>
-      <w:pPr>
-        <w:pStyle w:val="Heading3"/>
-      </w:pPr>
-      <w:r>
-        <w:t>This week’s end goal</w:t>
+        <w:t xml:space="preserve"> is absent or violates the stated contract, record that condition explicitly instead of quietly replacing it with a convenient value.</w:t>
+      </w:r>
+    </w:p>
+    <w:p>
+      <w:pPr>
+        <w:pStyle w:val="Heading2"/>
+      </w:pPr>
+      <w:r>
+        <w:t>Explain the visual</w:t>
       </w:r>
     </w:p>
     <w:p>
@@ -324,136 +1052,27 @@
         <w:rPr>
           <w:b w:val="0"/>
         </w:rPr>
-        <w:t>Explain hypotheses and measurable outcomes using the records and boundaries of this fictional investigation.</w:t>
-      </w:r>
-    </w:p>
-    <w:p>
-      <w:pPr>
-        <w:pStyle w:val="Heading1"/>
-      </w:pPr>
-      <w:r>
-        <w:t>02. Notice the evidence</w:t>
-      </w:r>
-    </w:p>
-    <w:p>
-      <w:r>
-        <w:t>Investigate the supplied Hypotheses and measurable outcomes case. Separate observations, given facts and assumptions before choosing an explanation.</w:t>
-      </w:r>
-    </w:p>
-    <w:p>
-      <w:pPr>
-        <w:spacing w:line="336" w:lineRule="auto" w:after="180"/>
-      </w:pPr>
+        <w:t xml:space="preserve">Point to the </w:t>
+      </w:r>
+      <w:r>
+        <w:rPr>
+          <w:b/>
+        </w:rPr>
+        <w:t>input</w:t>
+      </w:r>
       <w:r>
         <w:rPr>
           <w:b w:val="0"/>
         </w:rPr>
-        <w:t xml:space="preserve">A </w:t>
-      </w:r>
-      <w:r>
-        <w:rPr>
-          <w:b/>
-        </w:rPr>
-        <w:t>hypothesis</w:t>
-      </w:r>
-      <w:r>
-        <w:rPr>
-          <w:b w:val="0"/>
-        </w:rPr>
-        <w:t xml:space="preserve"> predicts a measurable comparison under stated conditions. Declare </w:t>
-      </w:r>
-      <w:r>
-        <w:rPr>
-          <w:b/>
-        </w:rPr>
-        <w:t>primary outcome</w:t>
-      </w:r>
-      <w:r>
-        <w:rPr>
-          <w:b w:val="0"/>
-        </w:rPr>
-        <w:t xml:space="preserve"> and direction before inspecting results.</w:t>
-      </w:r>
-    </w:p>
-    <w:p>
-      <w:pPr>
-        <w:spacing w:line="336" w:lineRule="auto" w:after="180"/>
-      </w:pPr>
-      <w:r>
-        <w:rPr>
-          <w:b w:val="0"/>
-        </w:rPr>
-        <w:t>Begin by writing the question the procedure is intended to answer. Identify the information already supplied, the information it will produce and the information still missing.</w:t>
-      </w:r>
-    </w:p>
-    <w:p>
-      <w:pPr>
-        <w:spacing w:line="336" w:lineRule="auto" w:after="180"/>
-      </w:pPr>
-      <w:r>
-        <w:rPr>
-          <w:b w:val="0"/>
-        </w:rPr>
-        <w:t>These are constructed classroom examples; they do not require live accounts, private records or an external service. Do not treat a plausible explanation as a measured outcome.</w:t>
-      </w:r>
-    </w:p>
-    <w:p>
-      <w:pPr>
-        <w:pStyle w:val="Heading3"/>
-      </w:pPr>
-      <w:r>
-        <w:t>List the given facts and one fact that is not supplied.</w:t>
-      </w:r>
-    </w:p>
-    <w:p>
-      <w:r>
-        <w:t>________________________________________________________________</w:t>
-      </w:r>
-    </w:p>
-    <w:p>
-      <w:r>
-        <w:t>________________________________________________________________</w:t>
-      </w:r>
-    </w:p>
-    <w:p>
-      <w:r>
-        <w:t>________________________________________________________________</w:t>
-      </w:r>
-    </w:p>
-    <w:p>
-      <w:pPr>
-        <w:pStyle w:val="Heading1"/>
-      </w:pPr>
-      <w:r>
-        <w:t>03. See how it works</w:t>
-      </w:r>
-    </w:p>
-    <w:p>
-      <w:r>
-        <w:t>Follow the mechanism for Hypotheses and measurable outcomes. Connect each labelled input, deciding step and result.</w:t>
-      </w:r>
-    </w:p>
-    <w:p>
-      <w:pPr>
-        <w:spacing w:line="336" w:lineRule="auto" w:after="180"/>
-      </w:pPr>
-      <w:r>
-        <w:rPr>
-          <w:b w:val="0"/>
-        </w:rPr>
-        <w:t xml:space="preserve">Toy </w:t>
-      </w:r>
-      <w:r>
-        <w:rPr>
-          <w:b/>
-        </w:rPr>
-        <w:t>hypothesis</w:t>
-      </w:r>
-      <w:r>
-        <w:rPr>
-          <w:b w:val="0"/>
-        </w:rPr>
-        <w:t>:method B improves supported-answer rate over baseline A on a reserved paired set. Define support rubric and failure treatment; record secondary outcomes separately.</w:t>
+        <w:t>, the deciding step and the result in this week’s visual. Explain the same step in ordinary words. A picture helps when you can say what each part represents.</w:t>
+      </w:r>
+    </w:p>
+    <w:p>
+      <w:pPr>
+        <w:pStyle w:val="Heading2"/>
+      </w:pPr>
+      <w:r>
+        <w:t>Earlier wording, alternatives and picture transcripts · reference / check after trying</w:t>
       </w:r>
     </w:p>
     <w:p>
@@ -527,7 +1146,7 @@
           </w:tcPr>
           <w:p>
             <w:r>
-              <w:t>Toy hypothesis:method B improves supported-answer rate over baseline A on a reserved paired set. Define support rubric and failure treatment; record secondary outcomes separately.</w:t>
+              <w:t>Toy hypothesis: method B improves supported-answer rate over baseline A on a reserved paired set. Define support rubric and failure treatment; record secondary outcomes separately.</w:t>
             </w:r>
           </w:p>
         </w:tc>
@@ -550,13 +1169,250 @@
     </w:p>
     <w:p>
       <w:pPr>
+        <w:pStyle w:val="Heading3"/>
+      </w:pPr>
+      <w:r>
+        <w:t>Connect the picture and the explanation</w:t>
+      </w:r>
+    </w:p>
+    <w:p>
+      <w:pPr>
+        <w:pStyle w:val="Heading1"/>
+      </w:pPr>
+      <w:r>
+        <w:t>04. Predict friendly wording with a tied unsupported count</w:t>
+      </w:r>
+    </w:p>
+    <w:p>
+      <w:r>
+        <w:t>A different appealing quality cannot substitute for the recorded outcome.</w:t>
+      </w:r>
+    </w:p>
+    <w:p>
+      <w:pPr>
+        <w:pStyle w:val="Heading2"/>
+      </w:pPr>
+      <w:r>
+        <w:t>Current task and response</w:t>
+      </w:r>
+    </w:p>
+    <w:p>
+      <w:pPr>
+        <w:pStyle w:val="ListBullet"/>
+      </w:pPr>
+      <w:r>
+        <w:t>After seeing faster responses, the team changes its primary claim from support improvement to speed improvement. Show the intermediate steps and give the conclusion with its scope.</w:t>
+      </w:r>
+    </w:p>
+    <w:p>
+      <w:pPr>
+        <w:pStyle w:val="Heading3"/>
+      </w:pPr>
+      <w:r>
+        <w:t>Keep the procedure fixed. Explain what changed in the inputs and result.</w:t>
+      </w:r>
+    </w:p>
+    <w:p>
+      <w:r>
+        <w:t>________________________________________________________________</w:t>
+      </w:r>
+    </w:p>
+    <w:p>
+      <w:r>
+        <w:t>________________________________________________________________</w:t>
+      </w:r>
+    </w:p>
+    <w:p>
+      <w:r>
+        <w:t>________________________________________________________________</w:t>
+      </w:r>
+    </w:p>
+    <w:p>
+      <w:r>
+        <w:t>________________________________________________________________</w:t>
+      </w:r>
+    </w:p>
+    <w:p>
+      <w:r>
+        <w:t>________________________________________________________________</w:t>
+      </w:r>
+    </w:p>
+    <w:p>
+      <w:pPr>
+        <w:pStyle w:val="Heading2"/>
+      </w:pPr>
+      <w:r>
+        <w:t>Predict friendlier B with same unsupported count</w:t>
+      </w:r>
+    </w:p>
+    <w:p>
+      <w:pPr>
+        <w:pStyle w:val="ListBullet"/>
+      </w:pPr>
+      <w:r>
+        <w:t>Change: B sounds friendlier but has the same unsupported count as A.</w:t>
+      </w:r>
+    </w:p>
+    <w:p>
+      <w:pPr>
+        <w:pStyle w:val="Heading2"/>
+      </w:pPr>
+      <w:r>
+        <w:t>Check after predicting · reference / check after trying</w:t>
+      </w:r>
+    </w:p>
+    <w:p>
+      <w:pPr>
         <w:spacing w:line="336" w:lineRule="auto" w:after="180"/>
       </w:pPr>
+      <w:r>
+        <w:rPr>
+          <w:b/>
+        </w:rPr>
+        <w:t>Prediction</w:t>
+      </w:r>
       <w:r>
         <w:rPr>
           <w:b w:val="0"/>
         </w:rPr>
-        <w:t xml:space="preserve">Before applying the procedure, write its units, denominator or decision boundary where relevant. A partner should be able to repeat each step using the same </w:t>
+        <w:t xml:space="preserve">: The stated improvement </w:t>
+      </w:r>
+      <w:r>
+        <w:rPr>
+          <w:b/>
+        </w:rPr>
+        <w:t>hypothesis</w:t>
+      </w:r>
+      <w:r>
+        <w:rPr>
+          <w:b w:val="0"/>
+        </w:rPr>
+        <w:t xml:space="preserve"> is not supported on these cases.</w:t>
+      </w:r>
+    </w:p>
+    <w:p>
+      <w:pPr>
+        <w:spacing w:line="336" w:lineRule="auto" w:after="180"/>
+      </w:pPr>
+      <w:r>
+        <w:rPr>
+          <w:b w:val="0"/>
+        </w:rPr>
+        <w:t>Reason: Friendliness is a different outcome from the predefined unsupported-case count.</w:t>
+      </w:r>
+    </w:p>
+    <w:p>
+      <w:pPr>
+        <w:pStyle w:val="Heading2"/>
+      </w:pPr>
+      <w:r>
+        <w:t>Earlier wording, alternatives and picture transcripts · reference / check after trying</w:t>
+      </w:r>
+    </w:p>
+    <w:p>
+      <w:pPr>
+        <w:pStyle w:val="Heading3"/>
+      </w:pPr>
+      <w:r>
+        <w:t>Compare a familiar case with a changed case</w:t>
+      </w:r>
+    </w:p>
+    <w:p>
+      <w:pPr>
+        <w:pStyle w:val="Heading3"/>
+      </w:pPr>
+      <w:r>
+        <w:t>Change one thing in the pictured case</w:t>
+      </w:r>
+    </w:p>
+    <w:p>
+      <w:pPr>
+        <w:pStyle w:val="Heading1"/>
+      </w:pPr>
+      <w:r>
+        <w:t>06. Read primary outcome, appealing secondary result and coverage separately</w:t>
+      </w:r>
+    </w:p>
+    <w:p>
+      <w:r>
+        <w:t>Keep the six-case added practice distinct from the picture’s ten-case design.</w:t>
+      </w:r>
+    </w:p>
+    <w:p>
+      <w:pPr>
+        <w:pStyle w:val="Heading2"/>
+      </w:pPr>
+      <w:r>
+        <w:t>Main post-result switch and checked correction</w:t>
+      </w:r>
+    </w:p>
+    <w:p>
+      <w:pPr>
+        <w:spacing w:line="336" w:lineRule="auto" w:after="180"/>
+      </w:pPr>
+      <w:r>
+        <w:rPr>
+          <w:b w:val="0"/>
+        </w:rPr>
+        <w:t>After seeing faster responses, the team changes its primary claim from support improvement to speed improvement.</w:t>
+      </w:r>
+    </w:p>
+    <w:p>
+      <w:pPr>
+        <w:spacing w:line="336" w:lineRule="auto" w:after="180"/>
+      </w:pPr>
+      <w:r>
+        <w:rPr>
+          <w:b w:val="0"/>
+        </w:rPr>
+        <w:t xml:space="preserve">Report the change as exploratory/post-result revision. Preserve the original support </w:t>
+      </w:r>
+      <w:r>
+        <w:rPr>
+          <w:b/>
+        </w:rPr>
+        <w:t>hypothesis</w:t>
+      </w:r>
+      <w:r>
+        <w:rPr>
+          <w:b w:val="0"/>
+        </w:rPr>
+        <w:t xml:space="preserve">; do not present speed as the prespecified </w:t>
+      </w:r>
+      <w:r>
+        <w:rPr>
+          <w:b/>
+        </w:rPr>
+        <w:t>primary outcome</w:t>
+      </w:r>
+      <w:r>
+        <w:rPr>
+          <w:b w:val="0"/>
+        </w:rPr>
+        <w:t>.</w:t>
+      </w:r>
+    </w:p>
+    <w:p>
+      <w:pPr>
+        <w:spacing w:line="336" w:lineRule="auto" w:after="180"/>
+      </w:pPr>
+      <w:r>
+        <w:rPr>
+          <w:b w:val="0"/>
+        </w:rPr>
+        <w:t xml:space="preserve">Compare the intermediate </w:t>
+      </w:r>
+      <w:r>
+        <w:rPr>
+          <w:b/>
+        </w:rPr>
+        <w:t>evidence</w:t>
+      </w:r>
+      <w:r>
+        <w:rPr>
+          <w:b w:val="0"/>
+        </w:rPr>
+        <w:t xml:space="preserve"> with the final statement. Explain why each number or decision follows from the stated </w:t>
       </w:r>
       <w:r>
         <w:rPr>
@@ -579,7 +1435,7 @@
         <w:rPr>
           <w:b w:val="0"/>
         </w:rPr>
-        <w:t xml:space="preserve">If a required </w:t>
+        <w:t xml:space="preserve">The conclusion belongs to this scenario and procedure; changing the </w:t>
       </w:r>
       <w:r>
         <w:rPr>
@@ -591,15 +1447,15 @@
         <w:rPr>
           <w:b w:val="0"/>
         </w:rPr>
-        <w:t xml:space="preserve"> is absent or violates the stated contract, record that condition explicitly instead of quietly replacing it with a convenient value.</w:t>
-      </w:r>
-    </w:p>
-    <w:p>
-      <w:pPr>
-        <w:pStyle w:val="Heading3"/>
-      </w:pPr>
-      <w:r>
-        <w:t>Connect the picture and the explanation</w:t>
+        <w:t>s, evaluation population or authority can change what it establishes. Retain the raw record so a later revision can be compared honestly.</w:t>
+      </w:r>
+    </w:p>
+    <w:p>
+      <w:pPr>
+        <w:pStyle w:val="Heading2"/>
+      </w:pPr>
+      <w:r>
+        <w:t>Separate ten-case picture and honest outcome scope</w:t>
       </w:r>
     </w:p>
     <w:p>
@@ -610,40 +1466,19 @@
         <w:rPr>
           <w:b w:val="0"/>
         </w:rPr>
-        <w:t xml:space="preserve">Point to the </w:t>
+        <w:t xml:space="preserve">Write a testable </w:t>
       </w:r>
       <w:r>
         <w:rPr>
           <w:b/>
         </w:rPr>
-        <w:t>input</w:t>
+        <w:t>hypothesis</w:t>
       </w:r>
       <w:r>
         <w:rPr>
           <w:b w:val="0"/>
         </w:rPr>
-        <w:t>, the deciding step and the result in this week’s visual. Explain the same step in ordinary words. A picture helps when you can say what each part represents.</w:t>
-      </w:r>
-    </w:p>
-    <w:p>
-      <w:pPr>
-        <w:pStyle w:val="Heading1"/>
-      </w:pPr>
-      <w:r>
-        <w:t>04. Compare the cases</w:t>
-      </w:r>
-    </w:p>
-    <w:p>
-      <w:r>
-        <w:t>Compare the supplied cases for Hypotheses and measurable outcomes. Identify the detail that changes the conclusion.</w:t>
-      </w:r>
-    </w:p>
-    <w:p>
-      <w:pPr>
-        <w:pStyle w:val="Heading3"/>
-      </w:pPr>
-      <w:r>
-        <w:t>Compare a familiar case with a changed case</w:t>
+        <w:t xml:space="preserve"> before scoring. A team predicts that a retrieval rule will reduce unsupported answers on a fixed validation set.</w:t>
       </w:r>
     </w:p>
     <w:p>
@@ -654,83 +1489,8 @@
         <w:rPr>
           <w:b w:val="0"/>
         </w:rPr>
-        <w:t>After seeing faster responses, the team changes its primary claim from support improvement to speed improvement. Show the intermediate steps and give the conclusion with its scope.</w:t>
-      </w:r>
-    </w:p>
-    <w:p>
-      <w:pPr>
-        <w:pStyle w:val="Heading3"/>
-      </w:pPr>
-      <w:r>
-        <w:t>Keep the procedure fixed. Explain what changed in the inputs and result.</w:t>
-      </w:r>
-    </w:p>
-    <w:p>
-      <w:r>
-        <w:t>________________________________________________________________</w:t>
-      </w:r>
-    </w:p>
-    <w:p>
-      <w:r>
-        <w:t>________________________________________________________________</w:t>
-      </w:r>
-    </w:p>
-    <w:p>
-      <w:r>
-        <w:t>________________________________________________________________</w:t>
-      </w:r>
-    </w:p>
-    <w:p>
-      <w:r>
-        <w:t>________________________________________________________________</w:t>
-      </w:r>
-    </w:p>
-    <w:p>
-      <w:r>
-        <w:t>________________________________________________________________</w:t>
-      </w:r>
-    </w:p>
-    <w:p>
-      <w:pPr>
-        <w:pStyle w:val="Heading3"/>
-      </w:pPr>
-      <w:r>
-        <w:t>Change one thing in the pictured case</w:t>
-      </w:r>
-    </w:p>
-    <w:p>
-      <w:pPr>
-        <w:pStyle w:val="Heading3"/>
-      </w:pPr>
-      <w:r>
-        <w:t>Change one thing</w:t>
-      </w:r>
-    </w:p>
-    <w:p>
-      <w:pPr>
-        <w:spacing w:line="336" w:lineRule="auto" w:after="180"/>
-        <w:shd w:fill="F5F1FB"/>
-      </w:pPr>
-      <w:r>
-        <w:rPr>
-          <w:b w:val="0"/>
-        </w:rPr>
-        <w:t>Change: B sounds friendlier but has the same unsupported count as A.</w:t>
-      </w:r>
-    </w:p>
-    <w:p>
-      <w:pPr>
-        <w:pStyle w:val="Heading3"/>
-      </w:pPr>
-      <w:r>
-        <w:t>Predicted result</w:t>
-      </w:r>
-    </w:p>
-    <w:p>
-      <w:pPr>
-        <w:spacing w:line="336" w:lineRule="auto" w:after="180"/>
-        <w:shd w:fill="F1F6FC"/>
-      </w:pPr>
+        <w:t xml:space="preserve">Ten cases are reserved. Unsupported means a factual claim absent from the approved card. </w:t>
+      </w:r>
       <w:r>
         <w:rPr>
           <w:b/>
@@ -741,402 +1501,45 @@
         <w:rPr>
           <w:b w:val="0"/>
         </w:rPr>
-        <w:t xml:space="preserve">: The stated improvement </w:t>
-      </w:r>
-      <w:r>
-        <w:rPr>
-          <w:b/>
-        </w:rPr>
-        <w:t>hypothesis</w:t>
-      </w:r>
+        <w:t>: B has fewer unsupported cases than A.</w:t>
+      </w:r>
+    </w:p>
+    <w:p>
+      <w:pPr>
+        <w:spacing w:line="336" w:lineRule="auto" w:after="180"/>
+      </w:pPr>
       <w:r>
         <w:rPr>
           <w:b w:val="0"/>
         </w:rPr>
-        <w:t xml:space="preserve"> is not supported on these cases.</w:t>
-      </w:r>
-    </w:p>
-    <w:p>
-      <w:pPr>
-        <w:pStyle w:val="Heading3"/>
-      </w:pPr>
-      <w:r>
-        <w:t>Why the result follows</w:t>
+        <w:t>The picture describes a separate ten-case hypothesis: B should have fewer cases containing a factual claim absent from the approved card. Score that rule on the same cases after fixing the plan. In the changed scenario, B sounds friendlier but ties A’s unsupported count; the strict descriptive reduction prediction is not met in that sample.</w:t>
       </w:r>
     </w:p>
     <w:p>
       <w:pPr>
         <w:spacing w:line="336" w:lineRule="auto" w:after="180"/>
-        <w:shd w:fill="F1F6FC"/>
       </w:pPr>
       <w:r>
         <w:rPr>
           <w:b w:val="0"/>
         </w:rPr>
-        <w:t>Reason: Friendliness is a different outcome from the predefined unsupported-case count.</w:t>
-      </w:r>
-    </w:p>
-    <w:p>
-      <w:pPr>
-        <w:pStyle w:val="Heading1"/>
-      </w:pPr>
-      <w:r>
-        <w:t>05. Words that unlock the idea</w:t>
-      </w:r>
-    </w:p>
-    <w:p>
-      <w:r>
-        <w:t>Use the vocabulary of Hypotheses and measurable outcomes to explain a concrete decision, rather than only memorising definitions.</w:t>
-      </w:r>
-    </w:p>
-    <w:tbl>
-      <w:tblPr>
-        <w:tblStyle w:val="LightShading-Accent1"/>
-        <w:tblW w:type="auto" w:w="0"/>
-        <w:tblLook w:firstColumn="1" w:firstRow="1" w:lastColumn="0" w:lastRow="0" w:noHBand="0" w:noVBand="1" w:val="04A0"/>
-      </w:tblPr>
-      <w:tblGrid>
-        <w:gridCol w:w="5112"/>
-        <w:gridCol w:w="5112"/>
-      </w:tblGrid>
-      <w:tr>
-        <w:trPr>
-          <w:tblHeader/>
-        </w:trPr>
-        <w:tc>
-          <w:tcPr>
-            <w:tcW w:type="dxa" w:w="5112"/>
-          </w:tcPr>
-          <w:p>
-            <w:r>
-              <w:t>Word</w:t>
-            </w:r>
-          </w:p>
-        </w:tc>
-        <w:tc>
-          <w:tcPr>
-            <w:tcW w:type="dxa" w:w="5112"/>
-          </w:tcPr>
-          <w:p>
-            <w:r>
-              <w:t>Meaning</w:t>
-            </w:r>
-          </w:p>
-        </w:tc>
-      </w:tr>
-      <w:tr>
-        <w:tc>
-          <w:tcPr>
-            <w:tcW w:type="dxa" w:w="5112"/>
-          </w:tcPr>
-          <w:p>
-            <w:r>
-              <w:t>Hypothesis</w:t>
-            </w:r>
-          </w:p>
-        </w:tc>
-        <w:tc>
-          <w:tcPr>
-            <w:tcW w:type="dxa" w:w="5112"/>
-          </w:tcPr>
-          <w:p>
-            <w:r>
-              <w:t>A stated expectation to test</w:t>
-            </w:r>
-          </w:p>
-        </w:tc>
-      </w:tr>
-      <w:tr>
-        <w:tc>
-          <w:tcPr>
-            <w:tcW w:type="dxa" w:w="5112"/>
-          </w:tcPr>
-          <w:p>
-            <w:r>
-              <w:t>Primary outcome</w:t>
-            </w:r>
-          </w:p>
-        </w:tc>
-        <w:tc>
-          <w:tcPr>
-            <w:tcW w:type="dxa" w:w="5112"/>
-          </w:tcPr>
-          <w:p>
-            <w:r>
-              <w:t>The prespecified main measure</w:t>
-            </w:r>
-          </w:p>
-        </w:tc>
-      </w:tr>
-      <w:tr>
-        <w:tc>
-          <w:tcPr>
-            <w:tcW w:type="dxa" w:w="5112"/>
-          </w:tcPr>
-          <w:p>
-            <w:r>
-              <w:t>Exploratory result</w:t>
-            </w:r>
-          </w:p>
-        </w:tc>
-        <w:tc>
-          <w:tcPr>
-            <w:tcW w:type="dxa" w:w="5112"/>
-          </w:tcPr>
-          <w:p>
-            <w:r>
-              <w:t>An observation or analysis chosen after seeing evidence</w:t>
-            </w:r>
-          </w:p>
-        </w:tc>
-      </w:tr>
-    </w:tbl>
-    <w:p>
-      <w:pPr>
-        <w:pStyle w:val="Heading3"/>
-      </w:pPr>
-      <w:r>
-        <w:t>Use two terms to explain a step in this week’s example.</w:t>
-      </w:r>
-    </w:p>
-    <w:p>
-      <w:r>
-        <w:t>________________________________________________________________</w:t>
-      </w:r>
-    </w:p>
-    <w:p>
-      <w:r>
-        <w:t>________________________________________________________________</w:t>
-      </w:r>
-    </w:p>
-    <w:p>
-      <w:r>
-        <w:t>________________________________________________________________</w:t>
-      </w:r>
-    </w:p>
-    <w:p>
-      <w:pPr>
-        <w:pStyle w:val="Heading1"/>
-      </w:pPr>
-      <w:r>
-        <w:t>06. Follow a worked example</w:t>
-      </w:r>
-    </w:p>
-    <w:p>
-      <w:r>
-        <w:t>Follow the worked trace for Hypotheses and measurable outcomes, predict a step, then compare with its explanation.</w:t>
-      </w:r>
-    </w:p>
-    <w:p>
-      <w:pPr>
-        <w:spacing w:line="336" w:lineRule="auto" w:after="180"/>
-      </w:pPr>
-      <w:r>
-        <w:rPr>
-          <w:b w:val="0"/>
-        </w:rPr>
-        <w:t>After seeing faster responses, the team changes its primary claim from support improvement to speed improvement.</w:t>
-      </w:r>
-    </w:p>
-    <w:p>
-      <w:pPr>
-        <w:spacing w:line="336" w:lineRule="auto" w:after="180"/>
-      </w:pPr>
-      <w:r>
-        <w:rPr>
-          <w:b w:val="0"/>
-        </w:rPr>
-        <w:t xml:space="preserve">Report the change as exploratory/post-result revision. Preserve the original support </w:t>
-      </w:r>
-      <w:r>
-        <w:rPr>
-          <w:b/>
-        </w:rPr>
-        <w:t>hypothesis</w:t>
-      </w:r>
-      <w:r>
-        <w:rPr>
-          <w:b w:val="0"/>
-        </w:rPr>
-        <w:t xml:space="preserve">; do not present speed as the prespecified </w:t>
-      </w:r>
-      <w:r>
-        <w:rPr>
-          <w:b/>
-        </w:rPr>
-        <w:t>primary outcome</w:t>
-      </w:r>
-      <w:r>
-        <w:rPr>
-          <w:b w:val="0"/>
-        </w:rPr>
-        <w:t>.</w:t>
-      </w:r>
-    </w:p>
-    <w:p>
-      <w:pPr>
-        <w:pStyle w:val="Heading3"/>
-      </w:pPr>
-      <w:r>
-        <w:t>Worked explanation · Hypotheses and measurable outcomes</w:t>
-      </w:r>
-    </w:p>
-    <w:p>
-      <w:pPr>
-        <w:spacing w:line="336" w:lineRule="auto" w:after="180"/>
-        <w:shd w:fill="F1F6FC"/>
-      </w:pPr>
-      <w:r>
-        <w:rPr>
-          <w:b w:val="0"/>
-        </w:rPr>
-        <w:t xml:space="preserve">Compare the intermediate </w:t>
-      </w:r>
-      <w:r>
-        <w:rPr>
-          <w:b/>
-        </w:rPr>
-        <w:t>evidence</w:t>
-      </w:r>
-      <w:r>
-        <w:rPr>
-          <w:b w:val="0"/>
-        </w:rPr>
-        <w:t xml:space="preserve"> with the final statement. Explain why each number or decision follows from the stated </w:t>
-      </w:r>
-      <w:r>
-        <w:rPr>
-          <w:b/>
-        </w:rPr>
-        <w:t>input</w:t>
-      </w:r>
-      <w:r>
-        <w:rPr>
-          <w:b w:val="0"/>
-        </w:rPr>
-        <w:t>s.</w:t>
-      </w:r>
-    </w:p>
-    <w:p>
-      <w:pPr>
-        <w:spacing w:line="336" w:lineRule="auto" w:after="180"/>
-        <w:shd w:fill="F1F6FC"/>
-      </w:pPr>
-      <w:r>
-        <w:rPr>
-          <w:b w:val="0"/>
-        </w:rPr>
-        <w:t xml:space="preserve">The conclusion belongs to this scenario and procedure; changing the </w:t>
-      </w:r>
-      <w:r>
-        <w:rPr>
-          <w:b/>
-        </w:rPr>
-        <w:t>input</w:t>
-      </w:r>
-      <w:r>
-        <w:rPr>
-          <w:b w:val="0"/>
-        </w:rPr>
-        <w:t>s, evaluation population or authority can change what it establishes. Retain the raw record so a later revision can be compared honestly.</w:t>
-      </w:r>
-    </w:p>
-    <w:p>
-      <w:pPr>
-        <w:pStyle w:val="Heading3"/>
-      </w:pPr>
-      <w:r>
-        <w:t>Learn from the worked case</w:t>
-      </w:r>
-    </w:p>
-    <w:p>
-      <w:pPr>
-        <w:spacing w:line="336" w:lineRule="auto" w:after="180"/>
-      </w:pPr>
-      <w:r>
-        <w:rPr>
-          <w:b w:val="0"/>
-        </w:rPr>
-        <w:t>Cover the result before checking it. Say what is given, choose the procedure, and follow one step at a time. Then uncover the result and explain your first mismatch. Ask why a step is allowed, not only what number it produces.</w:t>
-      </w:r>
-    </w:p>
-    <w:p>
-      <w:pPr>
-        <w:pStyle w:val="Heading3"/>
-      </w:pPr>
-      <w:r>
-        <w:t>A pictorial worked case: Hypotheses and measurable outcomes</w:t>
-      </w:r>
-    </w:p>
-    <w:p>
-      <w:pPr>
-        <w:spacing w:line="336" w:lineRule="auto" w:after="180"/>
-      </w:pPr>
-      <w:r>
-        <w:rPr>
-          <w:b w:val="0"/>
-        </w:rPr>
-        <w:t xml:space="preserve">Write a testable </w:t>
-      </w:r>
-      <w:r>
-        <w:rPr>
-          <w:b/>
-        </w:rPr>
-        <w:t>hypothesis</w:t>
-      </w:r>
-      <w:r>
-        <w:rPr>
-          <w:b w:val="0"/>
-        </w:rPr>
-        <w:t xml:space="preserve"> before scoring. A team predicts that a retrieval rule will reduce unsupported answers on a fixed validation set.</w:t>
-      </w:r>
-    </w:p>
-    <w:p>
-      <w:pPr>
-        <w:pStyle w:val="Heading3"/>
-      </w:pPr>
-      <w:r>
-        <w:t>The facts we will use</w:t>
-      </w:r>
-    </w:p>
-    <w:p>
-      <w:pPr>
-        <w:pStyle w:val="Heading3"/>
-      </w:pPr>
-      <w:r>
-        <w:t>Supplied facts</w:t>
-      </w:r>
-    </w:p>
-    <w:p>
-      <w:pPr>
-        <w:spacing w:line="336" w:lineRule="auto" w:after="180"/>
-        <w:shd w:fill="F1F6FC"/>
-      </w:pPr>
-      <w:r>
-        <w:rPr>
-          <w:b w:val="0"/>
-        </w:rPr>
-        <w:t xml:space="preserve">Ten cases are reserved. Unsupported means a factual claim absent from the approved card. </w:t>
-      </w:r>
-      <w:r>
-        <w:rPr>
-          <w:b/>
-        </w:rPr>
-        <w:t>Prediction</w:t>
-      </w:r>
-      <w:r>
-        <w:rPr>
-          <w:b w:val="0"/>
-        </w:rPr>
-        <w:t>: B has fewer unsupported cases than A.</w:t>
+        <w:t>Added practice can illustrate a tie of two unsupported cases each, but that number is constructed, not an actual reserved-run result. Friendliness has no supplied primary rubric. Equal sample counts do not prove population equality or absence of any effect. Because abstention can reduce unsupported claims without answering, record answer coverage and abstentions too.</w:t>
+      </w:r>
+    </w:p>
+    <w:p>
+      <w:pPr>
+        <w:pStyle w:val="Heading2"/>
+      </w:pPr>
+      <w:r>
+        <w:t>Trace direction, scoring and fixed comparison</w:t>
       </w:r>
     </w:p>
     <w:p>
       <w:r>
         <w:drawing>
           <wp:inline xmlns:a="http://schemas.openxmlformats.org/drawingml/2006/main" xmlns:pic="http://schemas.openxmlformats.org/drawingml/2006/picture">
-            <wp:extent cx="5486400" cy="5261429"/>
-            <wp:docPr id="1" name="Picture 1" descr="Hypotheses and measurable outcomes. Name the directional claim: The prediction concerns unsupported cases, not writing elegance.. Define scoring first: Each answer either contains an unsupported claim or does not under the fixed rubric.. Freeze the comparison: Run both versions on the same cases after recording the hypothesis."/>
+            <wp:extent cx="5486400" cy="3337560"/>
+            <wp:docPr id="1" name="Picture 1" descr="Name the directional claim: The prediction concerns unsupported cases, not writing elegance. → Define scoring first: Each answer either contains an unsupported claim or does not under the fixed rubric. → Freeze the comparison: Run both versions on the same cases after recording the hypothesis."/>
             <wp:cNvGraphicFramePr>
               <a:graphicFrameLocks noChangeAspect="1"/>
             </wp:cNvGraphicFramePr>
@@ -1144,7 +1547,7 @@
               <a:graphicData uri="http://schemas.openxmlformats.org/drawingml/2006/picture">
                 <pic:pic>
                   <pic:nvPicPr>
-                    <pic:cNvPr id="0" name="academy-visual-ai-7-7.png"/>
+                    <pic:cNvPr id="0" name="academy-story-ai-7-7-02.png"/>
                     <pic:cNvPicPr/>
                   </pic:nvPicPr>
                   <pic:blipFill>
@@ -1156,7 +1559,7 @@
                   <pic:spPr>
                     <a:xfrm>
                       <a:off x="0" y="0"/>
-                      <a:ext cx="5486400" cy="5261429"/>
+                      <a:ext cx="5486400" cy="3337560"/>
                     </a:xfrm>
                     <a:prstGeom prst="rect"/>
                   </pic:spPr>
@@ -1284,24 +1687,7 @@
     </w:p>
     <w:p>
       <w:pPr>
-        <w:pStyle w:val="Heading3"/>
-      </w:pPr>
-      <w:r>
-        <w:t>Why this result follows</w:t>
-      </w:r>
-    </w:p>
-    <w:p>
-      <w:pPr>
-        <w:pStyle w:val="Heading3"/>
-      </w:pPr>
-      <w:r>
-        <w:t>Why the result follows</w:t>
-      </w:r>
-    </w:p>
-    <w:p>
-      <w:pPr>
         <w:spacing w:line="336" w:lineRule="auto" w:after="180"/>
-        <w:shd w:fill="F1F6FC"/>
       </w:pPr>
       <w:r>
         <w:rPr>
@@ -1324,30 +1710,431 @@
     </w:p>
     <w:p>
       <w:pPr>
+        <w:pStyle w:val="Heading2"/>
+      </w:pPr>
+      <w:r>
+        <w:t>Added complete six-case support/speed practice</w:t>
+      </w:r>
+    </w:p>
+    <w:tbl>
+      <w:tblPr>
+        <w:tblStyle w:val="LightShading-Accent1"/>
+        <w:tblW w:type="auto" w:w="0"/>
+        <w:tblLook w:firstColumn="1" w:firstRow="1" w:lastColumn="0" w:lastRow="0" w:noHBand="0" w:noVBand="1" w:val="04A0"/>
+      </w:tblPr>
+      <w:tblGrid>
+        <w:gridCol w:w="2556"/>
+        <w:gridCol w:w="2556"/>
+        <w:gridCol w:w="2556"/>
+        <w:gridCol w:w="2556"/>
+      </w:tblGrid>
+      <w:tr>
+        <w:trPr>
+          <w:tblHeader/>
+        </w:trPr>
+        <w:tc>
+          <w:tcPr>
+            <w:tcW w:type="dxa" w:w="2556"/>
+          </w:tcPr>
+          <w:p>
+            <w:r>
+              <w:t>Added main practice: six paired cases</w:t>
+            </w:r>
+          </w:p>
+        </w:tc>
+        <w:tc>
+          <w:tcPr>
+            <w:tcW w:type="dxa" w:w="2556"/>
+          </w:tcPr>
+          <w:p>
+            <w:r>
+              <w:t>A</w:t>
+            </w:r>
+          </w:p>
+        </w:tc>
+        <w:tc>
+          <w:tcPr>
+            <w:tcW w:type="dxa" w:w="2556"/>
+          </w:tcPr>
+          <w:p>
+            <w:r>
+              <w:t>B</w:t>
+            </w:r>
+          </w:p>
+        </w:tc>
+        <w:tc>
+          <w:tcPr>
+            <w:tcW w:type="dxa" w:w="2556"/>
+          </w:tcPr>
+          <w:p>
+            <w:r>
+              <w:t>Primary interpretation</w:t>
+            </w:r>
+          </w:p>
+        </w:tc>
+      </w:tr>
+      <w:tr>
+        <w:tc>
+          <w:tcPr>
+            <w:tcW w:type="dxa" w:w="2556"/>
+          </w:tcPr>
+          <w:p>
+            <w:r>
+              <w:t>Supported completed answers</w:t>
+            </w:r>
+          </w:p>
+        </w:tc>
+        <w:tc>
+          <w:tcPr>
+            <w:tcW w:type="dxa" w:w="2556"/>
+          </w:tcPr>
+          <w:p>
+            <w:r>
+              <w:t>4</w:t>
+            </w:r>
+          </w:p>
+        </w:tc>
+        <w:tc>
+          <w:tcPr>
+            <w:tcW w:type="dxa" w:w="2556"/>
+          </w:tcPr>
+          <w:p>
+            <w:r>
+              <w:t>4</w:t>
+            </w:r>
+          </w:p>
+        </w:tc>
+        <w:tc>
+          <w:tcPr>
+            <w:tcW w:type="dxa" w:w="2556"/>
+          </w:tcPr>
+          <w:p>
+            <w:r>
+              <w:t>Both 4/6 =2/3; strict improvement not observed</w:t>
+            </w:r>
+          </w:p>
+        </w:tc>
+      </w:tr>
+      <w:tr>
+        <w:tc>
+          <w:tcPr>
+            <w:tcW w:type="dxa" w:w="2556"/>
+          </w:tcPr>
+          <w:p>
+            <w:r>
+              <w:t>Unsupported cases</w:t>
+            </w:r>
+          </w:p>
+        </w:tc>
+        <w:tc>
+          <w:tcPr>
+            <w:tcW w:type="dxa" w:w="2556"/>
+          </w:tcPr>
+          <w:p>
+            <w:r>
+              <w:t>1</w:t>
+            </w:r>
+          </w:p>
+        </w:tc>
+        <w:tc>
+          <w:tcPr>
+            <w:tcW w:type="dxa" w:w="2556"/>
+          </w:tcPr>
+          <w:p>
+            <w:r>
+              <w:t>0</w:t>
+            </w:r>
+          </w:p>
+        </w:tc>
+        <w:tc>
+          <w:tcPr>
+            <w:tcW w:type="dxa" w:w="2556"/>
+          </w:tcPr>
+          <w:p>
+            <w:r>
+              <w:t>Fewer B unsupported does not add a supported answer</w:t>
+            </w:r>
+          </w:p>
+        </w:tc>
+      </w:tr>
+      <w:tr>
+        <w:tc>
+          <w:tcPr>
+            <w:tcW w:type="dxa" w:w="2556"/>
+          </w:tcPr>
+          <w:p>
+            <w:r>
+              <w:t>Abstentions</w:t>
+            </w:r>
+          </w:p>
+        </w:tc>
+        <w:tc>
+          <w:tcPr>
+            <w:tcW w:type="dxa" w:w="2556"/>
+          </w:tcPr>
+          <w:p>
+            <w:r>
+              <w:t>0</w:t>
+            </w:r>
+          </w:p>
+        </w:tc>
+        <w:tc>
+          <w:tcPr>
+            <w:tcW w:type="dxa" w:w="2556"/>
+          </w:tcPr>
+          <w:p>
+            <w:r>
+              <w:t>1</w:t>
+            </w:r>
+          </w:p>
+        </w:tc>
+        <w:tc>
+          <w:tcPr>
+            <w:tcW w:type="dxa" w:w="2556"/>
+          </w:tcPr>
+          <w:p>
+            <w:r>
+              <w:t>B has one additional abstention</w:t>
+            </w:r>
+          </w:p>
+        </w:tc>
+      </w:tr>
+      <w:tr>
+        <w:tc>
+          <w:tcPr>
+            <w:tcW w:type="dxa" w:w="2556"/>
+          </w:tcPr>
+          <w:p>
+            <w:r>
+              <w:t>Timeouts</w:t>
+            </w:r>
+          </w:p>
+        </w:tc>
+        <w:tc>
+          <w:tcPr>
+            <w:tcW w:type="dxa" w:w="2556"/>
+          </w:tcPr>
+          <w:p>
+            <w:r>
+              <w:t>1</w:t>
+            </w:r>
+          </w:p>
+        </w:tc>
+        <w:tc>
+          <w:tcPr>
+            <w:tcW w:type="dxa" w:w="2556"/>
+          </w:tcPr>
+          <w:p>
+            <w:r>
+              <w:t>1</w:t>
+            </w:r>
+          </w:p>
+        </w:tc>
+        <w:tc>
+          <w:tcPr>
+            <w:tcW w:type="dxa" w:w="2556"/>
+          </w:tcPr>
+          <w:p>
+            <w:r>
+              <w:t>Keep in the fixed six-case denominator</w:t>
+            </w:r>
+          </w:p>
+        </w:tc>
+      </w:tr>
+      <w:tr>
+        <w:tc>
+          <w:tcPr>
+            <w:tcW w:type="dxa" w:w="2556"/>
+          </w:tcPr>
+          <w:p>
+            <w:r>
+              <w:t>Supplied mean final-outcome duration</w:t>
+            </w:r>
+          </w:p>
+        </w:tc>
+        <w:tc>
+          <w:tcPr>
+            <w:tcW w:type="dxa" w:w="2556"/>
+          </w:tcPr>
+          <w:p>
+            <w:r>
+              <w:t>3 seconds</w:t>
+            </w:r>
+          </w:p>
+        </w:tc>
+        <w:tc>
+          <w:tcPr>
+            <w:tcW w:type="dxa" w:w="2556"/>
+          </w:tcPr>
+          <w:p>
+            <w:r>
+              <w:t>2 seconds</w:t>
+            </w:r>
+          </w:p>
+        </w:tc>
+        <w:tc>
+          <w:tcPr>
+            <w:tcW w:type="dxa" w:w="2556"/>
+          </w:tcPr>
+          <w:p>
+            <w:r>
+              <w:t>B faster on this toy timing measure; separate from primary support</w:t>
+            </w:r>
+          </w:p>
+        </w:tc>
+      </w:tr>
+      <w:tr>
+        <w:tc>
+          <w:tcPr>
+            <w:tcW w:type="dxa" w:w="2556"/>
+          </w:tcPr>
+          <w:p>
+            <w:r>
+              <w:t>Evidence status</w:t>
+            </w:r>
+          </w:p>
+        </w:tc>
+        <w:tc>
+          <w:tcPr>
+            <w:tcW w:type="dxa" w:w="2556"/>
+          </w:tcPr>
+          <w:p>
+            <w:r>
+              <w:t>Constructed records</w:t>
+            </w:r>
+          </w:p>
+        </w:tc>
+        <w:tc>
+          <w:tcPr>
+            <w:tcW w:type="dxa" w:w="2556"/>
+          </w:tcPr>
+          <w:p>
+            <w:r>
+              <w:t>Constructed records</w:t>
+            </w:r>
+          </w:p>
+        </w:tc>
+        <w:tc>
+          <w:tcPr>
+            <w:tcW w:type="dxa" w:w="2556"/>
+          </w:tcPr>
+          <w:p>
+            <w:r>
+              <w:t>No actual model, participant or reserved experiment</w:t>
+            </w:r>
+          </w:p>
+        </w:tc>
+      </w:tr>
+    </w:tbl>
+    <w:p>
+      <w:pPr>
+        <w:pStyle w:val="Heading2"/>
+      </w:pPr>
+      <w:r>
+        <w:t>Predict friendly wording with a tie</w:t>
+      </w:r>
+    </w:p>
+    <w:p>
+      <w:pPr>
+        <w:pStyle w:val="ListBullet"/>
+      </w:pPr>
+      <w:r>
+        <w:t>Change one thing: B sounds friendlier but has the same unsupported count as A. Predict the result before checking the explanation. What remains the same?</w:t>
+      </w:r>
+    </w:p>
+    <w:p>
+      <w:pPr>
+        <w:pStyle w:val="Heading2"/>
+      </w:pPr>
+      <w:r>
+        <w:t>Check after predicting · reference / check after trying</w:t>
+      </w:r>
+    </w:p>
+    <w:p>
+      <w:r>
+        <w:drawing>
+          <wp:inline xmlns:a="http://schemas.openxmlformats.org/drawingml/2006/main" xmlns:pic="http://schemas.openxmlformats.org/drawingml/2006/picture">
+            <wp:extent cx="5486400" cy="3026664"/>
+            <wp:docPr id="2" name="Picture 2" descr="Original case: Run both versions on the same cases after recording the hypothesis. Changed condition: B sounds friendlier but has the same unsupported count as A. Expected result: The stated improvement hypothesis is not supported on these cases. Reason: Friendliness is a different outcome from the predefined unsupported-case count."/>
+            <wp:cNvGraphicFramePr>
+              <a:graphicFrameLocks noChangeAspect="1"/>
+            </wp:cNvGraphicFramePr>
+            <a:graphic>
+              <a:graphicData uri="http://schemas.openxmlformats.org/drawingml/2006/picture">
+                <pic:pic>
+                  <pic:nvPicPr>
+                    <pic:cNvPr id="0" name="academy-story-ai-7-7-04.png"/>
+                    <pic:cNvPicPr/>
+                  </pic:nvPicPr>
+                  <pic:blipFill>
+                    <a:blip r:embed="rId10"/>
+                    <a:stretch>
+                      <a:fillRect/>
+                    </a:stretch>
+                  </pic:blipFill>
+                  <pic:spPr>
+                    <a:xfrm>
+                      <a:off x="0" y="0"/>
+                      <a:ext cx="5486400" cy="3026664"/>
+                    </a:xfrm>
+                    <a:prstGeom prst="rect"/>
+                  </pic:spPr>
+                </pic:pic>
+              </a:graphicData>
+            </a:graphic>
+          </wp:inline>
+        </w:drawing>
+      </w:r>
+    </w:p>
+    <w:p>
+      <w:pPr>
+        <w:pStyle w:val="Heading2"/>
+      </w:pPr>
+      <w:r>
+        <w:t>Explain power/equality limits and primary support</w:t>
+      </w:r>
+    </w:p>
+    <w:p>
+      <w:pPr>
+        <w:pStyle w:val="ListBullet"/>
+      </w:pPr>
+      <w:r>
+        <w:t>No power calculation or significance claim is provided; a null descriptive difference is not proof of exact equality.</w:t>
+      </w:r>
+    </w:p>
+    <w:p>
+      <w:pPr>
+        <w:pStyle w:val="ListBullet"/>
+      </w:pPr>
+      <w:r>
+        <w:t>Read the labelled picture: Name the predicted outcome and how unsupported is scored. If B sounds friendlier but ties A’s unsupported count, does the recorded improvement hypothesis receive support?</w:t>
+      </w:r>
+    </w:p>
+    <w:p>
+      <w:pPr>
+        <w:pStyle w:val="Heading2"/>
+      </w:pPr>
+      <w:r>
+        <w:t>Earlier wording, alternatives and picture transcripts · reference / check after trying</w:t>
+      </w:r>
+    </w:p>
+    <w:p>
+      <w:pPr>
         <w:pStyle w:val="Heading3"/>
       </w:pPr>
       <w:r>
-        <w:t>What this example does not establish</w:t>
-      </w:r>
-    </w:p>
-    <w:p>
-      <w:pPr>
-        <w:pStyle w:val="Heading3"/>
-      </w:pPr>
-      <w:r>
-        <w:t>Keep the stated limit</w:t>
+        <w:t>Learn from the worked case</w:t>
       </w:r>
     </w:p>
     <w:p>
       <w:pPr>
         <w:spacing w:line="336" w:lineRule="auto" w:after="180"/>
-        <w:shd w:fill="FFF5E6"/>
       </w:pPr>
       <w:r>
         <w:rPr>
           <w:b w:val="0"/>
         </w:rPr>
-        <w:t>No power calculation or significance claim is provided; a null descriptive difference is not proof of exact equality.</w:t>
+        <w:t>Cover the result before checking it. Say what is given, choose the procedure, and follow one step at a time. Then uncover the result and explain your first mismatch. Ask why a step is allowed, not only what number it produces.</w:t>
       </w:r>
     </w:p>
     <w:p>
@@ -1355,19 +2142,99 @@
         <w:pStyle w:val="Heading3"/>
       </w:pPr>
       <w:r>
-        <w:t>Keep the stated limit</w:t>
+        <w:t>A pictorial worked case: Hypotheses and measurable outcomes</w:t>
+      </w:r>
+    </w:p>
+    <w:p>
+      <w:pPr>
+        <w:pStyle w:val="Heading3"/>
+      </w:pPr>
+      <w:r>
+        <w:t>The facts we will use</w:t>
+      </w:r>
+    </w:p>
+    <w:p>
+      <w:r>
+        <w:drawing>
+          <wp:inline xmlns:a="http://schemas.openxmlformats.org/drawingml/2006/main" xmlns:pic="http://schemas.openxmlformats.org/drawingml/2006/picture">
+            <wp:extent cx="5486400" cy="5261429"/>
+            <wp:docPr id="3" name="Picture 3" descr="Hypotheses and measurable outcomes. Name the directional claim: The prediction concerns unsupported cases, not writing elegance.. Define scoring first: Each answer either contains an unsupported claim or does not under the fixed rubric.. Freeze the comparison: Run both versions on the same cases after recording the hypothesis."/>
+            <wp:cNvGraphicFramePr>
+              <a:graphicFrameLocks noChangeAspect="1"/>
+            </wp:cNvGraphicFramePr>
+            <a:graphic>
+              <a:graphicData uri="http://schemas.openxmlformats.org/drawingml/2006/picture">
+                <pic:pic>
+                  <pic:nvPicPr>
+                    <pic:cNvPr id="0" name="academy-visual-ai-7-7.png"/>
+                    <pic:cNvPicPr/>
+                  </pic:nvPicPr>
+                  <pic:blipFill>
+                    <a:blip r:embed="rId11"/>
+                    <a:stretch>
+                      <a:fillRect/>
+                    </a:stretch>
+                  </pic:blipFill>
+                  <pic:spPr>
+                    <a:xfrm>
+                      <a:off x="0" y="0"/>
+                      <a:ext cx="5486400" cy="5261429"/>
+                    </a:xfrm>
+                    <a:prstGeom prst="rect"/>
+                  </pic:spPr>
+                </pic:pic>
+              </a:graphicData>
+            </a:graphic>
+          </wp:inline>
+        </w:drawing>
+      </w:r>
+    </w:p>
+    <w:p>
+      <w:pPr>
+        <w:pStyle w:val="Heading3"/>
+      </w:pPr>
+      <w:r>
+        <w:t>Why this result follows</w:t>
+      </w:r>
+    </w:p>
+    <w:p>
+      <w:pPr>
+        <w:pStyle w:val="Heading3"/>
+      </w:pPr>
+      <w:r>
+        <w:t>What this example does not establish</w:t>
+      </w:r>
+    </w:p>
+    <w:p>
+      <w:pPr>
+        <w:pStyle w:val="Heading1"/>
+      </w:pPr>
+      <w:r>
+        <w:t>07. Audit outcome switching, denominator changes and oversized inference</w:t>
+      </w:r>
+    </w:p>
+    <w:p>
+      <w:r>
+        <w:t>Make revisions explicit instead of hiding the original question.</w:t>
+      </w:r>
+    </w:p>
+    <w:p>
+      <w:pPr>
+        <w:pStyle w:val="Heading2"/>
+      </w:pPr>
+      <w:r>
+        <w:t>Core hypothesis qualification and failure analysis</w:t>
       </w:r>
     </w:p>
     <w:p>
       <w:pPr>
         <w:spacing w:line="336" w:lineRule="auto" w:after="180"/>
-        <w:shd w:fill="FFF5E6"/>
       </w:pPr>
       <w:r>
         <w:rPr>
           <w:b w:val="0"/>
         </w:rPr>
-        <w:t xml:space="preserve">Read the labelled picture: Name the predicted outcome and how unsupported is scored. If B sounds friendlier but ties A’s unsupported count, does the recorded improvement </w:t>
+        <w:t xml:space="preserve">A </w:t>
       </w:r>
       <w:r>
         <w:rPr>
@@ -1379,77 +2246,12 @@
         <w:rPr>
           <w:b w:val="0"/>
         </w:rPr>
-        <w:t xml:space="preserve"> receive support?</w:t>
-      </w:r>
-    </w:p>
-    <w:p>
-      <w:pPr>
-        <w:pStyle w:val="Heading3"/>
-      </w:pPr>
-      <w:r>
-        <w:t>Keep the stated limit</w:t>
+        <w:t xml:space="preserve"> can fail honestly; changing it after results does not erase the original test.</w:t>
       </w:r>
     </w:p>
     <w:p>
       <w:pPr>
         <w:spacing w:line="336" w:lineRule="auto" w:after="180"/>
-        <w:shd w:fill="FFF5E6"/>
-      </w:pPr>
-      <w:r>
-        <w:rPr>
-          <w:b w:val="0"/>
-        </w:rPr>
-        <w:t>Change one thing: B sounds friendlier but has the same unsupported count as A. Predict the result before checking the explanation. What remains the same?</w:t>
-      </w:r>
-    </w:p>
-    <w:p>
-      <w:pPr>
-        <w:pStyle w:val="Heading1"/>
-      </w:pPr>
-      <w:r>
-        <w:t>07. Find and repair a mistake</w:t>
-      </w:r>
-    </w:p>
-    <w:p>
-      <w:r>
-        <w:t>Find the unsupported step in the Hypotheses and measurable outcomes claim and explain a repair using the supplied evidence.</w:t>
-      </w:r>
-    </w:p>
-    <w:p>
-      <w:pPr>
-        <w:spacing w:line="336" w:lineRule="auto" w:after="180"/>
-      </w:pPr>
-      <w:r>
-        <w:rPr>
-          <w:b w:val="0"/>
-        </w:rPr>
-        <w:t xml:space="preserve">A </w:t>
-      </w:r>
-      <w:r>
-        <w:rPr>
-          <w:b/>
-        </w:rPr>
-        <w:t>hypothesis</w:t>
-      </w:r>
-      <w:r>
-        <w:rPr>
-          <w:b w:val="0"/>
-        </w:rPr>
-        <w:t xml:space="preserve"> can fail honestly; changing it after results does not erase the original test.</w:t>
-      </w:r>
-    </w:p>
-    <w:p>
-      <w:pPr>
-        <w:pStyle w:val="Heading3"/>
-      </w:pPr>
-      <w:r>
-        <w:t>Check the claim against the facts</w:t>
-      </w:r>
-    </w:p>
-    <w:p>
-      <w:pPr>
-        <w:spacing w:line="336" w:lineRule="auto" w:after="180"/>
-        <w:shd w:fill="FFF5E6"/>
       </w:pPr>
       <w:r>
         <w:rPr>
@@ -1461,7 +2263,6 @@
     <w:p>
       <w:pPr>
         <w:spacing w:line="336" w:lineRule="auto" w:after="180"/>
-        <w:shd w:fill="FFF5E6"/>
       </w:pPr>
       <w:r>
         <w:rPr>
@@ -1484,6 +2285,256 @@
     </w:p>
     <w:p>
       <w:pPr>
+        <w:pStyle w:val="Heading2"/>
+      </w:pPr>
+      <w:r>
+        <w:t>Complete metric, revision and coverage probes</w:t>
+      </w:r>
+    </w:p>
+    <w:tbl>
+      <w:tblPr>
+        <w:tblStyle w:val="LightShading-Accent1"/>
+        <w:tblW w:type="auto" w:w="0"/>
+        <w:tblLook w:firstColumn="1" w:firstRow="1" w:lastColumn="0" w:lastRow="0" w:noHBand="0" w:noVBand="1" w:val="04A0"/>
+      </w:tblPr>
+      <w:tblGrid>
+        <w:gridCol w:w="5112"/>
+        <w:gridCol w:w="5112"/>
+      </w:tblGrid>
+      <w:tr>
+        <w:trPr>
+          <w:tblHeader/>
+        </w:trPr>
+        <w:tc>
+          <w:tcPr>
+            <w:tcW w:type="dxa" w:w="5112"/>
+          </w:tcPr>
+          <w:p>
+            <w:r>
+              <w:t>Hypothesis probe</w:t>
+            </w:r>
+          </w:p>
+        </w:tc>
+        <w:tc>
+          <w:tcPr>
+            <w:tcW w:type="dxa" w:w="5112"/>
+          </w:tcPr>
+          <w:p>
+            <w:r>
+              <w:t>Expected interpretation</w:t>
+            </w:r>
+          </w:p>
+        </w:tc>
+      </w:tr>
+      <w:tr>
+        <w:tc>
+          <w:tcPr>
+            <w:tcW w:type="dxa" w:w="5112"/>
+          </w:tcPr>
+          <w:p>
+            <w:r>
+              <w:t>B strictly exceeds A on recorded primary</w:t>
+            </w:r>
+          </w:p>
+        </w:tc>
+        <w:tc>
+          <w:tcPr>
+            <w:tcW w:type="dxa" w:w="5112"/>
+          </w:tcPr>
+          <w:p>
+            <w:r>
+              <w:t>Observed sample pattern meets that directional expectation</w:t>
+            </w:r>
+          </w:p>
+        </w:tc>
+      </w:tr>
+      <w:tr>
+        <w:tc>
+          <w:tcPr>
+            <w:tcW w:type="dxa" w:w="5112"/>
+          </w:tcPr>
+          <w:p>
+            <w:r>
+              <w:t>B ties or falls below A</w:t>
+            </w:r>
+          </w:p>
+        </w:tc>
+        <w:tc>
+          <w:tcPr>
+            <w:tcW w:type="dxa" w:w="5112"/>
+          </w:tcPr>
+          <w:p>
+            <w:r>
+              <w:t>Strict improvement not observed in sample; no population-equality proof</w:t>
+            </w:r>
+          </w:p>
+        </w:tc>
+      </w:tr>
+      <w:tr>
+        <w:tc>
+          <w:tcPr>
+            <w:tcW w:type="dxa" w:w="5112"/>
+          </w:tcPr>
+          <w:p>
+            <w:r>
+              <w:t>B faster after primary support was fixed</w:t>
+            </w:r>
+          </w:p>
+        </w:tc>
+        <w:tc>
+          <w:tcPr>
+            <w:tcW w:type="dxa" w:w="5112"/>
+          </w:tcPr>
+          <w:p>
+            <w:r>
+              <w:t>Report speed separately; post-result new claim is exploratory</w:t>
+            </w:r>
+          </w:p>
+        </w:tc>
+      </w:tr>
+      <w:tr>
+        <w:tc>
+          <w:tcPr>
+            <w:tcW w:type="dxa" w:w="5112"/>
+          </w:tcPr>
+          <w:p>
+            <w:r>
+              <w:t>Unsupported count falls via abstention</w:t>
+            </w:r>
+          </w:p>
+        </w:tc>
+        <w:tc>
+          <w:tcPr>
+            <w:tcW w:type="dxa" w:w="5112"/>
+          </w:tcPr>
+          <w:p>
+            <w:r>
+              <w:t>May not improve supported-answer rate; report coverage</w:t>
+            </w:r>
+          </w:p>
+        </w:tc>
+      </w:tr>
+      <w:tr>
+        <w:tc>
+          <w:tcPr>
+            <w:tcW w:type="dxa" w:w="5112"/>
+          </w:tcPr>
+          <w:p>
+            <w:r>
+              <w:t>Timeout removed from denominator after results</w:t>
+            </w:r>
+          </w:p>
+        </w:tc>
+        <w:tc>
+          <w:tcPr>
+            <w:tcW w:type="dxa" w:w="5112"/>
+          </w:tcPr>
+          <w:p>
+            <w:r>
+              <w:t>Changes the declared rule; retain failure or disclose deviation</w:t>
+            </w:r>
+          </w:p>
+        </w:tc>
+      </w:tr>
+      <w:tr>
+        <w:tc>
+          <w:tcPr>
+            <w:tcW w:type="dxa" w:w="5112"/>
+          </w:tcPr>
+          <w:p>
+            <w:r>
+              <w:t>Friendlier wording without fixed score</w:t>
+            </w:r>
+          </w:p>
+        </w:tc>
+        <w:tc>
+          <w:tcPr>
+            <w:tcW w:type="dxa" w:w="5112"/>
+          </w:tcPr>
+          <w:p>
+            <w:r>
+              <w:t>Not evidence of the stated unsupported-count improvement</w:t>
+            </w:r>
+          </w:p>
+        </w:tc>
+      </w:tr>
+      <w:tr>
+        <w:tc>
+          <w:tcPr>
+            <w:tcW w:type="dxa" w:w="5112"/>
+          </w:tcPr>
+          <w:p>
+            <w:r>
+              <w:t>Plan appears before fixture evaluation in code</w:t>
+            </w:r>
+          </w:p>
+        </w:tc>
+        <w:tc>
+          <w:tcPr>
+            <w:tcW w:type="dxa" w:w="5112"/>
+          </w:tcPr>
+          <w:p>
+            <w:r>
+              <w:t>Ordered teaching example, not externally registered real study</w:t>
+            </w:r>
+          </w:p>
+        </w:tc>
+      </w:tr>
+      <w:tr>
+        <w:tc>
+          <w:tcPr>
+            <w:tcW w:type="dxa" w:w="5112"/>
+          </w:tcPr>
+          <w:p>
+            <w:r>
+              <w:t>Known practice cases scored again</w:t>
+            </w:r>
+          </w:p>
+        </w:tc>
+        <w:tc>
+          <w:tcPr>
+            <w:tcW w:type="dxa" w:w="5112"/>
+          </w:tcPr>
+          <w:p>
+            <w:r>
+              <w:t>Regression/replay evidence, not unseen reserved evaluation</w:t>
+            </w:r>
+          </w:p>
+        </w:tc>
+      </w:tr>
+      <w:tr>
+        <w:tc>
+          <w:tcPr>
+            <w:tcW w:type="dxa" w:w="5112"/>
+          </w:tcPr>
+          <w:p>
+            <w:r>
+              <w:t>No power or statistical test supplied</w:t>
+            </w:r>
+          </w:p>
+        </w:tc>
+        <w:tc>
+          <w:tcPr>
+            <w:tcW w:type="dxa" w:w="5112"/>
+          </w:tcPr>
+          <w:p>
+            <w:r>
+              <w:t>Do not claim significance, equivalence or adequate precision</w:t>
+            </w:r>
+          </w:p>
+        </w:tc>
+      </w:tr>
+    </w:tbl>
+    <w:p>
+      <w:pPr>
+        <w:pStyle w:val="Heading2"/>
+      </w:pPr>
+      <w:r>
+        <w:t>Guided repair and explanation</w:t>
+      </w:r>
+    </w:p>
+    <w:p>
+      <w:pPr>
         <w:pStyle w:val="Heading3"/>
       </w:pPr>
       <w:r>
@@ -1517,33 +2568,93 @@
     </w:p>
     <w:p>
       <w:pPr>
+        <w:pStyle w:val="ListBullet"/>
+      </w:pPr>
+      <w:r>
+        <w:t>A report omits this qualification: A hypothesis can fail honestly; changing it after results does not erase the original test. Explain how omitting it could change a reader's interpretation, and write an accurate replacement.</w:t>
+      </w:r>
+    </w:p>
+    <w:p>
+      <w:pPr>
         <w:pStyle w:val="Heading3"/>
       </w:pPr>
       <w:r>
+        <w:t>State one repair and the checks you would rerun.</w:t>
+      </w:r>
+    </w:p>
+    <w:p>
+      <w:r>
+        <w:t>________________________________________________________________</w:t>
+      </w:r>
+    </w:p>
+    <w:p>
+      <w:r>
+        <w:t>________________________________________________________________</w:t>
+      </w:r>
+    </w:p>
+    <w:p>
+      <w:r>
+        <w:t>________________________________________________________________</w:t>
+      </w:r>
+    </w:p>
+    <w:p>
+      <w:r>
+        <w:t>________________________________________________________________</w:t>
+      </w:r>
+    </w:p>
+    <w:p>
+      <w:r>
+        <w:t>________________________________________________________________</w:t>
+      </w:r>
+    </w:p>
+    <w:p>
+      <w:r>
+        <w:t>________________________________________________________________</w:t>
+      </w:r>
+    </w:p>
+    <w:p>
+      <w:pPr>
+        <w:pStyle w:val="Heading2"/>
+      </w:pPr>
+      <w:r>
+        <w:t>Earlier wording, alternatives and picture transcripts · reference / check after trying</w:t>
+      </w:r>
+    </w:p>
+    <w:p>
+      <w:pPr>
+        <w:pStyle w:val="Heading3"/>
+      </w:pPr>
+      <w:r>
         <w:t>Locate the earliest unsupported step</w:t>
       </w:r>
     </w:p>
     <w:p>
       <w:pPr>
-        <w:spacing w:line="336" w:lineRule="auto" w:after="180"/>
-      </w:pPr>
-      <w:r>
-        <w:rPr>
-          <w:b w:val="0"/>
-        </w:rPr>
-        <w:t xml:space="preserve">A report omits this qualification: A </w:t>
-      </w:r>
-      <w:r>
-        <w:rPr>
-          <w:b/>
-        </w:rPr>
-        <w:t>hypothesis</w:t>
-      </w:r>
-      <w:r>
-        <w:rPr>
-          <w:b w:val="0"/>
-        </w:rPr>
-        <w:t xml:space="preserve"> can fail honestly; changing it after results does not erase the original test. Explain how omitting it could change a reader's interpretation, and write an accurate replacement.</w:t>
+        <w:pStyle w:val="Heading1"/>
+      </w:pPr>
+      <w:r>
+        <w:t>08. Practise stating what would challenge the expected pattern</w:t>
+      </w:r>
+    </w:p>
+    <w:p>
+      <w:r>
+        <w:t>Name the primary outcome, fixed denominator and limits.</w:t>
+      </w:r>
+    </w:p>
+    <w:p>
+      <w:pPr>
+        <w:pStyle w:val="Heading2"/>
+      </w:pPr>
+      <w:r>
+        <w:t>Current explanation and guided check</w:t>
+      </w:r>
+    </w:p>
+    <w:p>
+      <w:pPr>
+        <w:pStyle w:val="ListBullet"/>
+      </w:pPr>
+      <w:r>
+        <w:t>Explain the weekly mechanism in your own words. Use the worked scenario to name its input, decision rule and output.</w:t>
       </w:r>
     </w:p>
     <w:p>
@@ -1551,7 +2662,7 @@
         <w:pStyle w:val="Heading3"/>
       </w:pPr>
       <w:r>
-        <w:t>State one repair and the checks you would rerun.</w:t>
+        <w:t>Guided: restate the worked result, then name the assumption or limitation that prevents a broader conclusion.</w:t>
       </w:r>
     </w:p>
     <w:p>
@@ -1580,79 +2691,19 @@
       </w:r>
     </w:p>
     <w:p>
+      <w:pPr>
+        <w:pStyle w:val="Heading3"/>
+      </w:pPr>
+      <w:r>
+        <w:t>Explain your prediction to a partner before comparing results.</w:t>
+      </w:r>
+    </w:p>
+    <w:p>
       <w:r>
         <w:t>________________________________________________________________</w:t>
       </w:r>
     </w:p>
     <w:p>
-      <w:pPr>
-        <w:pStyle w:val="Heading1"/>
-      </w:pPr>
-      <w:r>
-        <w:t>08. Practise together</w:t>
-      </w:r>
-    </w:p>
-    <w:p>
-      <w:r>
-        <w:t>Practise Hypotheses and measurable outcomes with support, then explain the deciding step in your own words.</w:t>
-      </w:r>
-    </w:p>
-    <w:p>
-      <w:pPr>
-        <w:spacing w:line="336" w:lineRule="auto" w:after="180"/>
-      </w:pPr>
-      <w:r>
-        <w:rPr>
-          <w:b w:val="0"/>
-        </w:rPr>
-        <w:t xml:space="preserve">Explain the weekly </w:t>
-      </w:r>
-      <w:r>
-        <w:rPr>
-          <w:b/>
-        </w:rPr>
-        <w:t>mechanism</w:t>
-      </w:r>
-      <w:r>
-        <w:rPr>
-          <w:b w:val="0"/>
-        </w:rPr>
-        <w:t xml:space="preserve"> in your own words. Use the worked scenario to name its </w:t>
-      </w:r>
-      <w:r>
-        <w:rPr>
-          <w:b/>
-        </w:rPr>
-        <w:t>input</w:t>
-      </w:r>
-      <w:r>
-        <w:rPr>
-          <w:b w:val="0"/>
-        </w:rPr>
-        <w:t xml:space="preserve">, decision rule and </w:t>
-      </w:r>
-      <w:r>
-        <w:rPr>
-          <w:b/>
-        </w:rPr>
-        <w:t>output</w:t>
-      </w:r>
-      <w:r>
-        <w:rPr>
-          <w:b w:val="0"/>
-        </w:rPr>
-        <w:t>.</w:t>
-      </w:r>
-    </w:p>
-    <w:p>
-      <w:pPr>
-        <w:pStyle w:val="Heading3"/>
-      </w:pPr>
-      <w:r>
-        <w:t>Guided: restate the worked result, then name the assumption or limitation that prevents a broader conclusion.</w:t>
-      </w:r>
-    </w:p>
-    <w:p>
       <w:r>
         <w:t>________________________________________________________________</w:t>
       </w:r>
@@ -1668,49 +2719,11 @@
       </w:r>
     </w:p>
     <w:p>
-      <w:r>
-        <w:t>________________________________________________________________</w:t>
-      </w:r>
-    </w:p>
-    <w:p>
-      <w:r>
-        <w:t>________________________________________________________________</w:t>
-      </w:r>
-    </w:p>
-    <w:p>
-      <w:pPr>
-        <w:pStyle w:val="Heading3"/>
-      </w:pPr>
-      <w:r>
-        <w:t>Explain your prediction to a partner before comparing results.</w:t>
-      </w:r>
-    </w:p>
-    <w:p>
-      <w:r>
-        <w:t>________________________________________________________________</w:t>
-      </w:r>
-    </w:p>
-    <w:p>
-      <w:r>
-        <w:t>________________________________________________________________</w:t>
-      </w:r>
-    </w:p>
-    <w:p>
-      <w:r>
-        <w:t>________________________________________________________________</w:t>
-      </w:r>
-    </w:p>
-    <w:p>
-      <w:r>
-        <w:t>________________________________________________________________</w:t>
-      </w:r>
-    </w:p>
-    <w:p>
-      <w:pPr>
-        <w:pStyle w:val="Heading3"/>
-      </w:pPr>
-      <w:r>
-        <w:t>Practise with less help: Trace the worked case</w:t>
+      <w:pPr>
+        <w:pStyle w:val="Heading2"/>
+      </w:pPr>
+      <w:r>
+        <w:t>Supported W2 trace</w:t>
       </w:r>
     </w:p>
     <w:p>
@@ -1828,82 +2841,49 @@
     </w:p>
     <w:p>
       <w:pPr>
+        <w:pStyle w:val="Heading2"/>
+      </w:pPr>
+      <w:r>
+        <w:t>Individual scope check</w:t>
+      </w:r>
+    </w:p>
+    <w:p>
+      <w:pPr>
+        <w:pStyle w:val="ListBullet"/>
+      </w:pPr>
+      <w:r>
+        <w:t>Use the worked case for Hypotheses and measurable outcomes. Proposed explanation: “The worked result establishes every future case”. Decide whether this explanation is supported. Point to the step or supplied fact that decides; explain your repair if needed.</w:t>
+      </w:r>
+    </w:p>
+    <w:p>
+      <w:pPr>
+        <w:pStyle w:val="ListBullet"/>
+      </w:pPr>
+      <w:r>
+        <w:t>Answer on your own before discussion. If you are unsure, say which step you need help with.</w:t>
+      </w:r>
+    </w:p>
+    <w:p>
+      <w:pPr>
+        <w:pStyle w:val="Heading2"/>
+      </w:pPr>
+      <w:r>
+        <w:t>Picture response</w:t>
+      </w:r>
+    </w:p>
+    <w:p>
+      <w:pPr>
+        <w:pStyle w:val="ListBullet"/>
+      </w:pPr>
+      <w:r>
+        <w:t>Name the predicted outcome and how unsupported is scored. If B sounds friendlier but ties A’s unsupported count, does the recorded improvement hypothesis receive support?</w:t>
+      </w:r>
+    </w:p>
+    <w:p>
+      <w:pPr>
         <w:pStyle w:val="Heading3"/>
       </w:pPr>
       <w:r>
-        <w:t>Check your reasoning</w:t>
-      </w:r>
-    </w:p>
-    <w:p>
-      <w:pPr>
-        <w:spacing w:line="336" w:lineRule="auto" w:after="180"/>
-      </w:pPr>
-      <w:r>
-        <w:rPr>
-          <w:b w:val="0"/>
-        </w:rPr>
-        <w:t>Use the worked case for Hypotheses and measurable outcomes. Proposed explanation: “The worked result establishes every future case”. Decide whether this explanation is supported.</w:t>
-      </w:r>
-    </w:p>
-    <w:p>
-      <w:pPr>
-        <w:spacing w:line="336" w:lineRule="auto" w:after="180"/>
-      </w:pPr>
-      <w:r>
-        <w:rPr>
-          <w:b w:val="0"/>
-        </w:rPr>
-        <w:t>Point to the step or supplied fact that decides; explain your repair if needed.</w:t>
-      </w:r>
-    </w:p>
-    <w:p>
-      <w:pPr>
-        <w:spacing w:line="336" w:lineRule="auto" w:after="180"/>
-      </w:pPr>
-      <w:r>
-        <w:rPr>
-          <w:b w:val="0"/>
-        </w:rPr>
-        <w:t>Answer on your own before discussion. If you are unsure, say which step you need help with.</w:t>
-      </w:r>
-    </w:p>
-    <w:p>
-      <w:pPr>
-        <w:pStyle w:val="Heading3"/>
-      </w:pPr>
-      <w:r>
-        <w:t>Explain the picture</w:t>
-      </w:r>
-    </w:p>
-    <w:p>
-      <w:pPr>
-        <w:spacing w:line="336" w:lineRule="auto" w:after="180"/>
-        <w:shd w:fill="F5F1FB"/>
-      </w:pPr>
-      <w:r>
-        <w:rPr>
-          <w:b w:val="0"/>
-        </w:rPr>
-        <w:t xml:space="preserve">Name the predicted outcome and how unsupported is scored. If B sounds friendlier but ties A’s unsupported count, does the recorded improvement </w:t>
-      </w:r>
-      <w:r>
-        <w:rPr>
-          <w:b/>
-        </w:rPr>
-        <w:t>hypothesis</w:t>
-      </w:r>
-      <w:r>
-        <w:rPr>
-          <w:b w:val="0"/>
-        </w:rPr>
-        <w:t xml:space="preserve"> receive support?</w:t>
-      </w:r>
-    </w:p>
-    <w:p>
-      <w:pPr>
-        <w:pStyle w:val="Heading3"/>
-      </w:pPr>
-      <w:r>
         <w:t>My explanation using a pictured step and the given facts</w:t>
       </w:r>
     </w:p>
@@ -1925,6 +2905,14 @@
     <w:p>
       <w:r>
         <w:t>________________________________________________________________</w:t>
+      </w:r>
+    </w:p>
+    <w:p>
+      <w:pPr>
+        <w:pStyle w:val="Heading2"/>
+      </w:pPr>
+      <w:r>
+        <w:t>Reserve the selected twelve-case primary metric</w:t>
       </w:r>
     </w:p>
     <w:p>
@@ -1940,23 +2928,55 @@
     </w:p>
     <w:p>
       <w:pPr>
+        <w:pStyle w:val="Heading2"/>
+      </w:pPr>
+      <w:r>
+        <w:t>Earlier wording, alternatives and picture transcripts · reference / check after trying</w:t>
+      </w:r>
+    </w:p>
+    <w:p>
+      <w:pPr>
+        <w:pStyle w:val="Heading3"/>
+      </w:pPr>
+      <w:r>
+        <w:t>Practise with less help: Trace the worked case</w:t>
+      </w:r>
+    </w:p>
+    <w:p>
+      <w:pPr>
+        <w:pStyle w:val="Heading3"/>
+      </w:pPr>
+      <w:r>
+        <w:t>Check your reasoning</w:t>
+      </w:r>
+    </w:p>
+    <w:p>
+      <w:pPr>
+        <w:pStyle w:val="Heading3"/>
+      </w:pPr>
+      <w:r>
+        <w:t>Explain the picture</w:t>
+      </w:r>
+    </w:p>
+    <w:p>
+      <w:pPr>
         <w:pStyle w:val="Heading1"/>
       </w:pPr>
       <w:r>
-        <w:t>09. Run the investigation</w:t>
-      </w:r>
-    </w:p>
-    <w:p>
-      <w:r>
-        <w:t>Investigate Hypotheses and measurable outcomes. Record the prediction, actual observation or labelled paper trace, explanation and next test separately.</w:t>
-      </w:r>
-    </w:p>
-    <w:p>
-      <w:pPr>
-        <w:pStyle w:val="Heading3"/>
-      </w:pPr>
-      <w:r>
-        <w:t>Predict, investigate and preserve the evidence</w:t>
+        <w:t>09. Run the complete toy plan, primary-result and revision record</w:t>
+      </w:r>
+    </w:p>
+    <w:p>
+      <w:r>
+        <w:t>Check category counts and denominator before selecting a headline.</w:t>
+      </w:r>
+    </w:p>
+    <w:p>
+      <w:pPr>
+        <w:pStyle w:val="Heading2"/>
+      </w:pPr>
+      <w:r>
+        <w:t>Current post-result outcome-switch investigation</w:t>
       </w:r>
     </w:p>
     <w:p>
@@ -1968,6 +2988,127 @@
           <w:b w:val="0"/>
         </w:rPr>
         <w:t>After seeing faster responses, the team changes its primary claim from support improvement to speed improvement. Show the intermediate steps and give the conclusion with its scope.</w:t>
+      </w:r>
+    </w:p>
+    <w:p>
+      <w:pPr>
+        <w:pStyle w:val="Heading2"/>
+      </w:pPr>
+      <w:r>
+        <w:t>Runnable preserved-plan and coverage example</w:t>
+      </w:r>
+    </w:p>
+    <w:p>
+      <w:r>
+        <w:rPr>
+          <w:rFonts w:ascii="Courier New" w:hAnsi="Courier New"/>
+          <w:sz w:val="18"/>
+        </w:rPr>
+        <w:t>"""Declared toy analysis plan versus post-result changes; no actual preregistration/study."""</w:t>
+        <w:br/>
+        <w:t>from copy import deepcopy</w:t>
+        <w:br/>
+        <w:t>from fractions import Fraction</w:t>
+        <w:br/>
+        <w:t>from statistics import mean</w:t>
+        <w:br/>
+        <w:t>from math import isfinite</w:t>
+        <w:br/>
+        <w:t>VALID={'supported','unsupported','abstain','timeout'}</w:t>
+        <w:br/>
+        <w:br/>
+        <w:t>def summarize(rows):</w:t>
+        <w:br/>
+        <w:t xml:space="preserve"> if type(rows) is not list or not rows:raise ValueError('nonempty complete-case fixture required')</w:t>
+        <w:br/>
+        <w:t xml:space="preserve"> ids=[];counts={state:0 for state in VALID};durations=[]</w:t>
+        <w:br/>
+        <w:t xml:space="preserve"> for row in rows:</w:t>
+        <w:br/>
+        <w:t xml:space="preserve">  if type(row) is not dict or set(row)!={'case_id','outcome','seconds'}:raise ValueError('exact case fields required')</w:t>
+        <w:br/>
+        <w:t xml:space="preserve">  if type(row['case_id']) is not str or not row['case_id'] or row['case_id'] in ids:raise ValueError('unique IDs required')</w:t>
+        <w:br/>
+        <w:t xml:space="preserve">  if row['outcome'] not in VALID:raise ValueError('declared outcome category required')</w:t>
+        <w:br/>
+        <w:t xml:space="preserve">  if type(row['seconds']) not in (int,float) or not isfinite(row['seconds']) or row['seconds']&lt;0:</w:t>
+        <w:br/>
+        <w:t xml:space="preserve">   raise ValueError('finite nonnegative supplied duration required')</w:t>
+        <w:br/>
+        <w:t xml:space="preserve">  ids.append(row['case_id']);counts[row['outcome']]+=1;durations.append(row['seconds'])</w:t>
+        <w:br/>
+        <w:t xml:space="preserve"> return {'case_ids':ids,'counts':counts,'supported_rate':Fraction(counts['supported'],len(rows)),</w:t>
+        <w:br/>
+        <w:t xml:space="preserve">         'mean_seconds':mean(durations),'denominator':len(rows)}</w:t>
+        <w:br/>
+        <w:t># Plan is recorded in code before evaluating these fully revealed practice fixtures.</w:t>
+        <w:br/>
+        <w:t>plan={'primary':'supported_rate','direction':'B&gt;A','failure_rule':'all planned cases stay in denominator',</w:t>
+        <w:br/>
+        <w:t xml:space="preserve">      'secondary':['mean_seconds','unsupported_count','abstention_count','timeout_count']}</w:t>
+        <w:br/>
+        <w:t>saved_plan=deepcopy(plan)</w:t>
+        <w:br/>
+        <w:t>def rows(outcomes,seconds):return [{'case_id':'Q'+str(i+1),'outcome':v,'seconds':seconds} for i,v in enumerate(outcomes)]</w:t>
+        <w:br/>
+        <w:t>a=summarize(rows(['supported']*4+['unsupported','timeout'],3))</w:t>
+        <w:br/>
+        <w:t>b=summarize(rows(['supported']*4+['abstain','timeout'],2))</w:t>
+        <w:br/>
+        <w:t>assert a['case_ids']==b['case_ids'] and a['supported_rate']==b['supported_rate']==Fraction(2,3)</w:t>
+        <w:br/>
+        <w:t>primary_pattern=b['supported_rate']&gt;a['supported_rate']</w:t>
+        <w:br/>
+        <w:t>assert not primary_pattern and b['mean_seconds']&lt;a['mean_seconds']</w:t>
+        <w:br/>
+        <w:t>revision={'stage':'post_results','proposed_new_claim':'B is faster','status':'exploratory revision, not original primary'}</w:t>
+        <w:br/>
+        <w:t>assert plan==saved_plan</w:t>
+        <w:br/>
+        <w:t># Separate pictured strict reduction question: supplied changed-case tie, no model is scored.</w:t>
+        <w:br/>
+        <w:t>picture={'reserved_case_count_in_scenario':10,'A_unsupported':2,'B_unsupported':2,</w:t>
+        <w:br/>
+        <w:t xml:space="preserve">         'friendlier_wording':'qualitative scenario description, not a measured primary metric'}</w:t>
+        <w:br/>
+        <w:t>assert not picture['B_unsupported']&lt;picture['A_unsupported']</w:t>
+        <w:br/>
+        <w:t>print('Original declared toy plan:',plan)</w:t>
+        <w:br/>
+        <w:t>print('Added practice A:',a,'B:',b,'strict primary improvement observed:',primary_pattern)</w:t>
+        <w:br/>
+        <w:t>print('Post-result claim record:',revision,'original plan unchanged:',plan==saved_plan)</w:t>
+        <w:br/>
+        <w:t>print('Separate pictured unsupported-count tie:',picture)</w:t>
+        <w:br/>
+        <w:t>print('Abstention is not a supported answer. Fewer unsupported claims can coexist with unchanged support and more abstention; retain all outcomes.')</w:t>
+        <w:br/>
+        <w:t>print('This script defines/evaluates supplied fixtures in order, not a real preregistration or reserved study. No significance, power, population equality, model experiment or human scoring is established.')</w:t>
+        <w:br/>
+      </w:r>
+    </w:p>
+    <w:p>
+      <w:pPr>
+        <w:pStyle w:val="Heading2"/>
+      </w:pPr>
+      <w:r>
+        <w:t>Expected outcomes and study-status limits</w:t>
+      </w:r>
+    </w:p>
+    <w:p>
+      <w:pPr>
+        <w:pStyle w:val="ListNumber"/>
+      </w:pPr>
+      <w:r>
+        <w:t>Predict the added six-case supported rates, failure categories and speed summary before running or tracing. Both versions support 4/6, while B’s supplied mean duration is2 seconds versus 3 and its unsupported case is replaced by abstention. The original primary plan remains unchanged and the later speed claim is explicitly exploratory. The separate picture illustrates a ten-case unsupported tie; no live scoring supplies it. The code orders a plan before scoring supplied practice fixtures, not a real preregistration or protected reserved experiment. No power calculation, significance result or population equality is established. Keep the independent twelve-case task separate.</w:t>
+      </w:r>
+    </w:p>
+    <w:p>
+      <w:pPr>
+        <w:pStyle w:val="Heading2"/>
+      </w:pPr>
+      <w:r>
+        <w:t>Evidence ledger and reflection</w:t>
       </w:r>
     </w:p>
     <w:tbl>
@@ -2119,14 +3260,6 @@
     </w:p>
     <w:p>
       <w:pPr>
-        <w:pStyle w:val="Heading3"/>
-      </w:pPr>
-      <w:r>
-        <w:t>Plan → try → check</w:t>
-      </w:r>
-    </w:p>
-    <w:p>
-      <w:pPr>
         <w:spacing w:line="336" w:lineRule="auto" w:after="180"/>
       </w:pPr>
       <w:r>
@@ -2138,23 +3271,47 @@
     </w:p>
     <w:p>
       <w:pPr>
+        <w:pStyle w:val="Heading2"/>
+      </w:pPr>
+      <w:r>
+        <w:t>Earlier wording, alternatives and picture transcripts · reference / check after trying</w:t>
+      </w:r>
+    </w:p>
+    <w:p>
+      <w:pPr>
+        <w:pStyle w:val="Heading3"/>
+      </w:pPr>
+      <w:r>
+        <w:t>Predict, investigate and preserve the evidence</w:t>
+      </w:r>
+    </w:p>
+    <w:p>
+      <w:pPr>
+        <w:pStyle w:val="Heading3"/>
+      </w:pPr>
+      <w:r>
+        <w:t>Plan → try → check</w:t>
+      </w:r>
+    </w:p>
+    <w:p>
+      <w:pPr>
         <w:pStyle w:val="Heading1"/>
       </w:pPr>
       <w:r>
-        <w:t>10. Build your understanding</w:t>
-      </w:r>
-    </w:p>
-    <w:p>
-      <w:r>
-        <w:t>Move from recall to tracing, diagnosis and transfer in Hypotheses and measurable outcomes. Explain why each step is justified.</w:t>
-      </w:r>
-    </w:p>
-    <w:p>
-      <w:pPr>
-        <w:pStyle w:val="Heading3"/>
-      </w:pPr>
-      <w:r>
-        <w:t>Explain → apply → challenge</w:t>
+        <w:t>14. Try alone: a primary support prediction on twelve cases</w:t>
+      </w:r>
+    </w:p>
+    <w:p>
+      <w:r>
+        <w:t>Specify metric and a sample result that fails the strict improvement expectation.</w:t>
+      </w:r>
+    </w:p>
+    <w:p>
+      <w:pPr>
+        <w:pStyle w:val="Heading2"/>
+      </w:pPr>
+      <w:r>
+        <w:t>Complete selected independent task</w:t>
       </w:r>
     </w:p>
     <w:p>
@@ -2165,43 +3322,123 @@
         <w:rPr>
           <w:b w:val="0"/>
         </w:rPr>
-        <w:t xml:space="preserve">Explain the weekly </w:t>
-      </w:r>
-      <w:r>
-        <w:rPr>
-          <w:b/>
-        </w:rPr>
-        <w:t>mechanism</w:t>
-      </w:r>
+        <w:t>Before running 12 cases, you expect B support to exceed A. Write primary metric and one falsifying result.</w:t>
+      </w:r>
+    </w:p>
+    <w:p>
+      <w:pPr>
+        <w:pStyle w:val="Heading2"/>
+      </w:pPr>
+      <w:r>
+        <w:t>First attempt and support record</w:t>
+      </w:r>
+    </w:p>
+    <w:p>
+      <w:pPr>
+        <w:pStyle w:val="Heading3"/>
+      </w:pPr>
+      <w:r>
+        <w:t>My independent explanation, trace and limits</w:t>
+      </w:r>
+    </w:p>
+    <w:p>
+      <w:r>
+        <w:t>________________________________________________________________</w:t>
+      </w:r>
+    </w:p>
+    <w:p>
+      <w:r>
+        <w:t>________________________________________________________________</w:t>
+      </w:r>
+    </w:p>
+    <w:p>
+      <w:r>
+        <w:t>________________________________________________________________</w:t>
+      </w:r>
+    </w:p>
+    <w:p>
+      <w:r>
+        <w:t>________________________________________________________________</w:t>
+      </w:r>
+    </w:p>
+    <w:p>
+      <w:r>
+        <w:t>________________________________________________________________</w:t>
+      </w:r>
+    </w:p>
+    <w:p>
+      <w:r>
+        <w:t>________________________________________________________________</w:t>
+      </w:r>
+    </w:p>
+    <w:p>
+      <w:r>
+        <w:t>________________________________________________________________</w:t>
+      </w:r>
+    </w:p>
+    <w:p>
+      <w:pPr>
+        <w:spacing w:line="336" w:lineRule="auto" w:after="180"/>
+      </w:pPr>
       <w:r>
         <w:rPr>
           <w:b w:val="0"/>
         </w:rPr>
-        <w:t xml:space="preserve"> in your own words. Use the worked scenario to name its </w:t>
-      </w:r>
-      <w:r>
-        <w:rPr>
-          <w:b/>
-        </w:rPr>
-        <w:t>input</w:t>
-      </w:r>
+        <w:t>Attempt this case before feedback. Record any help. Earlier examples below are further practice; a case already practised with feedback cannot establish fresh transfer.</w:t>
+      </w:r>
+    </w:p>
+    <w:p>
+      <w:pPr>
+        <w:pStyle w:val="Heading2"/>
+      </w:pPr>
+      <w:r>
+        <w:t>Feedback after trying</w:t>
+      </w:r>
+    </w:p>
+    <w:p>
+      <w:pPr>
+        <w:spacing w:line="336" w:lineRule="auto" w:after="180"/>
+      </w:pPr>
       <w:r>
         <w:rPr>
           <w:b w:val="0"/>
         </w:rPr>
-        <w:t xml:space="preserve">, decision rule and </w:t>
-      </w:r>
-      <w:r>
-        <w:rPr>
-          <w:b/>
-        </w:rPr>
-        <w:t>output</w:t>
-      </w:r>
+        <w:t>Attempt the independent case before hints. Record whether you worked alone, used a hint or followed a model. After feedback, fix the first unsupported step and explain why it changed.</w:t>
+      </w:r>
+    </w:p>
+    <w:p>
+      <w:pPr>
+        <w:spacing w:line="336" w:lineRule="auto" w:after="180"/>
+      </w:pPr>
       <w:r>
         <w:rPr>
           <w:b w:val="0"/>
         </w:rPr>
-        <w:t>.</w:t>
+        <w:t>A later check uses a changed case, not a copied answer.</w:t>
+      </w:r>
+    </w:p>
+    <w:p>
+      <w:pPr>
+        <w:pStyle w:val="Heading2"/>
+      </w:pPr>
+      <w:r>
+        <w:t>Earlier wording, alternatives and picture transcripts · reference / check after trying</w:t>
+      </w:r>
+    </w:p>
+    <w:p>
+      <w:pPr>
+        <w:pStyle w:val="Heading3"/>
+      </w:pPr>
+      <w:r>
+        <w:t>Independent case: Apply a new case independently</w:t>
+      </w:r>
+    </w:p>
+    <w:p>
+      <w:pPr>
+        <w:pStyle w:val="Heading3"/>
+      </w:pPr>
+      <w:r>
+        <w:t>Attempt this without hints</w:t>
       </w:r>
     </w:p>
     <w:p>
@@ -2212,41 +3449,66 @@
         <w:rPr>
           <w:b w:val="0"/>
         </w:rPr>
-        <w:t xml:space="preserve">A report omits this qualification: A </w:t>
-      </w:r>
-      <w:r>
-        <w:rPr>
-          <w:b/>
-        </w:rPr>
-        <w:t>hypothesis</w:t>
-      </w:r>
+        <w:t>Before running 12 cases, you expect B support to exceed A. Write primary metric and one falsifying result.</w:t>
+      </w:r>
+    </w:p>
+    <w:p>
+      <w:pPr>
+        <w:pStyle w:val="Heading3"/>
+      </w:pPr>
+      <w:r>
+        <w:t>My independent procedure, result and limitation</w:t>
+      </w:r>
+    </w:p>
+    <w:p>
+      <w:r>
+        <w:t>________________________________________________________________</w:t>
+      </w:r>
+    </w:p>
+    <w:p>
+      <w:r>
+        <w:t>________________________________________________________________</w:t>
+      </w:r>
+    </w:p>
+    <w:p>
+      <w:r>
+        <w:t>________________________________________________________________</w:t>
+      </w:r>
+    </w:p>
+    <w:p>
+      <w:r>
+        <w:t>________________________________________________________________</w:t>
+      </w:r>
+    </w:p>
+    <w:p>
+      <w:r>
+        <w:t>________________________________________________________________</w:t>
+      </w:r>
+    </w:p>
+    <w:p>
+      <w:r>
+        <w:t>________________________________________________________________</w:t>
+      </w:r>
+    </w:p>
+    <w:p>
+      <w:r>
+        <w:t>________________________________________________________________</w:t>
+      </w:r>
+    </w:p>
+    <w:p>
+      <w:r>
+        <w:t>________________________________________________________________</w:t>
+      </w:r>
+    </w:p>
+    <w:p>
+      <w:pPr>
+        <w:spacing w:line="336" w:lineRule="auto" w:after="180"/>
+      </w:pPr>
       <w:r>
         <w:rPr>
           <w:b w:val="0"/>
         </w:rPr>
-        <w:t xml:space="preserve"> can fail honestly; changing it after results does not erase the original test. Explain how omitting it could change a reader's interpretation, and write an accurate replacement.</w:t>
-      </w:r>
-    </w:p>
-    <w:p>
-      <w:pPr>
-        <w:spacing w:line="336" w:lineRule="auto" w:after="180"/>
-      </w:pPr>
-      <w:r>
-        <w:rPr>
-          <w:b w:val="0"/>
-        </w:rPr>
-        <w:t>For the worked scenario, propose one additional case that could reveal a failure, describe its expected outcome before running it, and explain what would need to remain fixed for a fair comparison.</w:t>
-      </w:r>
-    </w:p>
-    <w:p>
-      <w:pPr>
-        <w:spacing w:line="336" w:lineRule="auto" w:after="180"/>
-      </w:pPr>
-      <w:r>
-        <w:rPr>
-          <w:b w:val="0"/>
-        </w:rPr>
-        <w:t>Do not reuse W4 as a new final test after receiving feedback.</w:t>
+        <w:t>Record support used: none, hint or teacher explanation. After feedback, a different case is needed to demonstrate independence.</w:t>
       </w:r>
     </w:p>
     <w:p>
@@ -2254,32 +3516,7 @@
         <w:pStyle w:val="Heading3"/>
       </w:pPr>
       <w:r>
-        <w:t>Explain which evidence supports your conclusion and which claim remains unproved.</w:t>
-      </w:r>
-    </w:p>
-    <w:p>
-      <w:r>
-        <w:t>________________________________________________________________</w:t>
-      </w:r>
-    </w:p>
-    <w:p>
-      <w:r>
-        <w:t>________________________________________________________________</w:t>
-      </w:r>
-    </w:p>
-    <w:p>
-      <w:r>
-        <w:t>________________________________________________________________</w:t>
-      </w:r>
-    </w:p>
-    <w:p>
-      <w:r>
-        <w:t>________________________________________________________________</w:t>
-      </w:r>
-    </w:p>
-    <w:p>
-      <w:r>
-        <w:t>________________________________________________________________</w:t>
+        <w:t>Use feedback to improve</w:t>
       </w:r>
     </w:p>
     <w:p>
@@ -2287,12 +3524,20 @@
         <w:pStyle w:val="Heading1"/>
       </w:pPr>
       <w:r>
-        <w:t>11. Connect your project</w:t>
-      </w:r>
-    </w:p>
-    <w:p>
-      <w:r>
-        <w:t>Apply this week’s idea to Reproducible AI Research Study. Keep an annotated decision and the evidence supporting it.</w:t>
+        <w:t>11. Save the original hypothesis and every disclosed revision</w:t>
+      </w:r>
+    </w:p>
+    <w:p>
+      <w:r>
+        <w:t>Keep primary, secondary and exploratory evidence visibly distinct.</w:t>
+      </w:r>
+    </w:p>
+    <w:p>
+      <w:pPr>
+        <w:pStyle w:val="Heading2"/>
+      </w:pPr>
+      <w:r>
+        <w:t>Project task and artifact</w:t>
       </w:r>
     </w:p>
     <w:p>
@@ -2483,10 +3728,10 @@
     </w:tbl>
     <w:p>
       <w:pPr>
-        <w:pStyle w:val="Heading3"/>
-      </w:pPr>
-      <w:r>
-        <w:t>Evidence for your project</w:t>
+        <w:pStyle w:val="Heading2"/>
+      </w:pPr>
+      <w:r>
+        <w:t>Actual local scoring run or paper trace and limitations</w:t>
       </w:r>
     </w:p>
     <w:p>
@@ -2502,15 +3747,88 @@
     </w:p>
     <w:p>
       <w:pPr>
+        <w:pStyle w:val="Heading2"/>
+      </w:pPr>
+      <w:r>
+        <w:t>Earlier wording, alternatives and picture transcripts · reference / check after trying</w:t>
+      </w:r>
+    </w:p>
+    <w:p>
+      <w:pPr>
+        <w:pStyle w:val="Heading3"/>
+      </w:pPr>
+      <w:r>
+        <w:t>Evidence for your project</w:t>
+      </w:r>
+    </w:p>
+    <w:p>
+      <w:pPr>
         <w:pStyle w:val="Heading1"/>
       </w:pPr>
       <w:r>
-        <w:t>12. Show what you know</w:t>
-      </w:r>
-    </w:p>
-    <w:p>
-      <w:r>
-        <w:t>Use a genuinely new case for independent evidence. Previously discussed examples remain practice; use the separately named independent case before feedback.</w:t>
+        <w:t>16. Explain the recorded prediction and the observed pattern without rewriting history</w:t>
+      </w:r>
+    </w:p>
+    <w:p>
+      <w:r>
+        <w:t>Keep new questions useful and honestly labelled.</w:t>
+      </w:r>
+    </w:p>
+    <w:p>
+      <w:pPr>
+        <w:pStyle w:val="Heading2"/>
+      </w:pPr>
+      <w:r>
+        <w:t>Retrieve and explain</w:t>
+      </w:r>
+    </w:p>
+    <w:p>
+      <w:pPr>
+        <w:pStyle w:val="ListBullet"/>
+      </w:pPr>
+      <w:r>
+        <w:t>Close your notes. Explain this goal in your own words: Explain the mechanism and terminology of hypotheses and measurable outcomes</w:t>
+      </w:r>
+    </w:p>
+    <w:p>
+      <w:pPr>
+        <w:pStyle w:val="Heading3"/>
+      </w:pPr>
+      <w:r>
+        <w:t>My deciding step, evidence and one remaining question</w:t>
+      </w:r>
+    </w:p>
+    <w:p>
+      <w:r>
+        <w:t>________________________________________________________________</w:t>
+      </w:r>
+    </w:p>
+    <w:p>
+      <w:r>
+        <w:t>________________________________________________________________</w:t>
+      </w:r>
+    </w:p>
+    <w:p>
+      <w:r>
+        <w:t>________________________________________________________________</w:t>
+      </w:r>
+    </w:p>
+    <w:p>
+      <w:r>
+        <w:t>________________________________________________________________</w:t>
+      </w:r>
+    </w:p>
+    <w:p>
+      <w:r>
+        <w:t>________________________________________________________________</w:t>
+      </w:r>
+    </w:p>
+    <w:p>
+      <w:pPr>
+        <w:pStyle w:val="Heading2"/>
+      </w:pPr>
+      <w:r>
+        <w:t>Plan a changed-case return</w:t>
       </w:r>
     </w:p>
     <w:p>
@@ -2521,62 +3839,31 @@
         <w:rPr>
           <w:b w:val="0"/>
         </w:rPr>
-        <w:t>Complete the supported workbook tasks before attempting W4 independently. Record any hints or help used. After feedback, use the teacher's fresh retry rather than copying the earlier answer.</w:t>
-      </w:r>
-    </w:p>
-    <w:p>
-      <w:pPr>
-        <w:spacing w:line="336" w:lineRule="auto" w:after="180"/>
-      </w:pPr>
+        <w:t xml:space="preserve">If you are unsure, return to the worked picture and explain one arrow. If you are ready, change an </w:t>
+      </w:r>
+      <w:r>
+        <w:rPr>
+          <w:b/>
+        </w:rPr>
+        <w:t>input</w:t>
+      </w:r>
       <w:r>
         <w:rPr>
           <w:b w:val="0"/>
         </w:rPr>
-        <w:t>For a project, select a relevant new case, predict the outcome from the declared rule and preserve the result alongside any revision.</w:t>
-      </w:r>
-    </w:p>
-    <w:p>
-      <w:pPr>
-        <w:pStyle w:val="Heading3"/>
-      </w:pPr>
-      <w:r>
-        <w:t>Exit: propose one revealing change to the worked scenario. State the expected outcome and the evidence that would make you revise your explanation.</w:t>
-      </w:r>
-    </w:p>
-    <w:p>
-      <w:r>
-        <w:t>________________________________________________________________</w:t>
-      </w:r>
-    </w:p>
-    <w:p>
-      <w:r>
-        <w:t>________________________________________________________________</w:t>
-      </w:r>
-    </w:p>
-    <w:p>
-      <w:r>
-        <w:t>________________________________________________________________</w:t>
-      </w:r>
-    </w:p>
-    <w:p>
-      <w:r>
-        <w:t>________________________________________________________________</w:t>
-      </w:r>
-    </w:p>
-    <w:p>
-      <w:r>
-        <w:t>________________________________________________________________</w:t>
-      </w:r>
-    </w:p>
-    <w:p>
-      <w:pPr>
-        <w:spacing w:line="336" w:lineRule="auto" w:after="180"/>
-      </w:pPr>
+        <w:t xml:space="preserve"> or assumption and justify your </w:t>
+      </w:r>
+      <w:r>
+        <w:rPr>
+          <w:b/>
+        </w:rPr>
+        <w:t>prediction</w:t>
+      </w:r>
       <w:r>
         <w:rPr>
           <w:b w:val="0"/>
         </w:rPr>
-        <w:t>For the worked scenario, propose one additional case that could reveal a failure, describe its expected outcome before running it, and explain what would need to remain fixed for a fair comparison.</w:t>
+        <w:t>.</w:t>
       </w:r>
     </w:p>
     <w:p>
@@ -2587,14 +3874,336 @@
         <w:rPr>
           <w:b w:val="0"/>
         </w:rPr>
-        <w:t>Do not reuse W4 as a new final test after receiving feedback.</w:t>
-      </w:r>
-    </w:p>
+        <w:t xml:space="preserve">Save your workbook </w:t>
+      </w:r>
+      <w:r>
+        <w:rPr>
+          <w:b/>
+        </w:rPr>
+        <w:t>evidence</w:t>
+      </w:r>
+      <w:r>
+        <w:rPr>
+          <w:b w:val="0"/>
+        </w:rPr>
+        <w:t>. At the next review, try a different case before opening your old answer.</w:t>
+      </w:r>
+    </w:p>
+    <w:p>
+      <w:pPr>
+        <w:pStyle w:val="Heading1"/>
+      </w:pPr>
+      <w:r>
+        <w:t>Reference bank and extra practice</w:t>
+      </w:r>
+    </w:p>
+    <w:p>
+      <w:pPr>
+        <w:pStyle w:val="Heading1"/>
+      </w:pPr>
+      <w:r>
+        <w:t>05. Reference · Use research vocabulary precisely</w:t>
+      </w:r>
+    </w:p>
+    <w:p>
+      <w:r>
+        <w:t>Connect each term to the question, comparison, measurement or evidence.</w:t>
+      </w:r>
+    </w:p>
+    <w:p>
+      <w:pPr>
+        <w:pStyle w:val="Heading2"/>
+      </w:pPr>
+      <w:r>
+        <w:t>Vocabulary and your explanation</w:t>
+      </w:r>
+    </w:p>
+    <w:tbl>
+      <w:tblPr>
+        <w:tblStyle w:val="LightShading-Accent1"/>
+        <w:tblW w:type="auto" w:w="0"/>
+        <w:tblLook w:firstColumn="1" w:firstRow="1" w:lastColumn="0" w:lastRow="0" w:noHBand="0" w:noVBand="1" w:val="04A0"/>
+      </w:tblPr>
+      <w:tblGrid>
+        <w:gridCol w:w="5112"/>
+        <w:gridCol w:w="5112"/>
+      </w:tblGrid>
+      <w:tr>
+        <w:trPr>
+          <w:tblHeader/>
+        </w:trPr>
+        <w:tc>
+          <w:tcPr>
+            <w:tcW w:type="dxa" w:w="5112"/>
+          </w:tcPr>
+          <w:p>
+            <w:r>
+              <w:t>Word</w:t>
+            </w:r>
+          </w:p>
+        </w:tc>
+        <w:tc>
+          <w:tcPr>
+            <w:tcW w:type="dxa" w:w="5112"/>
+          </w:tcPr>
+          <w:p>
+            <w:r>
+              <w:t>Meaning</w:t>
+            </w:r>
+          </w:p>
+        </w:tc>
+      </w:tr>
+      <w:tr>
+        <w:tc>
+          <w:tcPr>
+            <w:tcW w:type="dxa" w:w="5112"/>
+          </w:tcPr>
+          <w:p>
+            <w:r>
+              <w:t>Hypothesis</w:t>
+            </w:r>
+          </w:p>
+        </w:tc>
+        <w:tc>
+          <w:tcPr>
+            <w:tcW w:type="dxa" w:w="5112"/>
+          </w:tcPr>
+          <w:p>
+            <w:r>
+              <w:t>A stated expectation to test</w:t>
+            </w:r>
+          </w:p>
+        </w:tc>
+      </w:tr>
+      <w:tr>
+        <w:tc>
+          <w:tcPr>
+            <w:tcW w:type="dxa" w:w="5112"/>
+          </w:tcPr>
+          <w:p>
+            <w:r>
+              <w:t>Primary outcome</w:t>
+            </w:r>
+          </w:p>
+        </w:tc>
+        <w:tc>
+          <w:tcPr>
+            <w:tcW w:type="dxa" w:w="5112"/>
+          </w:tcPr>
+          <w:p>
+            <w:r>
+              <w:t>The prespecified main measure</w:t>
+            </w:r>
+          </w:p>
+        </w:tc>
+      </w:tr>
+      <w:tr>
+        <w:tc>
+          <w:tcPr>
+            <w:tcW w:type="dxa" w:w="5112"/>
+          </w:tcPr>
+          <w:p>
+            <w:r>
+              <w:t>Exploratory result</w:t>
+            </w:r>
+          </w:p>
+        </w:tc>
+        <w:tc>
+          <w:tcPr>
+            <w:tcW w:type="dxa" w:w="5112"/>
+          </w:tcPr>
+          <w:p>
+            <w:r>
+              <w:t>An observation or analysis chosen after seeing evidence</w:t>
+            </w:r>
+          </w:p>
+        </w:tc>
+      </w:tr>
+    </w:tbl>
     <w:p>
       <w:pPr>
         <w:pStyle w:val="Heading3"/>
       </w:pPr>
       <w:r>
+        <w:t>Use two terms to explain a step in this week’s example.</w:t>
+      </w:r>
+    </w:p>
+    <w:p>
+      <w:r>
+        <w:t>________________________________________________________________</w:t>
+      </w:r>
+    </w:p>
+    <w:p>
+      <w:r>
+        <w:t>________________________________________________________________</w:t>
+      </w:r>
+    </w:p>
+    <w:p>
+      <w:r>
+        <w:t>________________________________________________________________</w:t>
+      </w:r>
+    </w:p>
+    <w:p>
+      <w:pPr>
+        <w:pStyle w:val="Heading1"/>
+      </w:pPr>
+      <w:r>
+        <w:t>10. Extra challenge · Explain a stronger case</w:t>
+      </w:r>
+    </w:p>
+    <w:p>
+      <w:r>
+        <w:t>Choose the next challenge after the main route.</w:t>
+      </w:r>
+    </w:p>
+    <w:p>
+      <w:pPr>
+        <w:pStyle w:val="Heading2"/>
+      </w:pPr>
+      <w:r>
+        <w:t>Explain,repair and extend</w:t>
+      </w:r>
+    </w:p>
+    <w:p>
+      <w:pPr>
+        <w:pStyle w:val="Heading3"/>
+      </w:pPr>
+      <w:r>
+        <w:t>Explain → apply → challenge</w:t>
+      </w:r>
+    </w:p>
+    <w:p>
+      <w:pPr>
+        <w:pStyle w:val="ListBullet"/>
+      </w:pPr>
+      <w:r>
+        <w:t>Explain the weekly mechanism in your own words. Use the worked scenario to name its input, decision rule and output.</w:t>
+      </w:r>
+    </w:p>
+    <w:p>
+      <w:pPr>
+        <w:pStyle w:val="ListBullet"/>
+      </w:pPr>
+      <w:r>
+        <w:t>A report omits this qualification: A hypothesis can fail honestly; changing it after results does not erase the original test. Explain how omitting it could change a reader's interpretation, and write an accurate replacement.</w:t>
+      </w:r>
+    </w:p>
+    <w:p>
+      <w:pPr>
+        <w:pStyle w:val="ListBullet"/>
+      </w:pPr>
+      <w:r>
+        <w:t>For the worked scenario, propose one additional case that could reveal a failure, describe its expected outcome before running it, and explain what would need to remain fixed for a fair comparison. Do not reuse W4 as a new final test after receiving feedback.</w:t>
+      </w:r>
+    </w:p>
+    <w:p>
+      <w:pPr>
+        <w:pStyle w:val="Heading3"/>
+      </w:pPr>
+      <w:r>
+        <w:t>Explain which evidence supports your conclusion and which claim remains unproved.</w:t>
+      </w:r>
+    </w:p>
+    <w:p>
+      <w:r>
+        <w:t>________________________________________________________________</w:t>
+      </w:r>
+    </w:p>
+    <w:p>
+      <w:r>
+        <w:t>________________________________________________________________</w:t>
+      </w:r>
+    </w:p>
+    <w:p>
+      <w:r>
+        <w:t>________________________________________________________________</w:t>
+      </w:r>
+    </w:p>
+    <w:p>
+      <w:r>
+        <w:t>________________________________________________________________</w:t>
+      </w:r>
+    </w:p>
+    <w:p>
+      <w:r>
+        <w:t>________________________________________________________________</w:t>
+      </w:r>
+    </w:p>
+    <w:p>
+      <w:pPr>
+        <w:pStyle w:val="Heading1"/>
+      </w:pPr>
+      <w:r>
+        <w:t>12. Reference · Check the research reasoning and its limits</w:t>
+      </w:r>
+    </w:p>
+    <w:p>
+      <w:r>
+        <w:t>Use after practice; reserve the selected independent case for its first attempt.</w:t>
+      </w:r>
+    </w:p>
+    <w:p>
+      <w:pPr>
+        <w:pStyle w:val="Heading2"/>
+      </w:pPr>
+      <w:r>
+        <w:t>Current explanation and response</w:t>
+      </w:r>
+    </w:p>
+    <w:p>
+      <w:pPr>
+        <w:pStyle w:val="ListBullet"/>
+      </w:pPr>
+      <w:r>
+        <w:t>Complete the supported workbook tasks before attempting W4 independently. Record any hints or help used. After feedback, use the teacher's fresh retry rather than copying the earlier answer. For a project, select a relevant new case, predict the outcome from the declared rule and preserve the result alongside any revision.</w:t>
+      </w:r>
+    </w:p>
+    <w:p>
+      <w:pPr>
+        <w:pStyle w:val="Heading3"/>
+      </w:pPr>
+      <w:r>
+        <w:t>Exit: propose one revealing change to the worked scenario. State the expected outcome and the evidence that would make you revise your explanation.</w:t>
+      </w:r>
+    </w:p>
+    <w:p>
+      <w:r>
+        <w:t>________________________________________________________________</w:t>
+      </w:r>
+    </w:p>
+    <w:p>
+      <w:r>
+        <w:t>________________________________________________________________</w:t>
+      </w:r>
+    </w:p>
+    <w:p>
+      <w:r>
+        <w:t>________________________________________________________________</w:t>
+      </w:r>
+    </w:p>
+    <w:p>
+      <w:r>
+        <w:t>________________________________________________________________</w:t>
+      </w:r>
+    </w:p>
+    <w:p>
+      <w:r>
+        <w:t>________________________________________________________________</w:t>
+      </w:r>
+    </w:p>
+    <w:p>
+      <w:pPr>
+        <w:pStyle w:val="ListBullet"/>
+      </w:pPr>
+      <w:r>
+        <w:t>For the worked scenario, propose one additional case that could reveal a failure, describe its expected outcome before running it, and explain what would need to remain fixed for a fair comparison. Do not reuse W4 as a new final test after receiving feedback.</w:t>
+      </w:r>
+    </w:p>
+    <w:p>
+      <w:pPr>
+        <w:pStyle w:val="Heading3"/>
+      </w:pPr>
+      <w:r>
         <w:t>My limited claim and a useful next check</w:t>
       </w:r>
     </w:p>
@@ -2623,12 +4232,20 @@
         <w:pStyle w:val="Heading1"/>
       </w:pPr>
       <w:r>
-        <w:t>13. Study a complete case</w:t>
-      </w:r>
-    </w:p>
-    <w:p>
-      <w:r>
-        <w:t>Revisit the complete Hypotheses and measurable outcomes case for supported practice. Repeated examples do not become fresh assessments.</w:t>
+        <w:t>13. Extra practice · Revisit the complete trace</w:t>
+      </w:r>
+    </w:p>
+    <w:p>
+      <w:r>
+        <w:t>Predict before reading the supplied steps.</w:t>
+      </w:r>
+    </w:p>
+    <w:p>
+      <w:pPr>
+        <w:pStyle w:val="Heading2"/>
+      </w:pPr>
+      <w:r>
+        <w:t>Complete trace and evidence</w:t>
       </w:r>
     </w:p>
     <w:p>
@@ -2710,7 +4327,7 @@
           </w:tcPr>
           <w:p>
             <w:r>
-              <w:t>Toy hypothesis:method B improves supported-answer rate over baseline A on a reserved paired set. Define support rubric and failure treatment; record secondary outcomes separately.</w:t>
+              <w:t>Toy hypothesis: method B improves supported-answer rate over baseline A on a reserved paired set. Define support rubric and failure treatment; record secondary outcomes separately.</w:t>
             </w:r>
           </w:p>
         </w:tc>
@@ -2797,206 +4414,20 @@
         <w:pStyle w:val="Heading1"/>
       </w:pPr>
       <w:r>
-        <w:t>14. Try a new case independently</w:t>
-      </w:r>
-    </w:p>
-    <w:p>
-      <w:r>
-        <w:t>Attempt the reserved new case before feedback. Record support; the earlier examples below remain additional practice.</w:t>
-      </w:r>
-    </w:p>
-    <w:p>
-      <w:pPr>
-        <w:pStyle w:val="Heading3"/>
-      </w:pPr>
-      <w:r>
-        <w:t>Independent case: Apply a new case independently</w:t>
-      </w:r>
-    </w:p>
-    <w:p>
-      <w:pPr>
-        <w:spacing w:line="336" w:lineRule="auto" w:after="180"/>
-      </w:pPr>
-      <w:r>
-        <w:rPr>
-          <w:b w:val="0"/>
-        </w:rPr>
-        <w:t>Before running12 cases, you expect B support to exceed A. Write primary metric and one falsifying result.</w:t>
-      </w:r>
-    </w:p>
-    <w:p>
-      <w:pPr>
-        <w:pStyle w:val="Heading3"/>
-      </w:pPr>
-      <w:r>
-        <w:t>My independent explanation, trace and limits</w:t>
-      </w:r>
-    </w:p>
-    <w:p>
-      <w:r>
-        <w:t>________________________________________________________________</w:t>
-      </w:r>
-    </w:p>
-    <w:p>
-      <w:r>
-        <w:t>________________________________________________________________</w:t>
-      </w:r>
-    </w:p>
-    <w:p>
-      <w:r>
-        <w:t>________________________________________________________________</w:t>
-      </w:r>
-    </w:p>
-    <w:p>
-      <w:r>
-        <w:t>________________________________________________________________</w:t>
-      </w:r>
-    </w:p>
-    <w:p>
-      <w:r>
-        <w:t>________________________________________________________________</w:t>
-      </w:r>
-    </w:p>
-    <w:p>
-      <w:r>
-        <w:t>________________________________________________________________</w:t>
-      </w:r>
-    </w:p>
-    <w:p>
-      <w:r>
-        <w:t>________________________________________________________________</w:t>
-      </w:r>
-    </w:p>
-    <w:p>
-      <w:pPr>
-        <w:spacing w:line="336" w:lineRule="auto" w:after="180"/>
-      </w:pPr>
-      <w:r>
-        <w:rPr>
-          <w:b w:val="0"/>
-        </w:rPr>
-        <w:t>Attempt this case before feedback. Record any help. Earlier examples below are further practice; a case already practised with feedback cannot establish fresh transfer.</w:t>
-      </w:r>
-    </w:p>
-    <w:p>
-      <w:pPr>
-        <w:pStyle w:val="Heading3"/>
-      </w:pPr>
-      <w:r>
-        <w:t>Attempt this without hints</w:t>
-      </w:r>
-    </w:p>
-    <w:p>
-      <w:pPr>
-        <w:spacing w:line="336" w:lineRule="auto" w:after="180"/>
-      </w:pPr>
-      <w:r>
-        <w:rPr>
-          <w:b w:val="0"/>
-        </w:rPr>
-        <w:t>Before running12 cases, you expect B support to exceed A. Write primary metric and one falsifying result.</w:t>
-      </w:r>
-    </w:p>
-    <w:p>
-      <w:pPr>
-        <w:pStyle w:val="Heading3"/>
-      </w:pPr>
-      <w:r>
-        <w:t>My independent procedure, result and limitation</w:t>
-      </w:r>
-    </w:p>
-    <w:p>
-      <w:r>
-        <w:t>________________________________________________________________</w:t>
-      </w:r>
-    </w:p>
-    <w:p>
-      <w:r>
-        <w:t>________________________________________________________________</w:t>
-      </w:r>
-    </w:p>
-    <w:p>
-      <w:r>
-        <w:t>________________________________________________________________</w:t>
-      </w:r>
-    </w:p>
-    <w:p>
-      <w:r>
-        <w:t>________________________________________________________________</w:t>
-      </w:r>
-    </w:p>
-    <w:p>
-      <w:r>
-        <w:t>________________________________________________________________</w:t>
-      </w:r>
-    </w:p>
-    <w:p>
-      <w:r>
-        <w:t>________________________________________________________________</w:t>
-      </w:r>
-    </w:p>
-    <w:p>
-      <w:r>
-        <w:t>________________________________________________________________</w:t>
-      </w:r>
-    </w:p>
-    <w:p>
-      <w:r>
-        <w:t>________________________________________________________________</w:t>
-      </w:r>
-    </w:p>
-    <w:p>
-      <w:pPr>
-        <w:spacing w:line="336" w:lineRule="auto" w:after="180"/>
-      </w:pPr>
-      <w:r>
-        <w:rPr>
-          <w:b w:val="0"/>
-        </w:rPr>
-        <w:t>Record support used: none, hint or teacher explanation. After feedback, a different case is needed to demonstrate independence.</w:t>
-      </w:r>
-    </w:p>
-    <w:p>
-      <w:pPr>
-        <w:pStyle w:val="Heading3"/>
-      </w:pPr>
-      <w:r>
-        <w:t>Use feedback to improve</w:t>
-      </w:r>
-    </w:p>
-    <w:p>
-      <w:pPr>
-        <w:spacing w:line="336" w:lineRule="auto" w:after="180"/>
-      </w:pPr>
-      <w:r>
-        <w:rPr>
-          <w:b w:val="0"/>
-        </w:rPr>
-        <w:t>Attempt the independent case before hints. Record whether you worked alone, used a hint or followed a model. After feedback, fix the first unsupported step and explain why it changed.</w:t>
-      </w:r>
-    </w:p>
-    <w:p>
-      <w:pPr>
-        <w:spacing w:line="336" w:lineRule="auto" w:after="180"/>
-      </w:pPr>
-      <w:r>
-        <w:rPr>
-          <w:b w:val="0"/>
-        </w:rPr>
-        <w:t>A later check uses a changed case, not a copied answer.</w:t>
-      </w:r>
-    </w:p>
-    <w:p>
-      <w:pPr>
-        <w:pStyle w:val="Heading1"/>
-      </w:pPr>
-      <w:r>
-        <w:t>15. Your lesson route</w:t>
-      </w:r>
-    </w:p>
-    <w:p>
-      <w:r>
-        <w:t>Use this map to navigate Hypotheses and measurable outcomes, connect the goals to tasks and keep one evidence record for each attempt.</w:t>
+        <w:t>15. Reference · The earlier route checklist</w:t>
+      </w:r>
+    </w:p>
+    <w:p>
+      <w:r>
+        <w:t>Use one main route rather than repeating the lesson.</w:t>
+      </w:r>
+    </w:p>
+    <w:p>
+      <w:pPr>
+        <w:pStyle w:val="Heading2"/>
+      </w:pPr>
+      <w:r>
+        <w:t>Targets,route and first prediction</w:t>
       </w:r>
     </w:p>
     <w:p>
@@ -3187,12 +4618,117 @@
         <w:pStyle w:val="Heading1"/>
       </w:pPr>
       <w:r>
-        <w:t>16. Finish and return</w:t>
-      </w:r>
-    </w:p>
-    <w:p>
-      <w:r>
-        <w:t>Explain Hypotheses and measurable outcomes without notes, identify a remaining question and plan a later check with a changed case.</w:t>
+        <w:t>17. Extra practice · Predict,check and repair</w:t>
+      </w:r>
+    </w:p>
+    <w:p>
+      <w:r>
+        <w:t>Keep supported feedback separate from the independent case.</w:t>
+      </w:r>
+    </w:p>
+    <w:p>
+      <w:pPr>
+        <w:pStyle w:val="Heading2"/>
+      </w:pPr>
+      <w:r>
+        <w:t>First supported question and optional hint</w:t>
+      </w:r>
+    </w:p>
+    <w:p>
+      <w:pPr>
+        <w:pStyle w:val="ListBullet"/>
+      </w:pPr>
+      <w:r>
+        <w:t>Write a testable hypothesis before scoring. A team predicts that a retrieval rule will reduce unsupported answers on a fixed validation set.</w:t>
+      </w:r>
+    </w:p>
+    <w:p>
+      <w:pPr>
+        <w:pStyle w:val="Heading3"/>
+      </w:pPr>
+      <w:r>
+        <w:t>Practice 1: explain the deciding evidence</w:t>
+      </w:r>
+    </w:p>
+    <w:p>
+      <w:pPr>
+        <w:pStyle w:val="ListBullet"/>
+      </w:pPr>
+      <w:r>
+        <w:t>Which labelled step matches this detail? Run both versions on the same cases after recording the hypothesis.</w:t>
+      </w:r>
+    </w:p>
+    <w:p>
+      <w:pPr>
+        <w:pStyle w:val="ListBullet"/>
+      </w:pPr>
+      <w:r>
+        <w:t>1. Name the directional claim</w:t>
+      </w:r>
+    </w:p>
+    <w:p>
+      <w:pPr>
+        <w:pStyle w:val="ListBullet"/>
+      </w:pPr>
+      <w:r>
+        <w:t>2. Freeze the comparison</w:t>
+      </w:r>
+    </w:p>
+    <w:p>
+      <w:pPr>
+        <w:pStyle w:val="ListBullet"/>
+      </w:pPr>
+      <w:r>
+        <w:t>3. Define scoring first</w:t>
+      </w:r>
+    </w:p>
+    <w:p>
+      <w:pPr>
+        <w:pStyle w:val="Heading3"/>
+      </w:pPr>
+      <w:r>
+        <w:t>My selected conclusion, deciding fact and explanation</w:t>
+      </w:r>
+    </w:p>
+    <w:p>
+      <w:r>
+        <w:t>________________________________________________________________</w:t>
+      </w:r>
+    </w:p>
+    <w:p>
+      <w:r>
+        <w:t>________________________________________________________________</w:t>
+      </w:r>
+    </w:p>
+    <w:p>
+      <w:r>
+        <w:t>________________________________________________________________</w:t>
+      </w:r>
+    </w:p>
+    <w:p>
+      <w:r>
+        <w:t>________________________________________________________________</w:t>
+      </w:r>
+    </w:p>
+    <w:p>
+      <w:r>
+        <w:t>________________________________________________________________</w:t>
+      </w:r>
+    </w:p>
+    <w:p>
+      <w:pPr>
+        <w:pStyle w:val="ListBullet"/>
+      </w:pPr>
+      <w:r>
+        <w:t>Hint if needed: Read the steps in the pictorial case. Match the supplied detail to the stage that performs or records it.</w:t>
+      </w:r>
+    </w:p>
+    <w:p>
+      <w:pPr>
+        <w:pStyle w:val="Heading2"/>
+      </w:pPr>
+      <w:r>
+        <w:t>Check after the first attempt · reference / check after trying</w:t>
       </w:r>
     </w:p>
     <w:p>
@@ -3203,7 +4739,181 @@
         <w:rPr>
           <w:b w:val="0"/>
         </w:rPr>
-        <w:t xml:space="preserve">Close your notes. Explain this goal in your own words: Explain the </w:t>
+        <w:t xml:space="preserve">After your attempt, compare with the supported explanation: Freeze the comparison Run both versions on the same cases after recording the </w:t>
+      </w:r>
+      <w:r>
+        <w:rPr>
+          <w:b/>
+        </w:rPr>
+        <w:t>hypothesis</w:t>
+      </w:r>
+      <w:r>
+        <w:rPr>
+          <w:b w:val="0"/>
+        </w:rPr>
+        <w:t xml:space="preserve">. A </w:t>
+      </w:r>
+      <w:r>
+        <w:rPr>
+          <w:b/>
+        </w:rPr>
+        <w:t>hypothesis</w:t>
+      </w:r>
+      <w:r>
+        <w:rPr>
+          <w:b w:val="0"/>
+        </w:rPr>
+        <w:t xml:space="preserve"> makes an expected pattern explicit before seeing outcomes.</w:t>
+      </w:r>
+    </w:p>
+    <w:p>
+      <w:pPr>
+        <w:spacing w:line="336" w:lineRule="auto" w:after="180"/>
+      </w:pPr>
+      <w:r>
+        <w:rPr>
+          <w:b w:val="0"/>
+        </w:rPr>
+        <w:t>The measured definition must be clear enough for another reviewer to apply.</w:t>
+      </w:r>
+    </w:p>
+    <w:p>
+      <w:pPr>
+        <w:pStyle w:val="Heading2"/>
+      </w:pPr>
+      <w:r>
+        <w:t>Changed-case question and optional hint</w:t>
+      </w:r>
+    </w:p>
+    <w:p>
+      <w:pPr>
+        <w:pStyle w:val="Heading3"/>
+      </w:pPr>
+      <w:r>
+        <w:t>Practice 2: explain the deciding evidence</w:t>
+      </w:r>
+    </w:p>
+    <w:p>
+      <w:pPr>
+        <w:pStyle w:val="ListBullet"/>
+      </w:pPr>
+      <w:r>
+        <w:t>Changed-case practice: B sounds friendlier but has the same unsupported count as A. Which conclusion is supported by the supplied facts?</w:t>
+      </w:r>
+    </w:p>
+    <w:p>
+      <w:pPr>
+        <w:pStyle w:val="ListBullet"/>
+      </w:pPr>
+      <w:r>
+        <w:t>1. We can decide the result without examining the changed input or the procedure.</w:t>
+      </w:r>
+    </w:p>
+    <w:p>
+      <w:pPr>
+        <w:pStyle w:val="ListBullet"/>
+      </w:pPr>
+      <w:r>
+        <w:t>2. The stated improvement hypothesis is not supported on these cases.</w:t>
+      </w:r>
+    </w:p>
+    <w:p>
+      <w:pPr>
+        <w:pStyle w:val="ListBullet"/>
+      </w:pPr>
+      <w:r>
+        <w:t>3. This one example guarantees correct results for every future input.</w:t>
+      </w:r>
+    </w:p>
+    <w:p>
+      <w:pPr>
+        <w:pStyle w:val="Heading3"/>
+      </w:pPr>
+      <w:r>
+        <w:t>My selected conclusion, deciding fact and explanation</w:t>
+      </w:r>
+    </w:p>
+    <w:p>
+      <w:r>
+        <w:t>________________________________________________________________</w:t>
+      </w:r>
+    </w:p>
+    <w:p>
+      <w:r>
+        <w:t>________________________________________________________________</w:t>
+      </w:r>
+    </w:p>
+    <w:p>
+      <w:r>
+        <w:t>________________________________________________________________</w:t>
+      </w:r>
+    </w:p>
+    <w:p>
+      <w:r>
+        <w:t>________________________________________________________________</w:t>
+      </w:r>
+    </w:p>
+    <w:p>
+      <w:r>
+        <w:t>________________________________________________________________</w:t>
+      </w:r>
+    </w:p>
+    <w:p>
+      <w:pPr>
+        <w:pStyle w:val="ListBullet"/>
+      </w:pPr>
+      <w:r>
+        <w:t>Hint if needed: Use the changed condition and the deciding step in the pictorial trace. The answer must say what follows from those facts.</w:t>
+      </w:r>
+    </w:p>
+    <w:p>
+      <w:pPr>
+        <w:pStyle w:val="Heading2"/>
+      </w:pPr>
+      <w:r>
+        <w:t>Check after the changed attempt · reference / check after trying</w:t>
+      </w:r>
+    </w:p>
+    <w:p>
+      <w:pPr>
+        <w:spacing w:line="336" w:lineRule="auto" w:after="180"/>
+      </w:pPr>
+      <w:r>
+        <w:rPr>
+          <w:b w:val="0"/>
+        </w:rPr>
+        <w:t xml:space="preserve">After your attempt, compare with the supported explanation: The stated improvement </w:t>
+      </w:r>
+      <w:r>
+        <w:rPr>
+          <w:b/>
+        </w:rPr>
+        <w:t>hypothesis</w:t>
+      </w:r>
+      <w:r>
+        <w:rPr>
+          <w:b w:val="0"/>
+        </w:rPr>
+        <w:t xml:space="preserve"> is not supported on these cases. Friendliness is a different outcome from the predefined unsupported-case count.</w:t>
+      </w:r>
+    </w:p>
+    <w:p>
+      <w:pPr>
+        <w:pStyle w:val="Heading2"/>
+      </w:pPr>
+      <w:r>
+        <w:t>Repair and retain the record</w:t>
+      </w:r>
+    </w:p>
+    <w:p>
+      <w:pPr>
+        <w:spacing w:line="336" w:lineRule="auto" w:after="180"/>
+      </w:pPr>
+      <w:r>
+        <w:rPr>
+          <w:b w:val="0"/>
+        </w:rPr>
+        <w:t xml:space="preserve">Review A literature comparison matrix (ai-7/6). Goal: Explain the </w:t>
       </w:r>
       <w:r>
         <w:rPr>
@@ -3215,40 +4925,7 @@
         <w:rPr>
           <w:b w:val="0"/>
         </w:rPr>
-        <w:t xml:space="preserve"> and terminology of hypotheses and measurable outcomes</w:t>
-      </w:r>
-    </w:p>
-    <w:p>
-      <w:pPr>
-        <w:pStyle w:val="Heading3"/>
-      </w:pPr>
-      <w:r>
-        <w:t>My deciding step, evidence and one remaining question</w:t>
-      </w:r>
-    </w:p>
-    <w:p>
-      <w:r>
-        <w:t>________________________________________________________________</w:t>
-      </w:r>
-    </w:p>
-    <w:p>
-      <w:r>
-        <w:t>________________________________________________________________</w:t>
-      </w:r>
-    </w:p>
-    <w:p>
-      <w:r>
-        <w:t>________________________________________________________________</w:t>
-      </w:r>
-    </w:p>
-    <w:p>
-      <w:r>
-        <w:t>________________________________________________________________</w:t>
-      </w:r>
-    </w:p>
-    <w:p>
-      <w:r>
-        <w:t>________________________________________________________________</w:t>
+        <w:t xml:space="preserve"> and terminology of a literature comparison matrix.</w:t>
       </w:r>
     </w:p>
     <w:p>
@@ -3259,42 +4936,41 @@
         <w:rPr>
           <w:b w:val="0"/>
         </w:rPr>
-        <w:t xml:space="preserve">If you are unsure, return to the worked picture and explain one arrow. If you are ready, change an </w:t>
+        <w:t>Short practice: Explain why 8/10 indoors and 16/20 outdoors share a rate but not a controlled comparison. Which condition column must the literature matrix preserve?. Return to this week and explain what you changed.</w:t>
+      </w:r>
+    </w:p>
+    <w:p>
+      <w:pPr>
+        <w:spacing w:line="336" w:lineRule="auto" w:after="180"/>
+      </w:pPr>
+      <w:r>
+        <w:rPr>
+          <w:b w:val="0"/>
+        </w:rPr>
+        <w:t xml:space="preserve">Review Methods results and limitations (ai-7/4). Goal: Explain the </w:t>
       </w:r>
       <w:r>
         <w:rPr>
           <w:b/>
         </w:rPr>
-        <w:t>input</w:t>
+        <w:t>mechanism</w:t>
       </w:r>
       <w:r>
         <w:rPr>
           <w:b w:val="0"/>
         </w:rPr>
-        <w:t xml:space="preserve"> or assumption and justify your </w:t>
-      </w:r>
-      <w:r>
-        <w:rPr>
-          <w:b/>
-        </w:rPr>
-        <w:t>prediction</w:t>
-      </w:r>
+        <w:t xml:space="preserve"> and terminology of methods results and limitations.</w:t>
+      </w:r>
+    </w:p>
+    <w:p>
+      <w:pPr>
+        <w:spacing w:line="336" w:lineRule="auto" w:after="180"/>
+      </w:pPr>
       <w:r>
         <w:rPr>
           <w:b w:val="0"/>
         </w:rPr>
-        <w:t>.</w:t>
-      </w:r>
-    </w:p>
-    <w:p>
-      <w:pPr>
-        <w:spacing w:line="336" w:lineRule="auto" w:after="180"/>
-      </w:pPr>
-      <w:r>
-        <w:rPr>
-          <w:b w:val="0"/>
-        </w:rPr>
-        <w:t xml:space="preserve">Save your workbook </w:t>
+        <w:t xml:space="preserve">Short practice: Place the five-photo procedure, 3/5 versus 4/5 finding and missing outdoor </w:t>
       </w:r>
       <w:r>
         <w:rPr>
@@ -3306,20 +4982,118 @@
         <w:rPr>
           <w:b w:val="0"/>
         </w:rPr>
-        <w:t>. At the next review, try a different case before opening your old answer.</w:t>
-      </w:r>
-    </w:p>
-    <w:p>
-      <w:pPr>
-        <w:pStyle w:val="Heading1"/>
-      </w:pPr>
-      <w:r>
-        <w:t>17. Supported practice, repair and portfolio</w:t>
-      </w:r>
-    </w:p>
-    <w:p>
-      <w:r>
-        <w:t>Attempt supported questions before using hints or feedback. Review a missing building block, then keep the completed work.</w:t>
+        <w:t xml:space="preserve"> in their proper categories. Why cannot the result establish that B is best for outdoor farming?.</w:t>
+      </w:r>
+    </w:p>
+    <w:p>
+      <w:pPr>
+        <w:spacing w:line="336" w:lineRule="auto" w:after="180"/>
+      </w:pPr>
+      <w:r>
+        <w:rPr>
+          <w:b w:val="0"/>
+        </w:rPr>
+        <w:t>Return to this week and explain what you changed.</w:t>
+      </w:r>
+    </w:p>
+    <w:p>
+      <w:pPr>
+        <w:spacing w:line="336" w:lineRule="auto" w:after="180"/>
+      </w:pPr>
+      <w:r>
+        <w:rPr>
+          <w:b w:val="0"/>
+        </w:rPr>
+        <w:t xml:space="preserve">Review A question that </w:t>
+      </w:r>
+      <w:r>
+        <w:rPr>
+          <w:b/>
+        </w:rPr>
+        <w:t>evidence</w:t>
+      </w:r>
+      <w:r>
+        <w:rPr>
+          <w:b w:val="0"/>
+        </w:rPr>
+        <w:t xml:space="preserve"> can answer (ai-7/1). Goal: Explain the </w:t>
+      </w:r>
+      <w:r>
+        <w:rPr>
+          <w:b/>
+        </w:rPr>
+        <w:t>mechanism</w:t>
+      </w:r>
+      <w:r>
+        <w:rPr>
+          <w:b w:val="0"/>
+        </w:rPr>
+        <w:t xml:space="preserve"> and terminology of a question that </w:t>
+      </w:r>
+      <w:r>
+        <w:rPr>
+          <w:b/>
+        </w:rPr>
+        <w:t>evidence</w:t>
+      </w:r>
+      <w:r>
+        <w:rPr>
+          <w:b w:val="0"/>
+        </w:rPr>
+        <w:t xml:space="preserve"> can answer. Short practice: Which proposed diagram question has a measurable outcome?</w:t>
+      </w:r>
+    </w:p>
+    <w:p>
+      <w:pPr>
+        <w:spacing w:line="336" w:lineRule="auto" w:after="180"/>
+      </w:pPr>
+      <w:r>
+        <w:rPr>
+          <w:b w:val="0"/>
+        </w:rPr>
+        <w:t>Name its versions, six-case denominator and fixed scoring, then explain why giving only B easier tasks spoils the comparison.. Return to this week and explain what you changed.</w:t>
+      </w:r>
+    </w:p>
+    <w:p>
+      <w:pPr>
+        <w:spacing w:line="336" w:lineRule="auto" w:after="180"/>
+      </w:pPr>
+      <w:r>
+        <w:rPr>
+          <w:b w:val="0"/>
+        </w:rPr>
+        <w:t xml:space="preserve">Use Download completed work in the hosted lesson to export your answers, reflections, practice feedback and code-run </w:t>
+      </w:r>
+      <w:r>
+        <w:rPr>
+          <w:b/>
+        </w:rPr>
+        <w:t>evidence</w:t>
+      </w:r>
+      <w:r>
+        <w:rPr>
+          <w:b w:val="0"/>
+        </w:rPr>
+        <w:t>. Open the HTML copy to read or print it.</w:t>
+      </w:r>
+    </w:p>
+    <w:p>
+      <w:pPr>
+        <w:spacing w:line="336" w:lineRule="auto" w:after="180"/>
+      </w:pPr>
+      <w:r>
+        <w:rPr>
+          <w:b w:val="0"/>
+        </w:rPr>
+        <w:t>Drafts stay in this browser when storage is available; clear drafts on a shared device.</w:t>
+      </w:r>
+    </w:p>
+    <w:p>
+      <w:pPr>
+        <w:pStyle w:val="Heading2"/>
+      </w:pPr>
+      <w:r>
+        <w:t>Earlier wording, alternatives and picture transcripts · reference / check after trying</w:t>
       </w:r>
     </w:p>
     <w:p>
@@ -3335,92 +5109,10 @@
     </w:p>
     <w:p>
       <w:pPr>
-        <w:spacing w:line="336" w:lineRule="auto" w:after="180"/>
-      </w:pPr>
-      <w:r>
-        <w:rPr>
-          <w:b w:val="0"/>
-        </w:rPr>
-        <w:t xml:space="preserve">Write a testable </w:t>
-      </w:r>
-      <w:r>
-        <w:rPr>
-          <w:b/>
-        </w:rPr>
-        <w:t>hypothesis</w:t>
-      </w:r>
-      <w:r>
-        <w:rPr>
-          <w:b w:val="0"/>
-        </w:rPr>
-        <w:t xml:space="preserve"> before scoring. A team predicts that a retrieval rule will reduce unsupported answers on a fixed validation set.</w:t>
-      </w:r>
-    </w:p>
-    <w:p>
-      <w:pPr>
         <w:pStyle w:val="Heading3"/>
       </w:pPr>
       <w:r>
-        <w:t>Practice 1: explain the deciding evidence</w:t>
-      </w:r>
-    </w:p>
-    <w:p>
-      <w:pPr>
-        <w:spacing w:line="336" w:lineRule="auto" w:after="180"/>
-      </w:pPr>
-      <w:r>
-        <w:rPr>
-          <w:b w:val="0"/>
-        </w:rPr>
-        <w:t xml:space="preserve">Which labelled step matches this detail? Run both versions on the same cases after recording the </w:t>
-      </w:r>
-      <w:r>
-        <w:rPr>
-          <w:b/>
-        </w:rPr>
-        <w:t>hypothesis</w:t>
-      </w:r>
-      <w:r>
-        <w:rPr>
-          <w:b w:val="0"/>
-        </w:rPr>
-        <w:t>.</w:t>
-      </w:r>
-    </w:p>
-    <w:p>
-      <w:pPr>
-        <w:spacing w:line="336" w:lineRule="auto" w:after="180"/>
-        <w:shd w:fill="F4F9FC"/>
-      </w:pPr>
-      <w:r>
-        <w:rPr>
-          <w:b w:val="0"/>
-        </w:rPr>
-        <w:t>1. Name the directional claim</w:t>
-      </w:r>
-    </w:p>
-    <w:p>
-      <w:pPr>
-        <w:spacing w:line="336" w:lineRule="auto" w:after="180"/>
-        <w:shd w:fill="F4F9FC"/>
-      </w:pPr>
-      <w:r>
-        <w:rPr>
-          <w:b w:val="0"/>
-        </w:rPr>
-        <w:t>2. Freeze the comparison</w:t>
-      </w:r>
-    </w:p>
-    <w:p>
-      <w:pPr>
-        <w:spacing w:line="336" w:lineRule="auto" w:after="180"/>
-        <w:shd w:fill="F4F9FC"/>
-      </w:pPr>
-      <w:r>
-        <w:rPr>
-          <w:b w:val="0"/>
-        </w:rPr>
-        <w:t>3. Define scoring first</w:t>
+        <w:t>Repair a missing building block</w:t>
       </w:r>
     </w:p>
     <w:p>
@@ -3428,510 +5120,25 @@
         <w:pStyle w:val="Heading3"/>
       </w:pPr>
       <w:r>
-        <w:t>My selected conclusion, deciding fact and explanation</w:t>
-      </w:r>
-    </w:p>
-    <w:p>
-      <w:r>
-        <w:t>________________________________________________________________</w:t>
-      </w:r>
-    </w:p>
-    <w:p>
-      <w:r>
-        <w:t>________________________________________________________________</w:t>
-      </w:r>
-    </w:p>
-    <w:p>
-      <w:r>
-        <w:t>________________________________________________________________</w:t>
-      </w:r>
-    </w:p>
-    <w:p>
-      <w:r>
-        <w:t>________________________________________________________________</w:t>
-      </w:r>
-    </w:p>
-    <w:p>
-      <w:r>
-        <w:t>________________________________________________________________</w:t>
-      </w:r>
-    </w:p>
-    <w:p>
-      <w:pPr>
-        <w:pStyle w:val="Heading3"/>
-      </w:pPr>
-      <w:r>
-        <w:t>Hint · try first</w:t>
-      </w:r>
-    </w:p>
-    <w:p>
-      <w:pPr>
-        <w:spacing w:line="336" w:lineRule="auto" w:after="180"/>
-        <w:shd w:fill="F1F6F8"/>
-      </w:pPr>
-      <w:r>
-        <w:rPr>
-          <w:b w:val="0"/>
-        </w:rPr>
-        <w:t>Hint if needed: Read the steps in the pictorial case. Match the supplied detail to the stage that performs or records it.</w:t>
-      </w:r>
-    </w:p>
-    <w:p>
-      <w:pPr>
-        <w:pStyle w:val="Heading3"/>
-      </w:pPr>
-      <w:r>
-        <w:t>Feedback · compare after trying</w:t>
-      </w:r>
-    </w:p>
-    <w:p>
-      <w:pPr>
-        <w:spacing w:line="336" w:lineRule="auto" w:after="180"/>
-        <w:shd w:fill="F1F6FC"/>
-      </w:pPr>
-      <w:r>
-        <w:rPr>
-          <w:b w:val="0"/>
-        </w:rPr>
-        <w:t xml:space="preserve">After your attempt, compare with the supported explanation: Freeze the comparison Run both versions on the same cases after recording the </w:t>
-      </w:r>
-      <w:r>
-        <w:rPr>
-          <w:b/>
-        </w:rPr>
-        <w:t>hypothesis</w:t>
-      </w:r>
-      <w:r>
-        <w:rPr>
-          <w:b w:val="0"/>
-        </w:rPr>
-        <w:t xml:space="preserve">. A </w:t>
-      </w:r>
-      <w:r>
-        <w:rPr>
-          <w:b/>
-        </w:rPr>
-        <w:t>hypothesis</w:t>
-      </w:r>
-      <w:r>
-        <w:rPr>
-          <w:b w:val="0"/>
-        </w:rPr>
-        <w:t xml:space="preserve"> makes an expected pattern explicit before seeing outcomes.</w:t>
-      </w:r>
-    </w:p>
-    <w:p>
-      <w:pPr>
-        <w:spacing w:line="336" w:lineRule="auto" w:after="180"/>
-        <w:shd w:fill="F1F6FC"/>
-      </w:pPr>
-      <w:r>
-        <w:rPr>
-          <w:b w:val="0"/>
-        </w:rPr>
-        <w:t>The measured definition must be clear enough for another reviewer to apply.</w:t>
-      </w:r>
-    </w:p>
-    <w:p>
-      <w:pPr>
-        <w:pStyle w:val="Heading3"/>
-      </w:pPr>
-      <w:r>
-        <w:t>Practice 2: explain the deciding evidence</w:t>
-      </w:r>
-    </w:p>
-    <w:p>
-      <w:pPr>
-        <w:pStyle w:val="Heading3"/>
-      </w:pPr>
-      <w:r>
-        <w:t>Changed case · predict first</w:t>
-      </w:r>
-    </w:p>
-    <w:p>
-      <w:pPr>
-        <w:spacing w:line="336" w:lineRule="auto" w:after="180"/>
-        <w:shd w:fill="F5F1FB"/>
-      </w:pPr>
-      <w:r>
-        <w:rPr>
-          <w:b w:val="0"/>
-        </w:rPr>
-        <w:t>Changed-case practice: B sounds friendlier but has the same unsupported count as A. Which conclusion is supported by the supplied facts?</w:t>
-      </w:r>
-    </w:p>
-    <w:p>
-      <w:pPr>
-        <w:spacing w:line="336" w:lineRule="auto" w:after="180"/>
-        <w:shd w:fill="F4F9FC"/>
-      </w:pPr>
-      <w:r>
-        <w:rPr>
-          <w:b w:val="0"/>
-        </w:rPr>
-        <w:t xml:space="preserve">1. We can decide the result without examining the changed </w:t>
-      </w:r>
-      <w:r>
-        <w:rPr>
-          <w:b/>
-        </w:rPr>
-        <w:t>input</w:t>
-      </w:r>
-      <w:r>
-        <w:rPr>
-          <w:b w:val="0"/>
-        </w:rPr>
-        <w:t xml:space="preserve"> or the procedure.</w:t>
-      </w:r>
-    </w:p>
-    <w:p>
-      <w:pPr>
-        <w:spacing w:line="336" w:lineRule="auto" w:after="180"/>
-        <w:shd w:fill="F4F9FC"/>
-      </w:pPr>
-      <w:r>
-        <w:rPr>
-          <w:b w:val="0"/>
-        </w:rPr>
-        <w:t xml:space="preserve">2. The stated improvement </w:t>
-      </w:r>
-      <w:r>
-        <w:rPr>
-          <w:b/>
-        </w:rPr>
-        <w:t>hypothesis</w:t>
-      </w:r>
-      <w:r>
-        <w:rPr>
-          <w:b w:val="0"/>
-        </w:rPr>
-        <w:t xml:space="preserve"> is not supported on these cases.</w:t>
-      </w:r>
-    </w:p>
-    <w:p>
-      <w:pPr>
-        <w:spacing w:line="336" w:lineRule="auto" w:after="180"/>
-        <w:shd w:fill="F4F9FC"/>
-      </w:pPr>
-      <w:r>
-        <w:rPr>
-          <w:b w:val="0"/>
-        </w:rPr>
-        <w:t xml:space="preserve">3. This one example guarantees correct results for every future </w:t>
-      </w:r>
-      <w:r>
-        <w:rPr>
-          <w:b/>
-        </w:rPr>
-        <w:t>input</w:t>
-      </w:r>
-      <w:r>
-        <w:rPr>
-          <w:b w:val="0"/>
-        </w:rPr>
-        <w:t>.</w:t>
-      </w:r>
-    </w:p>
-    <w:p>
-      <w:pPr>
-        <w:pStyle w:val="Heading3"/>
-      </w:pPr>
-      <w:r>
-        <w:t>My selected conclusion, deciding fact and explanation</w:t>
-      </w:r>
-    </w:p>
-    <w:p>
-      <w:r>
-        <w:t>________________________________________________________________</w:t>
-      </w:r>
-    </w:p>
-    <w:p>
-      <w:r>
-        <w:t>________________________________________________________________</w:t>
-      </w:r>
-    </w:p>
-    <w:p>
-      <w:r>
-        <w:t>________________________________________________________________</w:t>
-      </w:r>
-    </w:p>
-    <w:p>
-      <w:r>
-        <w:t>________________________________________________________________</w:t>
-      </w:r>
-    </w:p>
-    <w:p>
-      <w:r>
-        <w:t>________________________________________________________________</w:t>
-      </w:r>
-    </w:p>
-    <w:p>
-      <w:pPr>
-        <w:pStyle w:val="Heading3"/>
-      </w:pPr>
-      <w:r>
-        <w:t>Hint · try first</w:t>
-      </w:r>
-    </w:p>
-    <w:p>
-      <w:pPr>
-        <w:spacing w:line="336" w:lineRule="auto" w:after="180"/>
-        <w:shd w:fill="F1F6F8"/>
-      </w:pPr>
-      <w:r>
-        <w:rPr>
-          <w:b w:val="0"/>
-        </w:rPr>
-        <w:t>Hint if needed: Use the changed condition and the deciding step in the pictorial trace. The answer must say what follows from those facts.</w:t>
-      </w:r>
-    </w:p>
-    <w:p>
-      <w:pPr>
-        <w:pStyle w:val="Heading3"/>
-      </w:pPr>
-      <w:r>
-        <w:t>Feedback · compare after trying</w:t>
-      </w:r>
-    </w:p>
-    <w:p>
-      <w:pPr>
-        <w:spacing w:line="336" w:lineRule="auto" w:after="180"/>
-        <w:shd w:fill="F1F6FC"/>
-      </w:pPr>
-      <w:r>
-        <w:rPr>
-          <w:b w:val="0"/>
-        </w:rPr>
-        <w:t xml:space="preserve">After your attempt, compare with the supported explanation: The stated improvement </w:t>
-      </w:r>
-      <w:r>
-        <w:rPr>
-          <w:b/>
-        </w:rPr>
-        <w:t>hypothesis</w:t>
-      </w:r>
-      <w:r>
-        <w:rPr>
-          <w:b w:val="0"/>
-        </w:rPr>
-        <w:t xml:space="preserve"> is not supported on these cases. Friendliness is a different outcome from the predefined unsupported-case count.</w:t>
-      </w:r>
-    </w:p>
-    <w:p>
-      <w:pPr>
-        <w:pStyle w:val="Heading3"/>
-      </w:pPr>
-      <w:r>
-        <w:t>Repair a missing building block</w:t>
-      </w:r>
-    </w:p>
-    <w:p>
-      <w:pPr>
-        <w:spacing w:line="336" w:lineRule="auto" w:after="180"/>
-      </w:pPr>
-      <w:r>
-        <w:rPr>
-          <w:b w:val="0"/>
-        </w:rPr>
-        <w:t xml:space="preserve">Review A literature comparison matrix (ai-7/6). Goal: Explain the </w:t>
-      </w:r>
-      <w:r>
-        <w:rPr>
-          <w:b/>
-        </w:rPr>
-        <w:t>mechanism</w:t>
-      </w:r>
-      <w:r>
-        <w:rPr>
-          <w:b w:val="0"/>
-        </w:rPr>
-        <w:t xml:space="preserve"> and terminology of a literature comparison matrix.</w:t>
-      </w:r>
-    </w:p>
-    <w:p>
-      <w:pPr>
-        <w:spacing w:line="336" w:lineRule="auto" w:after="180"/>
-      </w:pPr>
-      <w:r>
-        <w:rPr>
-          <w:b w:val="0"/>
-        </w:rPr>
-        <w:t>Short practice: Explain why 8/10 indoors and 16/20 outdoors share a rate but not a controlled comparison. Which condition column must the literature matrix preserve?. Return to this week and explain what you changed.</w:t>
-      </w:r>
-    </w:p>
-    <w:p>
-      <w:pPr>
-        <w:spacing w:line="336" w:lineRule="auto" w:after="180"/>
-      </w:pPr>
-      <w:r>
-        <w:rPr>
-          <w:b w:val="0"/>
-        </w:rPr>
-        <w:t xml:space="preserve">Review Methods results and limitations (ai-7/4). Goal: Explain the </w:t>
-      </w:r>
-      <w:r>
-        <w:rPr>
-          <w:b/>
-        </w:rPr>
-        <w:t>mechanism</w:t>
-      </w:r>
-      <w:r>
-        <w:rPr>
-          <w:b w:val="0"/>
-        </w:rPr>
-        <w:t xml:space="preserve"> and terminology of methods results and limitations.</w:t>
-      </w:r>
-    </w:p>
-    <w:p>
-      <w:pPr>
-        <w:spacing w:line="336" w:lineRule="auto" w:after="180"/>
-      </w:pPr>
-      <w:r>
-        <w:rPr>
-          <w:b w:val="0"/>
-        </w:rPr>
-        <w:t xml:space="preserve">Short practice: Place the five-photo procedure, 3/5 versus 4/5 finding and missing outdoor </w:t>
-      </w:r>
-      <w:r>
-        <w:rPr>
-          <w:b/>
-        </w:rPr>
-        <w:t>evidence</w:t>
-      </w:r>
-      <w:r>
-        <w:rPr>
-          <w:b w:val="0"/>
-        </w:rPr>
-        <w:t xml:space="preserve"> in their proper categories. Why cannot the result establish that B is best for outdoor farming?.</w:t>
-      </w:r>
-    </w:p>
-    <w:p>
-      <w:pPr>
-        <w:spacing w:line="336" w:lineRule="auto" w:after="180"/>
-      </w:pPr>
-      <w:r>
-        <w:rPr>
-          <w:b w:val="0"/>
-        </w:rPr>
-        <w:t>Return to this week and explain what you changed.</w:t>
-      </w:r>
-    </w:p>
-    <w:p>
-      <w:pPr>
-        <w:spacing w:line="336" w:lineRule="auto" w:after="180"/>
-      </w:pPr>
-      <w:r>
-        <w:rPr>
-          <w:b w:val="0"/>
-        </w:rPr>
-        <w:t xml:space="preserve">Review A question that </w:t>
-      </w:r>
-      <w:r>
-        <w:rPr>
-          <w:b/>
-        </w:rPr>
-        <w:t>evidence</w:t>
-      </w:r>
-      <w:r>
-        <w:rPr>
-          <w:b w:val="0"/>
-        </w:rPr>
-        <w:t xml:space="preserve"> can answer (ai-7/1). Goal: Explain the </w:t>
-      </w:r>
-      <w:r>
-        <w:rPr>
-          <w:b/>
-        </w:rPr>
-        <w:t>mechanism</w:t>
-      </w:r>
-      <w:r>
-        <w:rPr>
-          <w:b w:val="0"/>
-        </w:rPr>
-        <w:t xml:space="preserve"> and terminology of a question that </w:t>
-      </w:r>
-      <w:r>
-        <w:rPr>
-          <w:b/>
-        </w:rPr>
-        <w:t>evidence</w:t>
-      </w:r>
-      <w:r>
-        <w:rPr>
-          <w:b w:val="0"/>
-        </w:rPr>
-        <w:t xml:space="preserve"> can answer. Short practice: Which proposed diagram question has a measurable outcome?</w:t>
-      </w:r>
-    </w:p>
-    <w:p>
-      <w:pPr>
-        <w:spacing w:line="336" w:lineRule="auto" w:after="180"/>
-      </w:pPr>
-      <w:r>
-        <w:rPr>
-          <w:b w:val="0"/>
-        </w:rPr>
-        <w:t>Name its versions, six-case denominator and fixed scoring, then explain why giving only B easier tasks spoils the comparison.. Return to this week and explain what you changed.</w:t>
-      </w:r>
-    </w:p>
-    <w:p>
-      <w:pPr>
-        <w:pStyle w:val="Heading3"/>
-      </w:pPr>
-      <w:r>
         <w:t>Keep your completed work</w:t>
       </w:r>
     </w:p>
     <w:p>
       <w:pPr>
-        <w:spacing w:line="336" w:lineRule="auto" w:after="180"/>
-      </w:pPr>
-      <w:r>
-        <w:rPr>
-          <w:b w:val="0"/>
-        </w:rPr>
-        <w:t xml:space="preserve">Use Download completed work in the hosted lesson to export your answers, reflections, practice feedback and code-run </w:t>
-      </w:r>
-      <w:r>
-        <w:rPr>
-          <w:b/>
-        </w:rPr>
-        <w:t>evidence</w:t>
-      </w:r>
-      <w:r>
-        <w:rPr>
-          <w:b w:val="0"/>
-        </w:rPr>
-        <w:t>. Open the HTML copy to read or print it.</w:t>
-      </w:r>
-    </w:p>
-    <w:p>
-      <w:pPr>
-        <w:spacing w:line="336" w:lineRule="auto" w:after="180"/>
-      </w:pPr>
-      <w:r>
-        <w:rPr>
-          <w:b w:val="0"/>
-        </w:rPr>
-        <w:t>Drafts stay in this browser when storage is available; clear drafts on a shared device.</w:t>
-      </w:r>
-    </w:p>
-    <w:p>
-      <w:pPr>
         <w:pStyle w:val="Heading1"/>
       </w:pPr>
       <w:r>
-        <w:t>18. Visual concept journey</w:t>
-      </w:r>
-    </w:p>
-    <w:p>
-      <w:r>
-        <w:t>Explain each Hypotheses and measurable outcomes graphic using its labels, deciding evidence and relevant limitation.</w:t>
-      </w:r>
-    </w:p>
-    <w:p>
-      <w:pPr>
-        <w:pStyle w:val="Heading3"/>
+        <w:t>18. Reference · Six-picture concept journey</w:t>
+      </w:r>
+    </w:p>
+    <w:p>
+      <w:r>
+        <w:t>Choose the picture that supports the current explanation.</w:t>
+      </w:r>
+    </w:p>
+    <w:p>
+      <w:pPr>
+        <w:pStyle w:val="Heading2"/>
       </w:pPr>
       <w:r>
         <w:t>01. Hypotheses and measurable outcomes: the case</w:t>
@@ -3942,7 +5149,7 @@
         <w:drawing>
           <wp:inline xmlns:a="http://schemas.openxmlformats.org/drawingml/2006/main" xmlns:pic="http://schemas.openxmlformats.org/drawingml/2006/picture">
             <wp:extent cx="5486400" cy="2834640"/>
-            <wp:docPr id="2" name="Picture 2" descr="Write a testable hypothesis before scoring. A team predicts that a retrieval rule will reduce unsupported answers on a fixed validation set. Supplied facts: Ten cases are reserved. Unsupported means a factual claim absent from the approved card. Prediction: B has fewer unsupported cases than A."/>
+            <wp:docPr id="4" name="Picture 4" descr="Write a testable hypothesis before scoring. A team predicts that a retrieval rule will reduce unsupported answers on a fixed validation set. Supplied facts: Ten cases are reserved. Unsupported means a factual claim absent from the approved card. Prediction: B has fewer unsupported cases than A."/>
             <wp:cNvGraphicFramePr>
               <a:graphicFrameLocks noChangeAspect="1"/>
             </wp:cNvGraphicFramePr>
@@ -3954,7 +5161,7 @@
                     <pic:cNvPicPr/>
                   </pic:nvPicPr>
                   <pic:blipFill>
-                    <a:blip r:embed="rId10"/>
+                    <a:blip r:embed="rId12"/>
                     <a:stretch>
                       <a:fillRect/>
                     </a:stretch>
@@ -4022,7 +5229,6 @@
     <w:p>
       <w:pPr>
         <w:spacing w:line="336" w:lineRule="auto" w:after="180"/>
-        <w:shd w:fill="F5F1FB"/>
       </w:pPr>
       <w:r>
         <w:rPr>
@@ -4033,7 +5239,7 @@
     </w:p>
     <w:p>
       <w:pPr>
-        <w:pStyle w:val="Heading3"/>
+        <w:pStyle w:val="Heading2"/>
       </w:pPr>
       <w:r>
         <w:t>02. Follow the deciding steps</w:t>
@@ -4044,7 +5250,7 @@
         <w:drawing>
           <wp:inline xmlns:a="http://schemas.openxmlformats.org/drawingml/2006/main" xmlns:pic="http://schemas.openxmlformats.org/drawingml/2006/picture">
             <wp:extent cx="5486400" cy="3337560"/>
-            <wp:docPr id="3" name="Picture 3" descr="Name the directional claim: The prediction concerns unsupported cases, not writing elegance. → Define scoring first: Each answer either contains an unsupported claim or does not under the fixed rubric. → Freeze the comparison: Run both versions on the same cases after recording the hypothesis."/>
+            <wp:docPr id="5" name="Picture 5" descr="Name the directional claim: The prediction concerns unsupported cases, not writing elegance. → Define scoring first: Each answer either contains an unsupported claim or does not under the fixed rubric. → Freeze the comparison: Run both versions on the same cases after recording the hypothesis."/>
             <wp:cNvGraphicFramePr>
               <a:graphicFrameLocks noChangeAspect="1"/>
             </wp:cNvGraphicFramePr>
@@ -4056,7 +5262,7 @@
                     <pic:cNvPicPr/>
                   </pic:nvPicPr>
                   <pic:blipFill>
-                    <a:blip r:embed="rId11"/>
+                    <a:blip r:embed="rId9"/>
                     <a:stretch>
                       <a:fillRect/>
                     </a:stretch>
@@ -4113,7 +5319,6 @@
     <w:p>
       <w:pPr>
         <w:spacing w:line="336" w:lineRule="auto" w:after="180"/>
-        <w:shd w:fill="F5F1FB"/>
       </w:pPr>
       <w:r>
         <w:rPr>
@@ -4136,7 +5341,7 @@
     </w:p>
     <w:p>
       <w:pPr>
-        <w:pStyle w:val="Heading3"/>
+        <w:pStyle w:val="Heading2"/>
       </w:pPr>
       <w:r>
         <w:t>03. Hypotheses and measurable outcomes — evidence trace</w:t>
@@ -4147,7 +5352,7 @@
         <w:drawing>
           <wp:inline xmlns:a="http://schemas.openxmlformats.org/drawingml/2006/main" xmlns:pic="http://schemas.openxmlformats.org/drawingml/2006/picture">
             <wp:extent cx="5486400" cy="2996184"/>
-            <wp:docPr id="4" name="Picture 4" descr="Hypotheses and measurable outcomes — evidence trace. After seeing faster responses, the team changes its primary claim from support improvement to speed improvement. | Toy hypothesis:method B improves supported-answer rate over baseline A on a reserved paired set. Define support rubric and failure treatment; record secondary outcomes separately. | Report the change as exploratory/post-result revision. Preserve the original support hypothesis; do not present speed as the prespecified primary outcome."/>
+            <wp:docPr id="6" name="Picture 6" descr="Hypotheses and measurable outcomes — evidence trace. After seeing faster responses, the team changes its primary claim from support improvement to speed improvement. | Toy hypothesis: method B improves supported-answer rate over baseline A on a reserved paired set. Define support rubric and failure treatment; record secondary outcomes separately. | Report the change as exploratory/post-result revision. Preserve the original support hypothesis; do not present speed as the prespecified primary outcome."/>
             <wp:cNvGraphicFramePr>
               <a:graphicFrameLocks noChangeAspect="1"/>
             </wp:cNvGraphicFramePr>
@@ -4159,7 +5364,7 @@
                     <pic:cNvPicPr/>
                   </pic:nvPicPr>
                   <pic:blipFill>
-                    <a:blip r:embed="rId12"/>
+                    <a:blip r:embed="rId13"/>
                     <a:stretch>
                       <a:fillRect/>
                     </a:stretch>
@@ -4198,18 +5403,7 @@
         <w:rPr>
           <w:b w:val="0"/>
         </w:rPr>
-        <w:t xml:space="preserve"> trace.</w:t>
-      </w:r>
-    </w:p>
-    <w:p>
-      <w:pPr>
-        <w:spacing w:line="336" w:lineRule="auto" w:after="180"/>
-      </w:pPr>
-      <w:r>
-        <w:rPr>
-          <w:b w:val="0"/>
-        </w:rPr>
-        <w:t xml:space="preserve">After seeing faster responses, the team changes its primary claim from support improvement to speed improvement. | Toy </w:t>
+        <w:t xml:space="preserve"> trace. After seeing faster responses, the team changes its primary claim from support improvement to speed improvement. | Toy </w:t>
       </w:r>
       <w:r>
         <w:rPr>
@@ -4221,29 +5415,7 @@
         <w:rPr>
           <w:b w:val="0"/>
         </w:rPr>
-        <w:t>:method B improves supported-answer rate over baseline A on a reserved paired set.</w:t>
-      </w:r>
-    </w:p>
-    <w:p>
-      <w:pPr>
-        <w:spacing w:line="336" w:lineRule="auto" w:after="180"/>
-      </w:pPr>
-      <w:r>
-        <w:rPr>
-          <w:b w:val="0"/>
-        </w:rPr>
-        <w:t>Define support rubric and failure treatment; record secondary outcomes separately. | Report the change as exploratory/post-result revision.</w:t>
-      </w:r>
-    </w:p>
-    <w:p>
-      <w:pPr>
-        <w:spacing w:line="336" w:lineRule="auto" w:after="180"/>
-      </w:pPr>
-      <w:r>
-        <w:rPr>
-          <w:b w:val="0"/>
-        </w:rPr>
-        <w:t xml:space="preserve">Preserve the original support </w:t>
+        <w:t xml:space="preserve">: method B improves supported-answer rate over baseline A on a reserved paired set. Define support rubric and failure treatment; record secondary outcomes separately. | Report the change as exploratory/post-result revision. Preserve the original support </w:t>
       </w:r>
       <w:r>
         <w:rPr>
@@ -4273,7 +5445,6 @@
     <w:p>
       <w:pPr>
         <w:spacing w:line="336" w:lineRule="auto" w:after="180"/>
-        <w:shd w:fill="F5F1FB"/>
       </w:pPr>
       <w:r>
         <w:rPr>
@@ -4284,7 +5455,7 @@
     </w:p>
     <w:p>
       <w:pPr>
-        <w:pStyle w:val="Heading3"/>
+        <w:pStyle w:val="Heading2"/>
       </w:pPr>
       <w:r>
         <w:t>04. Change one thing. Trace what follows.</w:t>
@@ -4295,7 +5466,7 @@
         <w:drawing>
           <wp:inline xmlns:a="http://schemas.openxmlformats.org/drawingml/2006/main" xmlns:pic="http://schemas.openxmlformats.org/drawingml/2006/picture">
             <wp:extent cx="5486400" cy="3026664"/>
-            <wp:docPr id="5" name="Picture 5" descr="Original case: Run both versions on the same cases after recording the hypothesis. Changed condition: B sounds friendlier but has the same unsupported count as A. Expected result: The stated improvement hypothesis is not supported on these cases. Reason: Friendliness is a different outcome from the predefined unsupported-case count."/>
+            <wp:docPr id="7" name="Picture 7" descr="Original case: Run both versions on the same cases after recording the hypothesis. Changed condition: B sounds friendlier but has the same unsupported count as A. Expected result: The stated improvement hypothesis is not supported on these cases. Reason: Friendliness is a different outcome from the predefined unsupported-case count."/>
             <wp:cNvGraphicFramePr>
               <a:graphicFrameLocks noChangeAspect="1"/>
             </wp:cNvGraphicFramePr>
@@ -4307,7 +5478,7 @@
                     <pic:cNvPicPr/>
                   </pic:nvPicPr>
                   <pic:blipFill>
-                    <a:blip r:embed="rId13"/>
+                    <a:blip r:embed="rId10"/>
                     <a:stretch>
                       <a:fillRect/>
                     </a:stretch>
@@ -4375,7 +5546,6 @@
     <w:p>
       <w:pPr>
         <w:spacing w:line="336" w:lineRule="auto" w:after="180"/>
-        <w:shd w:fill="F5F1FB"/>
       </w:pPr>
       <w:r>
         <w:rPr>
@@ -4386,7 +5556,7 @@
     </w:p>
     <w:p>
       <w:pPr>
-        <w:pStyle w:val="Heading3"/>
+        <w:pStyle w:val="Heading2"/>
       </w:pPr>
       <w:r>
         <w:t>05. Connect the explanation to its limit</w:t>
@@ -4397,7 +5567,7 @@
         <w:drawing>
           <wp:inline xmlns:a="http://schemas.openxmlformats.org/drawingml/2006/main" xmlns:pic="http://schemas.openxmlformats.org/drawingml/2006/picture">
             <wp:extent cx="5486400" cy="2834640"/>
-            <wp:docPr id="6" name="Picture 6" descr="A hypothesis makes an expected pattern explicit before seeing outcomes. The measured definition must be clear enough for another reviewer to apply. Limit: No power calculation or significance claim is provided; a null descriptive difference is not proof of exact equality."/>
+            <wp:docPr id="8" name="Picture 8" descr="A hypothesis makes an expected pattern explicit before seeing outcomes. The measured definition must be clear enough for another reviewer to apply. Limit: No power calculation or significance claim is provided; a null descriptive difference is not proof of exact equality."/>
             <wp:cNvGraphicFramePr>
               <a:graphicFrameLocks noChangeAspect="1"/>
             </wp:cNvGraphicFramePr>
@@ -4465,7 +5635,6 @@
     <w:p>
       <w:pPr>
         <w:spacing w:line="336" w:lineRule="auto" w:after="180"/>
-        <w:shd w:fill="F5F1FB"/>
       </w:pPr>
       <w:r>
         <w:rPr>
@@ -4476,7 +5645,7 @@
     </w:p>
     <w:p>
       <w:pPr>
-        <w:pStyle w:val="Heading3"/>
+        <w:pStyle w:val="Heading2"/>
       </w:pPr>
       <w:r>
         <w:t>06. Make the idea visible in your project</w:t>
@@ -4487,7 +5656,7 @@
         <w:drawing>
           <wp:inline xmlns:a="http://schemas.openxmlformats.org/drawingml/2006/main" xmlns:pic="http://schemas.openxmlformats.org/drawingml/2006/picture">
             <wp:extent cx="5486400" cy="3681984"/>
-            <wp:docPr id="7" name="Picture 7" descr="For the Reproducible AI Research Study, retain an annotated worked trace and the changed-case reasoning. Connect the claim to its records, units and assumptions so another investigator can challenge or reproduce it. Draw your input, deciding step, result and limit. Supported question: Name the predicted outcome and how unsupported is scored. If B sounds friendlier but ties A’s unsupported count, does the recorded improvement hypothesis receive support?"/>
+            <wp:docPr id="9" name="Picture 9" descr="For the Reproducible AI Research Study, retain an annotated worked trace and the changed-case reasoning. Connect the claim to its records, units and assumptions so another investigator can challenge or reproduce it. Draw your input, deciding step, result and limit. Supported question: Name the predicted outcome and how unsupported is scored. If B sounds friendlier but ties A’s unsupported count, does the recorded improvement hypothesis receive support?"/>
             <wp:cNvGraphicFramePr>
               <a:graphicFrameLocks noChangeAspect="1"/>
             </wp:cNvGraphicFramePr>
@@ -4578,7 +5747,6 @@
     <w:p>
       <w:pPr>
         <w:spacing w:line="336" w:lineRule="auto" w:after="180"/>
-        <w:shd w:fill="F5F1FB"/>
       </w:pPr>
       <w:r>
         <w:rPr>
@@ -4597,6 +5765,62 @@
           <w:b w:val="0"/>
         </w:rPr>
         <w:t>.</w:t>
+      </w:r>
+    </w:p>
+    <w:p>
+      <w:pPr>
+        <w:pStyle w:val="Heading2"/>
+      </w:pPr>
+      <w:r>
+        <w:t>Earlier wording, alternatives and picture transcripts · reference / check after trying</w:t>
+      </w:r>
+    </w:p>
+    <w:p>
+      <w:pPr>
+        <w:pStyle w:val="Heading3"/>
+      </w:pPr>
+      <w:r>
+        <w:t>01. Hypotheses and measurable outcomes: the case</w:t>
+      </w:r>
+    </w:p>
+    <w:p>
+      <w:pPr>
+        <w:pStyle w:val="Heading3"/>
+      </w:pPr>
+      <w:r>
+        <w:t>02. Follow the deciding steps</w:t>
+      </w:r>
+    </w:p>
+    <w:p>
+      <w:pPr>
+        <w:pStyle w:val="Heading3"/>
+      </w:pPr>
+      <w:r>
+        <w:t>03. Hypotheses and measurable outcomes — evidence trace</w:t>
+      </w:r>
+    </w:p>
+    <w:p>
+      <w:pPr>
+        <w:pStyle w:val="Heading3"/>
+      </w:pPr>
+      <w:r>
+        <w:t>04. Change one thing. Trace what follows.</w:t>
+      </w:r>
+    </w:p>
+    <w:p>
+      <w:pPr>
+        <w:pStyle w:val="Heading3"/>
+      </w:pPr>
+      <w:r>
+        <w:t>05. Connect the explanation to its limit</w:t>
+      </w:r>
+    </w:p>
+    <w:p>
+      <w:pPr>
+        <w:pStyle w:val="Heading3"/>
+      </w:pPr>
+      <w:r>
+        <w:t>06. Make the idea visible in your project</w:t>
       </w:r>
     </w:p>
     <w:sectPr>
